--- a/TAZA/_документы/Письмо в МЭПР – Проектный офис на базе ЦАКФ.docx
+++ b/TAZA/_документы/Письмо в МЭПР – Проектный офис на базе ЦАКФ.docx
@@ -483,7 +483,7 @@
           <w:szCs w:val="20"/>
           <w:highlight w:val="yellow"/>
         </w:rPr>
-        <w:t xml:space="preserve">323 857</w:t>
+        <w:t xml:space="preserve">320 745</w:t>
       </w:r>
       <w:r>
         <w:rPr>
@@ -513,7 +513,7 @@
           <w:sz w:val="20"/>
           <w:szCs w:val="20"/>
         </w:rPr>
-        <w:t xml:space="preserve">А. Организационное обеспечение – 180 857 тыс. тенге:</w:t>
+        <w:t xml:space="preserve">А. Организационное обеспечение – 177 745 тыс. тенге:</w:t>
       </w:r>
     </w:p>
     <w:p>

--- a/TAZA/_документы/Письмо в МЭПР – Проектный офис на базе ЦАКФ.docx
+++ b/TAZA/_документы/Письмо в МЭПР – Проектный офис на базе ЦАКФ.docx
@@ -696,7 +696,7 @@
           <w:sz w:val="20"/>
           <w:szCs w:val="20"/>
         </w:rPr>
-        <w:t xml:space="preserve">Подробные сметы и паспорта проектов будут представлены дополнительно. Начиная с 2027 года деятельность Проектного офиса предлагается обеспечивать преимущественно за счет спонсорских и иных внебюджетных средств, привлекаемых Фондом, в том числе международных грантов.</w:t>
+        <w:t xml:space="preserve">Подробные сметы и паспорта проектов будут представлены дополнительно. Начиная с 2027 года деятельность Проектного офиса будет расширяться и планируется продолжать обеспечивать работу преимущественно за счет спонсорских и иных внебюджетных средств, привлекаемых Фондом, в том числе международных грантов.</w:t>
       </w:r>
     </w:p>
     <w:p>

--- a/TAZA/_документы/Письмо в МЭПР – Проектный офис на базе ЦАКФ.docx
+++ b/TAZA/_документы/Письмо в МЭПР – Проектный офис на базе ЦАКФ.docx
@@ -573,7 +573,7 @@
           <w:sz w:val="20"/>
           <w:szCs w:val="20"/>
         </w:rPr>
-        <w:t xml:space="preserve">– «Связь с регионами» – выезды в регионы, медиа и коммуникации.</w:t>
+        <w:t xml:space="preserve">– «Связь с регионами и общественностью» – выезды в регионы, медиа и коммуникации.</w:t>
       </w:r>
     </w:p>
     <w:p>

--- a/TAZA/_документы/Письмо в МЭПР – Проектный офис на базе ЦАКФ.docx
+++ b/TAZA/_документы/Письмо в МЭПР – Проектный офис на базе ЦАКФ.docx
@@ -9,23 +9,23 @@
         <w:jc w:val="left"/>
         <w:rPr>
           <w:rFonts w:ascii="Arial" w:hAnsi="Arial" w:cs="Arial"/>
-          <w:sz w:val="20"/>
-          <w:szCs w:val="20"/>
-        </w:rPr>
-      </w:pPr>
-      <w:r>
-        <w:rPr>
-          <w:rFonts w:ascii="Arial" w:hAnsi="Arial" w:cs="Arial"/>
-          <w:sz w:val="20"/>
-          <w:szCs w:val="20"/>
+          <w:sz w:val="24"/>
+          <w:szCs w:val="24"/>
+        </w:rPr>
+      </w:pPr>
+      <w:r>
+        <w:rPr>
+          <w:rFonts w:ascii="Arial" w:hAnsi="Arial" w:cs="Arial"/>
+          <w:sz w:val="24"/>
+          <w:szCs w:val="24"/>
         </w:rPr>
         <w:t xml:space="preserve">Исх. № </w:t>
       </w:r>
       <w:r>
         <w:rPr>
           <w:rFonts w:ascii="Arial" w:hAnsi="Arial" w:cs="Arial"/>
-          <w:sz w:val="20"/>
-          <w:szCs w:val="20"/>
+          <w:sz w:val="24"/>
+          <w:szCs w:val="24"/>
           <w:highlight w:val="yellow"/>
         </w:rPr>
         <w:t xml:space="preserve">02/___</w:t>
@@ -33,16 +33,16 @@
       <w:r>
         <w:rPr>
           <w:rFonts w:ascii="Arial" w:hAnsi="Arial" w:cs="Arial"/>
-          <w:sz w:val="20"/>
-          <w:szCs w:val="20"/>
+          <w:sz w:val="24"/>
+          <w:szCs w:val="24"/>
         </w:rPr>
         <w:t xml:space="preserve"> от </w:t>
       </w:r>
       <w:r>
         <w:rPr>
           <w:rFonts w:ascii="Arial" w:hAnsi="Arial" w:cs="Arial"/>
-          <w:sz w:val="20"/>
-          <w:szCs w:val="20"/>
+          <w:sz w:val="24"/>
+          <w:szCs w:val="24"/>
           <w:highlight w:val="yellow"/>
         </w:rPr>
         <w:t xml:space="preserve">__.10.2026</w:t>
@@ -50,8 +50,8 @@
       <w:r>
         <w:rPr>
           <w:rFonts w:ascii="Arial" w:hAnsi="Arial" w:cs="Arial"/>
-          <w:sz w:val="20"/>
-          <w:szCs w:val="20"/>
+          <w:sz w:val="24"/>
+          <w:szCs w:val="24"/>
         </w:rPr>
         <w:t xml:space="preserve"> г.</w:t>
       </w:r>
@@ -63,15 +63,15 @@
         <w:jc w:val="left"/>
         <w:rPr>
           <w:rFonts w:ascii="Arial" w:hAnsi="Arial" w:cs="Arial"/>
-          <w:sz w:val="20"/>
-          <w:szCs w:val="20"/>
-        </w:rPr>
-      </w:pPr>
-      <w:r>
-        <w:rPr>
-          <w:rFonts w:ascii="Arial" w:hAnsi="Arial" w:cs="Arial"/>
-          <w:sz w:val="20"/>
-          <w:szCs w:val="20"/>
+          <w:sz w:val="24"/>
+          <w:szCs w:val="24"/>
+        </w:rPr>
+      </w:pPr>
+      <w:r>
+        <w:rPr>
+          <w:rFonts w:ascii="Arial" w:hAnsi="Arial" w:cs="Arial"/>
+          <w:sz w:val="24"/>
+          <w:szCs w:val="24"/>
         </w:rPr>
         <w:t xml:space="preserve">Министру экологии и природных ресурсов</w:t>
       </w:r>
@@ -83,15 +83,15 @@
         <w:jc w:val="left"/>
         <w:rPr>
           <w:rFonts w:ascii="Arial" w:hAnsi="Arial" w:cs="Arial"/>
-          <w:sz w:val="20"/>
-          <w:szCs w:val="20"/>
-        </w:rPr>
-      </w:pPr>
-      <w:r>
-        <w:rPr>
-          <w:rFonts w:ascii="Arial" w:hAnsi="Arial" w:cs="Arial"/>
-          <w:sz w:val="20"/>
-          <w:szCs w:val="20"/>
+          <w:sz w:val="24"/>
+          <w:szCs w:val="24"/>
+        </w:rPr>
+      </w:pPr>
+      <w:r>
+        <w:rPr>
+          <w:rFonts w:ascii="Arial" w:hAnsi="Arial" w:cs="Arial"/>
+          <w:sz w:val="24"/>
+          <w:szCs w:val="24"/>
         </w:rPr>
         <w:t xml:space="preserve">Республики Казахстан</w:t>
       </w:r>
@@ -103,18 +103,39 @@
         <w:jc w:val="left"/>
         <w:rPr>
           <w:rFonts w:ascii="Arial" w:hAnsi="Arial" w:cs="Arial"/>
-          <w:sz w:val="20"/>
-          <w:szCs w:val="20"/>
-        </w:rPr>
-      </w:pPr>
-      <w:r>
-        <w:rPr>
-          <w:rFonts w:ascii="Arial" w:hAnsi="Arial" w:cs="Arial"/>
-          <w:sz w:val="20"/>
-          <w:szCs w:val="20"/>
-          <w:highlight w:val="yellow"/>
-        </w:rPr>
-        <w:t xml:space="preserve">Куантырову ___</w:t>
+          <w:sz w:val="24"/>
+          <w:szCs w:val="24"/>
+        </w:rPr>
+      </w:pPr>
+      <w:r>
+        <w:rPr>
+          <w:rFonts w:ascii="Arial" w:hAnsi="Arial" w:cs="Arial"/>
+          <w:sz w:val="24"/>
+          <w:szCs w:val="24"/>
+        </w:rPr>
+        <w:t xml:space="preserve">Куантырову А.С.</w:t>
+      </w:r>
+    </w:p>
+    <w:p>
+      <w:pPr>
+        <w:spacing w:before="0" w:after="160" w:line="240" w:lineRule="auto"/>
+        <w:ind w:left="0" w:right="0" w:firstLine="0"/>
+        <w:jc w:val="center"/>
+        <w:rPr>
+          <w:rFonts w:ascii="Arial" w:hAnsi="Arial" w:cs="Arial"/>
+          <w:sz w:val="24"/>
+          <w:szCs w:val="24"/>
+        </w:rPr>
+      </w:pPr>
+      <w:r>
+        <w:rPr>
+          <w:rFonts w:ascii="Arial" w:hAnsi="Arial" w:cs="Arial"/>
+          <w:b/>
+          <w:bCs/>
+          <w:sz w:val="24"/>
+          <w:szCs w:val="24"/>
+        </w:rPr>
+        <w:t xml:space="preserve">Уважаемый Алибек Сакенович!</w:t>
       </w:r>
     </w:p>
     <w:p>
@@ -124,15 +145,15 @@
         <w:jc w:val="both"/>
         <w:rPr>
           <w:rFonts w:ascii="Arial" w:hAnsi="Arial" w:cs="Arial"/>
-          <w:sz w:val="20"/>
-          <w:szCs w:val="20"/>
-        </w:rPr>
-      </w:pPr>
-      <w:r>
-        <w:rPr>
-          <w:rFonts w:ascii="Arial" w:hAnsi="Arial" w:cs="Arial"/>
-          <w:sz w:val="20"/>
-          <w:szCs w:val="20"/>
+          <w:sz w:val="24"/>
+          <w:szCs w:val="24"/>
+        </w:rPr>
+      </w:pPr>
+      <w:r>
+        <w:rPr>
+          <w:rFonts w:ascii="Arial" w:hAnsi="Arial" w:cs="Arial"/>
+          <w:sz w:val="24"/>
+          <w:szCs w:val="24"/>
         </w:rPr>
         <w:t xml:space="preserve">Выражаю Вам почтение от лица Центрально-Азиатского климатического фонда.</w:t>
       </w:r>
@@ -144,15 +165,15 @@
         <w:jc w:val="both"/>
         <w:rPr>
           <w:rFonts w:ascii="Arial" w:hAnsi="Arial" w:cs="Arial"/>
-          <w:sz w:val="20"/>
-          <w:szCs w:val="20"/>
-        </w:rPr>
-      </w:pPr>
-      <w:r>
-        <w:rPr>
-          <w:rFonts w:ascii="Arial" w:hAnsi="Arial" w:cs="Arial"/>
-          <w:sz w:val="20"/>
-          <w:szCs w:val="20"/>
+          <w:sz w:val="24"/>
+          <w:szCs w:val="24"/>
+        </w:rPr>
+      </w:pPr>
+      <w:r>
+        <w:rPr>
+          <w:rFonts w:ascii="Arial" w:hAnsi="Arial" w:cs="Arial"/>
+          <w:sz w:val="24"/>
+          <w:szCs w:val="24"/>
         </w:rPr>
         <w:t xml:space="preserve">Центрально-Азиатский климатический фонд (далее – Фонд) является юридической формой Проектного офиса для Центральной Азии по изменению климата и зеленой энергетике, который был создан 22 февраля 2024 года во исполнение инициативы Главы государства Касым-Жомарта Кемелевича Токаева, озвученной на 78-й сессии Генеральной Ассамблеи ООН.</w:t>
       </w:r>
@@ -164,17 +185,17 @@
         <w:jc w:val="both"/>
         <w:rPr>
           <w:rFonts w:ascii="Arial" w:hAnsi="Arial" w:cs="Arial"/>
-          <w:sz w:val="20"/>
-          <w:szCs w:val="20"/>
-        </w:rPr>
-      </w:pPr>
-      <w:r>
-        <w:rPr>
-          <w:rFonts w:ascii="Arial" w:hAnsi="Arial" w:cs="Arial"/>
-          <w:sz w:val="20"/>
-          <w:szCs w:val="20"/>
-        </w:rPr>
-        <w:t xml:space="preserve">Мандат Фонда подтвержден на высшем региональном уровне. В соответствии с пунктом 24 Декларации глав государств Центральной Азии «Экологическая солидарность Центральной Азии», принятой на Региональном экологическом саммите (Астана, 22–24 апреля 2026 года), президенты выразили готовность к сотрудничеству в рамках Проектного офиса по Центральной Азии по изменению климата и зеленой энергетике с целью ускорения региональных действий, направленных на содействие экологическому переходу в регионе. Это позволяет не только реализовывать инициативу внутри страны, но и представлять опыт «Таза Қазақстан» как казахстанскую модель для всего региона.</w:t>
+          <w:sz w:val="24"/>
+          <w:szCs w:val="24"/>
+        </w:rPr>
+      </w:pPr>
+      <w:r>
+        <w:rPr>
+          <w:rFonts w:ascii="Arial" w:hAnsi="Arial" w:cs="Arial"/>
+          <w:sz w:val="24"/>
+          <w:szCs w:val="24"/>
+        </w:rPr>
+        <w:t xml:space="preserve">Общенациональная инициатива «Таза Қазақстан», выдвинутая Главой государства, за период реализации Концепции развития экологической культуры на 2024–2029 годы дала заметные результаты: собрано около 3 млн тонн отходов, очищено порядка 3 млн гектаров территорий, высажено около 5,8 млн деревьев, ежегодно в экологических мероприятиях участвуют свыше 6 млн человек. Вместе с тем Глава государства поставил задачу вывести инициативу на качественно новый уровень: «Считаю необходимым разработать национальный стандарт чистоты. Это требование времени» (19 сентября 2026 года) и «Важно наполнить инициативу «Таза Қазақстан» качественно новым содержанием, свежими идеями и креативными проектами» (Первая сессия Қазақстан Халық Кеңесі, 24 сентября 2026 года).</w:t>
       </w:r>
     </w:p>
     <w:p>
@@ -184,17 +205,17 @@
         <w:jc w:val="both"/>
         <w:rPr>
           <w:rFonts w:ascii="Arial" w:hAnsi="Arial" w:cs="Arial"/>
-          <w:sz w:val="20"/>
-          <w:szCs w:val="20"/>
-        </w:rPr>
-      </w:pPr>
-      <w:r>
-        <w:rPr>
-          <w:rFonts w:ascii="Arial" w:hAnsi="Arial" w:cs="Arial"/>
-          <w:sz w:val="20"/>
-          <w:szCs w:val="20"/>
-        </w:rPr>
-        <w:t xml:space="preserve">Общенациональная инициатива «Таза Қазақстан», выдвинутая Главой государства, за период реализации Концепции развития экологической культуры на 2024–2029 годы дала заметные результаты: собрано около 3 млн тонн отходов, очищено порядка 3 млн гектаров территорий, высажено около 5,8 млн деревьев, ежегодно в экологических мероприятиях участвуют свыше 6 млн человек. Вместе с тем Глава государства поставил задачу вывести инициативу на качественно новый уровень: «Считаю необходимым разработать национальный стандарт чистоты. Это требование времени» (19 сентября 2026 года) и «Важно наполнить инициативу «Таза Қазақстан» качественно новым содержанием, свежими идеями и креативными проектами» (Первая сессия Қазақстан Халық Кеңесі, 24 сентября 2026 года).</w:t>
+          <w:sz w:val="24"/>
+          <w:szCs w:val="24"/>
+        </w:rPr>
+      </w:pPr>
+      <w:r>
+        <w:rPr>
+          <w:rFonts w:ascii="Arial" w:hAnsi="Arial" w:cs="Arial"/>
+          <w:sz w:val="24"/>
+          <w:szCs w:val="24"/>
+        </w:rPr>
+        <w:t xml:space="preserve">«Таза Қазақстан» должен стать фундаментальной основой национальной идеологии, а идея чистоты, порядка и экологической ответственности – неотъемлемой частью национального характера. Бережное отношение к природе закреплено Конституцией как обязанность каждого гражданина, а чистота начинается с сознания и повседневных привычек человека: «Таза орта – Таза әдет – Таза сана».</w:t>
       </w:r>
     </w:p>
     <w:p>
@@ -204,17 +225,17 @@
         <w:jc w:val="both"/>
         <w:rPr>
           <w:rFonts w:ascii="Arial" w:hAnsi="Arial" w:cs="Arial"/>
-          <w:sz w:val="20"/>
-          <w:szCs w:val="20"/>
-        </w:rPr>
-      </w:pPr>
-      <w:r>
-        <w:rPr>
-          <w:rFonts w:ascii="Arial" w:hAnsi="Arial" w:cs="Arial"/>
-          <w:sz w:val="20"/>
-          <w:szCs w:val="20"/>
-        </w:rPr>
-        <w:t xml:space="preserve">«Таза Қазақстан» должен стать фундаментальной основой национальной идеологии, а идея чистоты, порядка и экологической ответственности – неотъемлемой частью национального характера. Бережное отношение к природе закреплено Конституцией как обязанность каждого гражданина, а чистота начинается с сознания и повседневных привычек человека: «Таза орта – Таза әдет – Таза сана».</w:t>
+          <w:sz w:val="24"/>
+          <w:szCs w:val="24"/>
+        </w:rPr>
+      </w:pPr>
+      <w:r>
+        <w:rPr>
+          <w:rFonts w:ascii="Arial" w:hAnsi="Arial" w:cs="Arial"/>
+          <w:sz w:val="24"/>
+          <w:szCs w:val="24"/>
+        </w:rPr>
+        <w:t xml:space="preserve">Решение этой задачи требует перехода от отдельных кампаний к системной общенациональной модели на основе трех взаимосвязанных принципов: институционализация – постоянно действующий Проектный офис как единый оперативный и методический центр; расширение направлений и проектов, ориентированных на постоянное гражданское участие и формирование экологических привычек у каждого гражданина; регулярная система оценки (KPI) и Национальный стандарт чистоты. Ключевой принцип – результат вместо мероприятий: оцениваться должны изменения в состоянии среды и в поведении людей, а не количество проведенных акций.</w:t>
       </w:r>
     </w:p>
     <w:p>
@@ -224,17 +245,439 @@
         <w:jc w:val="both"/>
         <w:rPr>
           <w:rFonts w:ascii="Arial" w:hAnsi="Arial" w:cs="Arial"/>
-          <w:sz w:val="20"/>
-          <w:szCs w:val="20"/>
-        </w:rPr>
-      </w:pPr>
-      <w:r>
-        <w:rPr>
-          <w:rFonts w:ascii="Arial" w:hAnsi="Arial" w:cs="Arial"/>
-          <w:sz w:val="20"/>
-          <w:szCs w:val="20"/>
-        </w:rPr>
-        <w:t xml:space="preserve">Решение этой задачи требует перехода от отдельных кампаний к системной общенациональной модели на основе трех взаимосвязанных принципов: институционализация – постоянно действующий Проектный офис как единый оперативный и методический центр; расширение направлений и проектов, ориентированных на постоянное гражданское участие и формирование экологических привычек у каждого гражданина; регулярная система оценки (KPI) и Национальный стандарт чистоты. Ключевой принцип – результат вместо мероприятий: оцениваться должны изменения в состоянии среды и в поведении людей, а не количество проведенных акций.</w:t>
+          <w:sz w:val="24"/>
+          <w:szCs w:val="24"/>
+        </w:rPr>
+      </w:pPr>
+      <w:r>
+        <w:rPr>
+          <w:rFonts w:ascii="Arial" w:hAnsi="Arial" w:cs="Arial"/>
+          <w:sz w:val="24"/>
+          <w:szCs w:val="24"/>
+        </w:rPr>
+        <w:t xml:space="preserve">В этой связи Фонд готов сформировать под своим крылом Проектный офис «Таза Қазақстан» (далее – Проектный офис), который вместе с Фондом будет выполнять задачи инициативы. Размещение Проектного офиса на базе Фонда не требует создания новой государственной структуры и позволяет сразу использовать имеющуюся организационную инфраструктуру Фонда, опыт реализации проектов, взаимодействия с государственными органами и международными партнерами (ЮНИСЕФ, ЮНКТАД), а также опыт проведения Регионального экологического саммита, собравшего более 11 тысяч участников.</w:t>
+      </w:r>
+    </w:p>
+    <w:p>
+      <w:pPr>
+        <w:spacing w:before="0" w:after="60" w:line="240" w:lineRule="auto"/>
+        <w:ind w:left="0" w:right="0" w:firstLine="709"/>
+        <w:jc w:val="both"/>
+        <w:rPr>
+          <w:rFonts w:ascii="Arial" w:hAnsi="Arial" w:cs="Arial"/>
+          <w:sz w:val="24"/>
+          <w:szCs w:val="24"/>
+        </w:rPr>
+      </w:pPr>
+      <w:r>
+        <w:rPr>
+          <w:rFonts w:ascii="Arial" w:hAnsi="Arial" w:cs="Arial"/>
+          <w:sz w:val="24"/>
+          <w:szCs w:val="24"/>
+        </w:rPr>
+        <w:t xml:space="preserve">Распределение ролей предлагается следующее:</w:t>
+      </w:r>
+    </w:p>
+    <w:p>
+      <w:pPr>
+        <w:spacing w:before="0" w:after="40" w:line="240" w:lineRule="auto"/>
+        <w:ind w:left="567" w:right="0" w:firstLine="0"/>
+        <w:jc w:val="both"/>
+        <w:rPr>
+          <w:rFonts w:ascii="Arial" w:hAnsi="Arial" w:cs="Arial"/>
+          <w:sz w:val="24"/>
+          <w:szCs w:val="24"/>
+        </w:rPr>
+      </w:pPr>
+      <w:r>
+        <w:rPr>
+          <w:rFonts w:ascii="Arial" w:hAnsi="Arial" w:cs="Arial"/>
+          <w:sz w:val="24"/>
+          <w:szCs w:val="24"/>
+        </w:rPr>
+        <w:t xml:space="preserve">– Министерство экологии и природных ресурсов – общее руководство, определение приоритетов и координация государственных органов и акиматов;</w:t>
+      </w:r>
+    </w:p>
+    <w:p>
+      <w:pPr>
+        <w:spacing w:before="0" w:after="40" w:line="240" w:lineRule="auto"/>
+        <w:ind w:left="567" w:right="0" w:firstLine="0"/>
+        <w:jc w:val="both"/>
+        <w:rPr>
+          <w:rFonts w:ascii="Arial" w:hAnsi="Arial" w:cs="Arial"/>
+          <w:sz w:val="24"/>
+          <w:szCs w:val="24"/>
+        </w:rPr>
+      </w:pPr>
+      <w:r>
+        <w:rPr>
+          <w:rFonts w:ascii="Arial" w:hAnsi="Arial" w:cs="Arial"/>
+          <w:sz w:val="24"/>
+          <w:szCs w:val="24"/>
+        </w:rPr>
+        <w:t xml:space="preserve">– Проектный офис – реализация задач инициативы по четырем направлениям: социология, большие данные и аналитика; проектное управление и региональная координация с акиматами 20 регионов и центральными государственными органами; цифровизация и цифровые решения; коммуникация и креатив;</w:t>
+      </w:r>
+    </w:p>
+    <w:p>
+      <w:pPr>
+        <w:spacing w:before="0" w:after="120" w:line="240" w:lineRule="auto"/>
+        <w:ind w:left="567" w:right="0" w:firstLine="0"/>
+        <w:jc w:val="both"/>
+        <w:rPr>
+          <w:rFonts w:ascii="Arial" w:hAnsi="Arial" w:cs="Arial"/>
+          <w:sz w:val="24"/>
+          <w:szCs w:val="24"/>
+        </w:rPr>
+      </w:pPr>
+      <w:r>
+        <w:rPr>
+          <w:rFonts w:ascii="Arial" w:hAnsi="Arial" w:cs="Arial"/>
+          <w:sz w:val="24"/>
+          <w:szCs w:val="24"/>
+        </w:rPr>
+        <w:t xml:space="preserve">– Фонд – организационная, правовая и финансовая платформа, методология и проверка данных, экологическая аналитика, международные методики и партнерства, привлечение внебюджетных средств.</w:t>
+      </w:r>
+    </w:p>
+    <w:p>
+      <w:pPr>
+        <w:spacing w:before="0" w:after="60" w:line="240" w:lineRule="auto"/>
+        <w:ind w:left="0" w:right="0" w:firstLine="709"/>
+        <w:jc w:val="both"/>
+        <w:rPr>
+          <w:rFonts w:ascii="Arial" w:hAnsi="Arial" w:cs="Arial"/>
+          <w:sz w:val="24"/>
+          <w:szCs w:val="24"/>
+        </w:rPr>
+      </w:pPr>
+      <w:r>
+        <w:rPr>
+          <w:rFonts w:ascii="Arial" w:hAnsi="Arial" w:cs="Arial"/>
+          <w:sz w:val="24"/>
+          <w:szCs w:val="24"/>
+        </w:rPr>
+        <w:t xml:space="preserve">В рамках инициативы «Таза Қазақстан» Проектный офис совместно с Фондом планирует реализовать следующие направления и проекты:</w:t>
+      </w:r>
+    </w:p>
+    <w:p>
+      <w:pPr>
+        <w:spacing w:before="0" w:after="40" w:line="240" w:lineRule="auto"/>
+        <w:ind w:left="567" w:right="0" w:firstLine="0"/>
+        <w:jc w:val="both"/>
+        <w:rPr>
+          <w:rFonts w:ascii="Arial" w:hAnsi="Arial" w:cs="Arial"/>
+          <w:sz w:val="24"/>
+          <w:szCs w:val="24"/>
+        </w:rPr>
+      </w:pPr>
+      <w:r>
+        <w:rPr>
+          <w:rFonts w:ascii="Arial" w:hAnsi="Arial" w:cs="Arial"/>
+          <w:sz w:val="24"/>
+          <w:szCs w:val="24"/>
+        </w:rPr>
+        <w:t xml:space="preserve">1) «Таза ел» – Национальный стандарт чистоты: единые требования к чистоте территорий и классификация общественных пространств, оценка территорий по шкале 0–100 (чистота, содержание, озеленение, инфраструктура, культура поведения), «Тазалық индексі», интеллектуальный мониторинг с применением AI и GIS, знак «Тазалық белгісі» для бизнеса и организаций, «счетчик чистоты» в парках и скверах;</w:t>
+      </w:r>
+    </w:p>
+    <w:p>
+      <w:pPr>
+        <w:spacing w:before="0" w:after="40" w:line="240" w:lineRule="auto"/>
+        <w:ind w:left="567" w:right="0" w:firstLine="0"/>
+        <w:jc w:val="both"/>
+        <w:rPr>
+          <w:rFonts w:ascii="Arial" w:hAnsi="Arial" w:cs="Arial"/>
+          <w:sz w:val="24"/>
+          <w:szCs w:val="24"/>
+        </w:rPr>
+      </w:pPr>
+      <w:r>
+        <w:rPr>
+          <w:rFonts w:ascii="Arial" w:hAnsi="Arial" w:cs="Arial"/>
+          <w:sz w:val="24"/>
+          <w:szCs w:val="24"/>
+        </w:rPr>
+        <w:t xml:space="preserve">2) «Жаңа мәдениет» – исследование установок и барьеров, поведенческий проект «Ортақ мекен» по совместному благоустройству общественных пространств жителями и семьями, «Қалдықсыз Қазақстан» – культура повторного использования и upcycling-проекты с дизайнерами и креаторами, «Таза алаң» – культура чистоты на спортивных, культурных и фестивальных мероприятиях;</w:t>
+      </w:r>
+    </w:p>
+    <w:p>
+      <w:pPr>
+        <w:spacing w:before="0" w:after="40" w:line="240" w:lineRule="auto"/>
+        <w:ind w:left="567" w:right="0" w:firstLine="0"/>
+        <w:jc w:val="both"/>
+        <w:rPr>
+          <w:rFonts w:ascii="Arial" w:hAnsi="Arial" w:cs="Arial"/>
+          <w:sz w:val="24"/>
+          <w:szCs w:val="24"/>
+        </w:rPr>
+      </w:pPr>
+      <w:r>
+        <w:rPr>
+          <w:rFonts w:ascii="Arial" w:hAnsi="Arial" w:cs="Arial"/>
+          <w:sz w:val="24"/>
+          <w:szCs w:val="24"/>
+        </w:rPr>
+        <w:t xml:space="preserve">3) «Таза сана» – стандарты бережного отношения к окружающей среде в школах «Taza Mektep» (1–11 классы), площадка обмена идеями «Taza Talqy» во всех 20 регионах, симуляционная игра «Taza Oi» для школьников и студентов, молодежный лагерь, YouTube-проект «Құндылық елшісі» о людях, которые своим трудом сохраняют природу;</w:t>
+      </w:r>
+    </w:p>
+    <w:p>
+      <w:pPr>
+        <w:spacing w:before="0" w:after="40" w:line="240" w:lineRule="auto"/>
+        <w:ind w:left="567" w:right="0" w:firstLine="0"/>
+        <w:jc w:val="both"/>
+        <w:rPr>
+          <w:rFonts w:ascii="Arial" w:hAnsi="Arial" w:cs="Arial"/>
+          <w:sz w:val="24"/>
+          <w:szCs w:val="24"/>
+        </w:rPr>
+      </w:pPr>
+      <w:r>
+        <w:rPr>
+          <w:rFonts w:ascii="Arial" w:hAnsi="Arial" w:cs="Arial"/>
+          <w:sz w:val="24"/>
+          <w:szCs w:val="24"/>
+        </w:rPr>
+        <w:t xml:space="preserve">4) цифровая платформа TAZA.KZ – единый реестр экологических инициатив и проблем, афиша мероприятий, мониторинг результатов, участие граждан и бизнеса, интеграция с TazaQazBot и государственными информационными системами;</w:t>
+      </w:r>
+    </w:p>
+    <w:p>
+      <w:pPr>
+        <w:spacing w:before="0" w:after="120" w:line="240" w:lineRule="auto"/>
+        <w:ind w:left="567" w:right="0" w:firstLine="0"/>
+        <w:jc w:val="both"/>
+        <w:rPr>
+          <w:rFonts w:ascii="Arial" w:hAnsi="Arial" w:cs="Arial"/>
+          <w:sz w:val="24"/>
+          <w:szCs w:val="24"/>
+        </w:rPr>
+      </w:pPr>
+      <w:r>
+        <w:rPr>
+          <w:rFonts w:ascii="Arial" w:hAnsi="Arial" w:cs="Arial"/>
+          <w:sz w:val="24"/>
+          <w:szCs w:val="24"/>
+        </w:rPr>
+        <w:t xml:space="preserve">5) единая коммуникационная среда – узнаваемый образ Tazabek, челлендж «Менің таза әдетім» с блогерами и амбассадорами, документальные фильмы о восстановлении Арала, создании Зеленого пояса Астаны и сохранении природных территорий, музыкальные проекты.</w:t>
+      </w:r>
+    </w:p>
+    <w:p>
+      <w:pPr>
+        <w:spacing w:before="0" w:after="60" w:line="240" w:lineRule="auto"/>
+        <w:ind w:left="0" w:right="0" w:firstLine="709"/>
+        <w:jc w:val="both"/>
+        <w:rPr>
+          <w:rFonts w:ascii="Arial" w:hAnsi="Arial" w:cs="Arial"/>
+          <w:sz w:val="24"/>
+          <w:szCs w:val="24"/>
+        </w:rPr>
+      </w:pPr>
+      <w:r>
+        <w:rPr>
+          <w:rFonts w:ascii="Arial" w:hAnsi="Arial" w:cs="Arial"/>
+          <w:sz w:val="24"/>
+          <w:szCs w:val="24"/>
+        </w:rPr>
+        <w:t xml:space="preserve">Для запуска Проектного офиса в октябре–декабре 2026 года необходимо </w:t>
+      </w:r>
+      <w:r>
+        <w:rPr>
+          <w:rFonts w:ascii="Arial" w:hAnsi="Arial" w:cs="Arial"/>
+          <w:sz w:val="24"/>
+          <w:szCs w:val="24"/>
+          <w:highlight w:val="yellow"/>
+        </w:rPr>
+        <w:t xml:space="preserve">320 745</w:t>
+      </w:r>
+      <w:r>
+        <w:rPr>
+          <w:rFonts w:ascii="Arial" w:hAnsi="Arial" w:cs="Arial"/>
+          <w:sz w:val="24"/>
+          <w:szCs w:val="24"/>
+        </w:rPr>
+        <w:t xml:space="preserve"> тыс. тенге, в том числе:</w:t>
+      </w:r>
+    </w:p>
+    <w:p>
+      <w:pPr>
+        <w:spacing w:before="0" w:after="40" w:line="240" w:lineRule="auto"/>
+        <w:ind w:left="0" w:right="0" w:firstLine="0"/>
+        <w:jc w:val="both"/>
+        <w:rPr>
+          <w:rFonts w:ascii="Arial" w:hAnsi="Arial" w:cs="Arial"/>
+          <w:sz w:val="24"/>
+          <w:szCs w:val="24"/>
+        </w:rPr>
+      </w:pPr>
+      <w:r>
+        <w:rPr>
+          <w:rFonts w:ascii="Arial" w:hAnsi="Arial" w:cs="Arial"/>
+          <w:b/>
+          <w:bCs/>
+          <w:sz w:val="24"/>
+          <w:szCs w:val="24"/>
+        </w:rPr>
+        <w:t xml:space="preserve">А. Организационное обеспечение – 177 745 тыс. тенге:</w:t>
+      </w:r>
+    </w:p>
+    <w:p>
+      <w:pPr>
+        <w:spacing w:before="0" w:after="20" w:line="240" w:lineRule="auto"/>
+        <w:ind w:left="567" w:right="0" w:firstLine="0"/>
+        <w:jc w:val="both"/>
+        <w:rPr>
+          <w:rFonts w:ascii="Arial" w:hAnsi="Arial" w:cs="Arial"/>
+          <w:sz w:val="24"/>
+          <w:szCs w:val="24"/>
+        </w:rPr>
+      </w:pPr>
+      <w:r>
+        <w:rPr>
+          <w:rFonts w:ascii="Arial" w:hAnsi="Arial" w:cs="Arial"/>
+          <w:sz w:val="24"/>
+          <w:szCs w:val="24"/>
+        </w:rPr>
+        <w:t xml:space="preserve">– «Команда» – 18 сотрудников Фонда и Проектного офиса с 21 октября 2026 года и привлеченные специалисты;</w:t>
+      </w:r>
+    </w:p>
+    <w:p>
+      <w:pPr>
+        <w:spacing w:before="0" w:after="20" w:line="240" w:lineRule="auto"/>
+        <w:ind w:left="567" w:right="0" w:firstLine="0"/>
+        <w:jc w:val="both"/>
+        <w:rPr>
+          <w:rFonts w:ascii="Arial" w:hAnsi="Arial" w:cs="Arial"/>
+          <w:sz w:val="24"/>
+          <w:szCs w:val="24"/>
+        </w:rPr>
+      </w:pPr>
+      <w:r>
+        <w:rPr>
+          <w:rFonts w:ascii="Arial" w:hAnsi="Arial" w:cs="Arial"/>
+          <w:sz w:val="24"/>
+          <w:szCs w:val="24"/>
+        </w:rPr>
+        <w:t xml:space="preserve">– «Рабочая среда» – офис, оснащение рабочих мест, цифровые инструменты;</w:t>
+      </w:r>
+    </w:p>
+    <w:p>
+      <w:pPr>
+        <w:spacing w:before="0" w:after="80" w:line="240" w:lineRule="auto"/>
+        <w:ind w:left="567" w:right="0" w:firstLine="0"/>
+        <w:jc w:val="both"/>
+        <w:rPr>
+          <w:rFonts w:ascii="Arial" w:hAnsi="Arial" w:cs="Arial"/>
+          <w:sz w:val="24"/>
+          <w:szCs w:val="24"/>
+        </w:rPr>
+      </w:pPr>
+      <w:r>
+        <w:rPr>
+          <w:rFonts w:ascii="Arial" w:hAnsi="Arial" w:cs="Arial"/>
+          <w:sz w:val="24"/>
+          <w:szCs w:val="24"/>
+        </w:rPr>
+        <w:t xml:space="preserve">– «Связь с регионами и общественностью» – выезды в регионы, медиа и коммуникации.</w:t>
+      </w:r>
+    </w:p>
+    <w:p>
+      <w:pPr>
+        <w:spacing w:before="0" w:after="40" w:line="240" w:lineRule="auto"/>
+        <w:ind w:left="0" w:right="0" w:firstLine="0"/>
+        <w:jc w:val="both"/>
+        <w:rPr>
+          <w:rFonts w:ascii="Arial" w:hAnsi="Arial" w:cs="Arial"/>
+          <w:sz w:val="24"/>
+          <w:szCs w:val="24"/>
+        </w:rPr>
+      </w:pPr>
+      <w:r>
+        <w:rPr>
+          <w:rFonts w:ascii="Arial" w:hAnsi="Arial" w:cs="Arial"/>
+          <w:b/>
+          <w:bCs/>
+          <w:sz w:val="24"/>
+          <w:szCs w:val="24"/>
+        </w:rPr>
+        <w:t xml:space="preserve">Б. Первоочередные проекты в рамках инициативы – 143 000 тыс. тенге </w:t>
+      </w:r>
+      <w:r>
+        <w:rPr>
+          <w:rFonts w:ascii="Arial" w:hAnsi="Arial" w:cs="Arial"/>
+          <w:b/>
+          <w:bCs/>
+          <w:sz w:val="24"/>
+          <w:szCs w:val="24"/>
+          <w:highlight w:val="yellow"/>
+        </w:rPr>
+        <w:t xml:space="preserve">предварительная оценка</w:t>
+      </w:r>
+      <w:r>
+        <w:rPr>
+          <w:rFonts w:ascii="Arial" w:hAnsi="Arial" w:cs="Arial"/>
+          <w:b/>
+          <w:bCs/>
+          <w:sz w:val="24"/>
+          <w:szCs w:val="24"/>
+        </w:rPr>
+        <w:t xml:space="preserve">:</w:t>
+      </w:r>
+    </w:p>
+    <w:p>
+      <w:pPr>
+        <w:spacing w:before="0" w:after="20" w:line="240" w:lineRule="auto"/>
+        <w:ind w:left="567" w:right="0" w:firstLine="0"/>
+        <w:jc w:val="both"/>
+        <w:rPr>
+          <w:rFonts w:ascii="Arial" w:hAnsi="Arial" w:cs="Arial"/>
+          <w:sz w:val="24"/>
+          <w:szCs w:val="24"/>
+        </w:rPr>
+      </w:pPr>
+      <w:r>
+        <w:rPr>
+          <w:rFonts w:ascii="Arial" w:hAnsi="Arial" w:cs="Arial"/>
+          <w:sz w:val="24"/>
+          <w:szCs w:val="24"/>
+        </w:rPr>
+        <w:t xml:space="preserve">– «Цифровая платформа» – запуск TAZA.KZ;</w:t>
+      </w:r>
+    </w:p>
+    <w:p>
+      <w:pPr>
+        <w:spacing w:before="0" w:after="20" w:line="240" w:lineRule="auto"/>
+        <w:ind w:left="567" w:right="0" w:firstLine="0"/>
+        <w:jc w:val="both"/>
+        <w:rPr>
+          <w:rFonts w:ascii="Arial" w:hAnsi="Arial" w:cs="Arial"/>
+          <w:sz w:val="24"/>
+          <w:szCs w:val="24"/>
+        </w:rPr>
+      </w:pPr>
+      <w:r>
+        <w:rPr>
+          <w:rFonts w:ascii="Arial" w:hAnsi="Arial" w:cs="Arial"/>
+          <w:sz w:val="24"/>
+          <w:szCs w:val="24"/>
+        </w:rPr>
+        <w:t xml:space="preserve">– «Голос Таза Қазақстан» – креативные и специальные проекты (Tazabek, «Менің таза әдетім», «Құндылық елшісі»), информационное сопровождение, блогеры и амбассадоры;</w:t>
+      </w:r>
+    </w:p>
+    <w:p>
+      <w:pPr>
+        <w:spacing w:before="0" w:after="120" w:line="240" w:lineRule="auto"/>
+        <w:ind w:left="567" w:right="0" w:firstLine="0"/>
+        <w:jc w:val="both"/>
+        <w:rPr>
+          <w:rFonts w:ascii="Arial" w:hAnsi="Arial" w:cs="Arial"/>
+          <w:sz w:val="24"/>
+          <w:szCs w:val="24"/>
+        </w:rPr>
+      </w:pPr>
+      <w:r>
+        <w:rPr>
+          <w:rFonts w:ascii="Arial" w:hAnsi="Arial" w:cs="Arial"/>
+          <w:sz w:val="24"/>
+          <w:szCs w:val="24"/>
+        </w:rPr>
+        <w:t xml:space="preserve">– «Таза сана в действии» – проекты с молодежью и волонтерами, площадка «Taza Talqy» в регионах, симуляционная игра «Taza Oi».</w:t>
       </w:r>
     </w:p>
     <w:p>
@@ -244,439 +687,17 @@
         <w:jc w:val="both"/>
         <w:rPr>
           <w:rFonts w:ascii="Arial" w:hAnsi="Arial" w:cs="Arial"/>
-          <w:sz w:val="20"/>
-          <w:szCs w:val="20"/>
-        </w:rPr>
-      </w:pPr>
-      <w:r>
-        <w:rPr>
-          <w:rFonts w:ascii="Arial" w:hAnsi="Arial" w:cs="Arial"/>
-          <w:sz w:val="20"/>
-          <w:szCs w:val="20"/>
-        </w:rPr>
-        <w:t xml:space="preserve">В этой связи Фонд готов сформировать под своим крылом Проектный офис «Таза Қазақстан» (далее – Проектный офис), который вместе с Фондом будет выполнять задачи инициативы. Размещение Проектного офиса на базе Фонда не требует создания новой государственной структуры и позволяет сразу использовать имеющуюся организационную инфраструктуру Фонда, опыт реализации проектов, взаимодействия с государственными органами и международными партнерами (ЮНИСЕФ, ЮНКТАД), а также опыт проведения Регионального экологического саммита, собравшего более 11 тысяч участников.</w:t>
-      </w:r>
-    </w:p>
-    <w:p>
-      <w:pPr>
-        <w:spacing w:before="0" w:after="60" w:line="240" w:lineRule="auto"/>
-        <w:ind w:left="0" w:right="0" w:firstLine="709"/>
-        <w:jc w:val="both"/>
-        <w:rPr>
-          <w:rFonts w:ascii="Arial" w:hAnsi="Arial" w:cs="Arial"/>
-          <w:sz w:val="20"/>
-          <w:szCs w:val="20"/>
-        </w:rPr>
-      </w:pPr>
-      <w:r>
-        <w:rPr>
-          <w:rFonts w:ascii="Arial" w:hAnsi="Arial" w:cs="Arial"/>
-          <w:sz w:val="20"/>
-          <w:szCs w:val="20"/>
-        </w:rPr>
-        <w:t xml:space="preserve">Распределение ролей предлагается следующее:</w:t>
-      </w:r>
-    </w:p>
-    <w:p>
-      <w:pPr>
-        <w:spacing w:before="0" w:after="40" w:line="240" w:lineRule="auto"/>
-        <w:ind w:left="567" w:right="0" w:firstLine="0"/>
-        <w:jc w:val="both"/>
-        <w:rPr>
-          <w:rFonts w:ascii="Arial" w:hAnsi="Arial" w:cs="Arial"/>
-          <w:sz w:val="20"/>
-          <w:szCs w:val="20"/>
-        </w:rPr>
-      </w:pPr>
-      <w:r>
-        <w:rPr>
-          <w:rFonts w:ascii="Arial" w:hAnsi="Arial" w:cs="Arial"/>
-          <w:sz w:val="20"/>
-          <w:szCs w:val="20"/>
-        </w:rPr>
-        <w:t xml:space="preserve">– Министерство экологии и природных ресурсов – общее руководство, определение приоритетов и координация государственных органов и акиматов;</w:t>
-      </w:r>
-    </w:p>
-    <w:p>
-      <w:pPr>
-        <w:spacing w:before="0" w:after="40" w:line="240" w:lineRule="auto"/>
-        <w:ind w:left="567" w:right="0" w:firstLine="0"/>
-        <w:jc w:val="both"/>
-        <w:rPr>
-          <w:rFonts w:ascii="Arial" w:hAnsi="Arial" w:cs="Arial"/>
-          <w:sz w:val="20"/>
-          <w:szCs w:val="20"/>
-        </w:rPr>
-      </w:pPr>
-      <w:r>
-        <w:rPr>
-          <w:rFonts w:ascii="Arial" w:hAnsi="Arial" w:cs="Arial"/>
-          <w:sz w:val="20"/>
-          <w:szCs w:val="20"/>
-        </w:rPr>
-        <w:t xml:space="preserve">– Проектный офис – реализация задач инициативы по четырем направлениям: социология, большие данные и аналитика; проектное управление и региональная координация с акиматами 20 регионов и центральными государственными органами; цифровизация и цифровые решения; коммуникация и креатив;</w:t>
-      </w:r>
-    </w:p>
-    <w:p>
-      <w:pPr>
-        <w:spacing w:before="0" w:after="120" w:line="240" w:lineRule="auto"/>
-        <w:ind w:left="567" w:right="0" w:firstLine="0"/>
-        <w:jc w:val="both"/>
-        <w:rPr>
-          <w:rFonts w:ascii="Arial" w:hAnsi="Arial" w:cs="Arial"/>
-          <w:sz w:val="20"/>
-          <w:szCs w:val="20"/>
-        </w:rPr>
-      </w:pPr>
-      <w:r>
-        <w:rPr>
-          <w:rFonts w:ascii="Arial" w:hAnsi="Arial" w:cs="Arial"/>
-          <w:sz w:val="20"/>
-          <w:szCs w:val="20"/>
-        </w:rPr>
-        <w:t xml:space="preserve">– Фонд – организационная, правовая и финансовая платформа, методология и проверка данных, экологическая аналитика, международные методики и партнерства, привлечение внебюджетных средств.</w:t>
-      </w:r>
-    </w:p>
-    <w:p>
-      <w:pPr>
-        <w:spacing w:before="0" w:after="60" w:line="240" w:lineRule="auto"/>
-        <w:ind w:left="0" w:right="0" w:firstLine="709"/>
-        <w:jc w:val="both"/>
-        <w:rPr>
-          <w:rFonts w:ascii="Arial" w:hAnsi="Arial" w:cs="Arial"/>
-          <w:sz w:val="20"/>
-          <w:szCs w:val="20"/>
-        </w:rPr>
-      </w:pPr>
-      <w:r>
-        <w:rPr>
-          <w:rFonts w:ascii="Arial" w:hAnsi="Arial" w:cs="Arial"/>
-          <w:sz w:val="20"/>
-          <w:szCs w:val="20"/>
-        </w:rPr>
-        <w:t xml:space="preserve">В рамках инициативы «Таза Қазақстан» Проектный офис совместно с Фондом планирует реализовать следующие направления и проекты:</w:t>
-      </w:r>
-    </w:p>
-    <w:p>
-      <w:pPr>
-        <w:spacing w:before="0" w:after="40" w:line="240" w:lineRule="auto"/>
-        <w:ind w:left="567" w:right="0" w:firstLine="0"/>
-        <w:jc w:val="both"/>
-        <w:rPr>
-          <w:rFonts w:ascii="Arial" w:hAnsi="Arial" w:cs="Arial"/>
-          <w:sz w:val="20"/>
-          <w:szCs w:val="20"/>
-        </w:rPr>
-      </w:pPr>
-      <w:r>
-        <w:rPr>
-          <w:rFonts w:ascii="Arial" w:hAnsi="Arial" w:cs="Arial"/>
-          <w:sz w:val="20"/>
-          <w:szCs w:val="20"/>
-        </w:rPr>
-        <w:t xml:space="preserve">1) «Таза ел» – Национальный стандарт чистоты: единые требования к чистоте территорий и классификация общественных пространств, оценка территорий по шкале 0–100 (чистота, содержание, озеленение, инфраструктура, культура поведения), «Тазалық индексі», интеллектуальный мониторинг с применением AI и GIS, знак «Тазалық белгісі» для бизнеса и организаций, «счетчик чистоты» в парках и скверах;</w:t>
-      </w:r>
-    </w:p>
-    <w:p>
-      <w:pPr>
-        <w:spacing w:before="0" w:after="40" w:line="240" w:lineRule="auto"/>
-        <w:ind w:left="567" w:right="0" w:firstLine="0"/>
-        <w:jc w:val="both"/>
-        <w:rPr>
-          <w:rFonts w:ascii="Arial" w:hAnsi="Arial" w:cs="Arial"/>
-          <w:sz w:val="20"/>
-          <w:szCs w:val="20"/>
-        </w:rPr>
-      </w:pPr>
-      <w:r>
-        <w:rPr>
-          <w:rFonts w:ascii="Arial" w:hAnsi="Arial" w:cs="Arial"/>
-          <w:sz w:val="20"/>
-          <w:szCs w:val="20"/>
-        </w:rPr>
-        <w:t xml:space="preserve">2) «Жаңа мәдениет» – исследование установок и барьеров, поведенческий проект «Ортақ мекен» по совместному благоустройству общественных пространств жителями и семьями, «Қалдықсыз Қазақстан» – культура повторного использования и upcycling-проекты с дизайнерами и креаторами, «Таза алаң» – культура чистоты на спортивных, культурных и фестивальных мероприятиях;</w:t>
-      </w:r>
-    </w:p>
-    <w:p>
-      <w:pPr>
-        <w:spacing w:before="0" w:after="40" w:line="240" w:lineRule="auto"/>
-        <w:ind w:left="567" w:right="0" w:firstLine="0"/>
-        <w:jc w:val="both"/>
-        <w:rPr>
-          <w:rFonts w:ascii="Arial" w:hAnsi="Arial" w:cs="Arial"/>
-          <w:sz w:val="20"/>
-          <w:szCs w:val="20"/>
-        </w:rPr>
-      </w:pPr>
-      <w:r>
-        <w:rPr>
-          <w:rFonts w:ascii="Arial" w:hAnsi="Arial" w:cs="Arial"/>
-          <w:sz w:val="20"/>
-          <w:szCs w:val="20"/>
-        </w:rPr>
-        <w:t xml:space="preserve">3) «Таза сана» – стандарты бережного отношения к окружающей среде в школах «Taza Mektep» (1–11 классы), площадка обмена идеями «Taza Talqy» во всех 20 регионах, симуляционная игра «Taza Oi» для школьников и студентов, молодежный лагерь, YouTube-проект «Құндылық елшісі» о людях, которые своим трудом сохраняют природу;</w:t>
-      </w:r>
-    </w:p>
-    <w:p>
-      <w:pPr>
-        <w:spacing w:before="0" w:after="40" w:line="240" w:lineRule="auto"/>
-        <w:ind w:left="567" w:right="0" w:firstLine="0"/>
-        <w:jc w:val="both"/>
-        <w:rPr>
-          <w:rFonts w:ascii="Arial" w:hAnsi="Arial" w:cs="Arial"/>
-          <w:sz w:val="20"/>
-          <w:szCs w:val="20"/>
-        </w:rPr>
-      </w:pPr>
-      <w:r>
-        <w:rPr>
-          <w:rFonts w:ascii="Arial" w:hAnsi="Arial" w:cs="Arial"/>
-          <w:sz w:val="20"/>
-          <w:szCs w:val="20"/>
-        </w:rPr>
-        <w:t xml:space="preserve">4) цифровая платформа TAZA.KZ – единый реестр экологических инициатив и проблем, афиша мероприятий, мониторинг результатов, участие граждан и бизнеса, интеграция с TazaQazBot и государственными информационными системами;</w:t>
-      </w:r>
-    </w:p>
-    <w:p>
-      <w:pPr>
-        <w:spacing w:before="0" w:after="120" w:line="240" w:lineRule="auto"/>
-        <w:ind w:left="567" w:right="0" w:firstLine="0"/>
-        <w:jc w:val="both"/>
-        <w:rPr>
-          <w:rFonts w:ascii="Arial" w:hAnsi="Arial" w:cs="Arial"/>
-          <w:sz w:val="20"/>
-          <w:szCs w:val="20"/>
-        </w:rPr>
-      </w:pPr>
-      <w:r>
-        <w:rPr>
-          <w:rFonts w:ascii="Arial" w:hAnsi="Arial" w:cs="Arial"/>
-          <w:sz w:val="20"/>
-          <w:szCs w:val="20"/>
-        </w:rPr>
-        <w:t xml:space="preserve">5) единая коммуникационная среда – узнаваемый образ Tazabek, челлендж «Менің таза әдетім» с блогерами и амбассадорами, документальные фильмы о восстановлении Арала, создании Зеленого пояса Астаны и сохранении природных территорий, музыкальные проекты.</w:t>
-      </w:r>
-    </w:p>
-    <w:p>
-      <w:pPr>
-        <w:spacing w:before="0" w:after="60" w:line="240" w:lineRule="auto"/>
-        <w:ind w:left="0" w:right="0" w:firstLine="709"/>
-        <w:jc w:val="both"/>
-        <w:rPr>
-          <w:rFonts w:ascii="Arial" w:hAnsi="Arial" w:cs="Arial"/>
-          <w:sz w:val="20"/>
-          <w:szCs w:val="20"/>
-        </w:rPr>
-      </w:pPr>
-      <w:r>
-        <w:rPr>
-          <w:rFonts w:ascii="Arial" w:hAnsi="Arial" w:cs="Arial"/>
-          <w:sz w:val="20"/>
-          <w:szCs w:val="20"/>
-        </w:rPr>
-        <w:t xml:space="preserve">Для запуска Проектного офиса в октябре–декабре 2026 года необходимо </w:t>
-      </w:r>
-      <w:r>
-        <w:rPr>
-          <w:rFonts w:ascii="Arial" w:hAnsi="Arial" w:cs="Arial"/>
-          <w:sz w:val="20"/>
-          <w:szCs w:val="20"/>
-          <w:highlight w:val="yellow"/>
-        </w:rPr>
-        <w:t xml:space="preserve">320 745</w:t>
-      </w:r>
-      <w:r>
-        <w:rPr>
-          <w:rFonts w:ascii="Arial" w:hAnsi="Arial" w:cs="Arial"/>
-          <w:sz w:val="20"/>
-          <w:szCs w:val="20"/>
-        </w:rPr>
-        <w:t xml:space="preserve"> тыс. тенге, в том числе:</w:t>
-      </w:r>
-    </w:p>
-    <w:p>
-      <w:pPr>
-        <w:spacing w:before="0" w:after="40" w:line="240" w:lineRule="auto"/>
-        <w:ind w:left="0" w:right="0" w:firstLine="0"/>
-        <w:jc w:val="both"/>
-        <w:rPr>
-          <w:rFonts w:ascii="Arial" w:hAnsi="Arial" w:cs="Arial"/>
-          <w:sz w:val="20"/>
-          <w:szCs w:val="20"/>
-        </w:rPr>
-      </w:pPr>
-      <w:r>
-        <w:rPr>
-          <w:rFonts w:ascii="Arial" w:hAnsi="Arial" w:cs="Arial"/>
-          <w:b/>
-          <w:bCs/>
-          <w:sz w:val="20"/>
-          <w:szCs w:val="20"/>
-        </w:rPr>
-        <w:t xml:space="preserve">А. Организационное обеспечение – 177 745 тыс. тенге:</w:t>
-      </w:r>
-    </w:p>
-    <w:p>
-      <w:pPr>
-        <w:spacing w:before="0" w:after="20" w:line="240" w:lineRule="auto"/>
-        <w:ind w:left="567" w:right="0" w:firstLine="0"/>
-        <w:jc w:val="both"/>
-        <w:rPr>
-          <w:rFonts w:ascii="Arial" w:hAnsi="Arial" w:cs="Arial"/>
-          <w:sz w:val="20"/>
-          <w:szCs w:val="20"/>
-        </w:rPr>
-      </w:pPr>
-      <w:r>
-        <w:rPr>
-          <w:rFonts w:ascii="Arial" w:hAnsi="Arial" w:cs="Arial"/>
-          <w:sz w:val="20"/>
-          <w:szCs w:val="20"/>
-        </w:rPr>
-        <w:t xml:space="preserve">– «Команда» – 18 сотрудников Фонда и Проектного офиса с 21 октября 2026 года и привлеченные специалисты;</w:t>
-      </w:r>
-    </w:p>
-    <w:p>
-      <w:pPr>
-        <w:spacing w:before="0" w:after="20" w:line="240" w:lineRule="auto"/>
-        <w:ind w:left="567" w:right="0" w:firstLine="0"/>
-        <w:jc w:val="both"/>
-        <w:rPr>
-          <w:rFonts w:ascii="Arial" w:hAnsi="Arial" w:cs="Arial"/>
-          <w:sz w:val="20"/>
-          <w:szCs w:val="20"/>
-        </w:rPr>
-      </w:pPr>
-      <w:r>
-        <w:rPr>
-          <w:rFonts w:ascii="Arial" w:hAnsi="Arial" w:cs="Arial"/>
-          <w:sz w:val="20"/>
-          <w:szCs w:val="20"/>
-        </w:rPr>
-        <w:t xml:space="preserve">– «Рабочая среда» – офис, оснащение рабочих мест, цифровые инструменты;</w:t>
-      </w:r>
-    </w:p>
-    <w:p>
-      <w:pPr>
-        <w:spacing w:before="0" w:after="80" w:line="240" w:lineRule="auto"/>
-        <w:ind w:left="567" w:right="0" w:firstLine="0"/>
-        <w:jc w:val="both"/>
-        <w:rPr>
-          <w:rFonts w:ascii="Arial" w:hAnsi="Arial" w:cs="Arial"/>
-          <w:sz w:val="20"/>
-          <w:szCs w:val="20"/>
-        </w:rPr>
-      </w:pPr>
-      <w:r>
-        <w:rPr>
-          <w:rFonts w:ascii="Arial" w:hAnsi="Arial" w:cs="Arial"/>
-          <w:sz w:val="20"/>
-          <w:szCs w:val="20"/>
-        </w:rPr>
-        <w:t xml:space="preserve">– «Связь с регионами и общественностью» – выезды в регионы, медиа и коммуникации.</w:t>
-      </w:r>
-    </w:p>
-    <w:p>
-      <w:pPr>
-        <w:spacing w:before="0" w:after="40" w:line="240" w:lineRule="auto"/>
-        <w:ind w:left="0" w:right="0" w:firstLine="0"/>
-        <w:jc w:val="both"/>
-        <w:rPr>
-          <w:rFonts w:ascii="Arial" w:hAnsi="Arial" w:cs="Arial"/>
-          <w:sz w:val="20"/>
-          <w:szCs w:val="20"/>
-        </w:rPr>
-      </w:pPr>
-      <w:r>
-        <w:rPr>
-          <w:rFonts w:ascii="Arial" w:hAnsi="Arial" w:cs="Arial"/>
-          <w:b/>
-          <w:bCs/>
-          <w:sz w:val="20"/>
-          <w:szCs w:val="20"/>
-        </w:rPr>
-        <w:t xml:space="preserve">Б. Первоочередные проекты в рамках инициативы – 143 000 тыс. тенге </w:t>
-      </w:r>
-      <w:r>
-        <w:rPr>
-          <w:rFonts w:ascii="Arial" w:hAnsi="Arial" w:cs="Arial"/>
-          <w:b/>
-          <w:bCs/>
-          <w:sz w:val="20"/>
-          <w:szCs w:val="20"/>
-          <w:highlight w:val="yellow"/>
-        </w:rPr>
-        <w:t xml:space="preserve">предварительная оценка</w:t>
-      </w:r>
-      <w:r>
-        <w:rPr>
-          <w:rFonts w:ascii="Arial" w:hAnsi="Arial" w:cs="Arial"/>
-          <w:b/>
-          <w:bCs/>
-          <w:sz w:val="20"/>
-          <w:szCs w:val="20"/>
-        </w:rPr>
-        <w:t xml:space="preserve">:</w:t>
-      </w:r>
-    </w:p>
-    <w:p>
-      <w:pPr>
-        <w:spacing w:before="0" w:after="20" w:line="240" w:lineRule="auto"/>
-        <w:ind w:left="567" w:right="0" w:firstLine="0"/>
-        <w:jc w:val="both"/>
-        <w:rPr>
-          <w:rFonts w:ascii="Arial" w:hAnsi="Arial" w:cs="Arial"/>
-          <w:sz w:val="20"/>
-          <w:szCs w:val="20"/>
-        </w:rPr>
-      </w:pPr>
-      <w:r>
-        <w:rPr>
-          <w:rFonts w:ascii="Arial" w:hAnsi="Arial" w:cs="Arial"/>
-          <w:sz w:val="20"/>
-          <w:szCs w:val="20"/>
-        </w:rPr>
-        <w:t xml:space="preserve">– «Цифровая платформа» – запуск TAZA.KZ;</w:t>
-      </w:r>
-    </w:p>
-    <w:p>
-      <w:pPr>
-        <w:spacing w:before="0" w:after="20" w:line="240" w:lineRule="auto"/>
-        <w:ind w:left="567" w:right="0" w:firstLine="0"/>
-        <w:jc w:val="both"/>
-        <w:rPr>
-          <w:rFonts w:ascii="Arial" w:hAnsi="Arial" w:cs="Arial"/>
-          <w:sz w:val="20"/>
-          <w:szCs w:val="20"/>
-        </w:rPr>
-      </w:pPr>
-      <w:r>
-        <w:rPr>
-          <w:rFonts w:ascii="Arial" w:hAnsi="Arial" w:cs="Arial"/>
-          <w:sz w:val="20"/>
-          <w:szCs w:val="20"/>
-        </w:rPr>
-        <w:t xml:space="preserve">– «Голос Таза Қазақстан» – креативные и специальные проекты (Tazabek, «Менің таза әдетім», «Құндылық елшісі»), информационное сопровождение, блогеры и амбассадоры;</w:t>
-      </w:r>
-    </w:p>
-    <w:p>
-      <w:pPr>
-        <w:spacing w:before="0" w:after="120" w:line="240" w:lineRule="auto"/>
-        <w:ind w:left="567" w:right="0" w:firstLine="0"/>
-        <w:jc w:val="both"/>
-        <w:rPr>
-          <w:rFonts w:ascii="Arial" w:hAnsi="Arial" w:cs="Arial"/>
-          <w:sz w:val="20"/>
-          <w:szCs w:val="20"/>
-        </w:rPr>
-      </w:pPr>
-      <w:r>
-        <w:rPr>
-          <w:rFonts w:ascii="Arial" w:hAnsi="Arial" w:cs="Arial"/>
-          <w:sz w:val="20"/>
-          <w:szCs w:val="20"/>
-        </w:rPr>
-        <w:t xml:space="preserve">– «Таза сана в действии» – проекты с молодежью и волонтерами, площадка «Taza Talqy» в регионах, симуляционная игра «Taza Oi».</w:t>
+          <w:sz w:val="24"/>
+          <w:szCs w:val="24"/>
+        </w:rPr>
+      </w:pPr>
+      <w:r>
+        <w:rPr>
+          <w:rFonts w:ascii="Arial" w:hAnsi="Arial" w:cs="Arial"/>
+          <w:sz w:val="24"/>
+          <w:szCs w:val="24"/>
+        </w:rPr>
+        <w:t xml:space="preserve">Презентация проекта прилагается. Начиная с 2027 года деятельность Проектного офиса будет расширяться и планируется продолжать обеспечивать работу преимущественно за счет спонсорских и иных внебюджетных средств, привлекаемых Фондом, в том числе международных грантов.</w:t>
       </w:r>
     </w:p>
     <w:p>
@@ -686,17 +707,17 @@
         <w:jc w:val="both"/>
         <w:rPr>
           <w:rFonts w:ascii="Arial" w:hAnsi="Arial" w:cs="Arial"/>
-          <w:sz w:val="20"/>
-          <w:szCs w:val="20"/>
-        </w:rPr>
-      </w:pPr>
-      <w:r>
-        <w:rPr>
-          <w:rFonts w:ascii="Arial" w:hAnsi="Arial" w:cs="Arial"/>
-          <w:sz w:val="20"/>
-          <w:szCs w:val="20"/>
-        </w:rPr>
-        <w:t xml:space="preserve">Подробные сметы и паспорта проектов будут представлены дополнительно. Начиная с 2027 года деятельность Проектного офиса будет расширяться и планируется продолжать обеспечивать работу преимущественно за счет спонсорских и иных внебюджетных средств, привлекаемых Фондом, в том числе международных грантов.</w:t>
+          <w:sz w:val="24"/>
+          <w:szCs w:val="24"/>
+        </w:rPr>
+      </w:pPr>
+      <w:r>
+        <w:rPr>
+          <w:rFonts w:ascii="Arial" w:hAnsi="Arial" w:cs="Arial"/>
+          <w:sz w:val="24"/>
+          <w:szCs w:val="24"/>
+        </w:rPr>
+        <w:t xml:space="preserve">Дополнительно отмечаем, что в соответствии с пунктом 24 Декларации глав государств Центральной Азии «Экологическая солидарность Центральной Азии», принятой на Региональном экологическом саммите (Астана, 22–24 апреля 2026 года), президенты выразили готовность к сотрудничеству в рамках Проектного офиса по Центральной Азии по изменению климата и зеленой энергетике. Это позволит представить опыт «Таза Қазақстан» как казахстанскую модель для всего региона.</w:t>
       </w:r>
     </w:p>
     <w:p>
@@ -706,23 +727,23 @@
         <w:jc w:val="both"/>
         <w:rPr>
           <w:rFonts w:ascii="Arial" w:hAnsi="Arial" w:cs="Arial"/>
-          <w:sz w:val="20"/>
-          <w:szCs w:val="20"/>
-        </w:rPr>
-      </w:pPr>
-      <w:r>
-        <w:rPr>
-          <w:rFonts w:ascii="Arial" w:hAnsi="Arial" w:cs="Arial"/>
-          <w:sz w:val="20"/>
-          <w:szCs w:val="20"/>
+          <w:sz w:val="24"/>
+          <w:szCs w:val="24"/>
+        </w:rPr>
+      </w:pPr>
+      <w:r>
+        <w:rPr>
+          <w:rFonts w:ascii="Arial" w:hAnsi="Arial" w:cs="Arial"/>
+          <w:sz w:val="24"/>
+          <w:szCs w:val="24"/>
         </w:rPr>
         <w:t xml:space="preserve">С учетом изложенного просим поддержать размещение Проектного офиса «Таза Қазақстан» на базе Центрально-Азиатского климатического фонда и рассмотреть возможность финансирования его запуска в октябре–декабре 2026 года в указанном объеме </w:t>
       </w:r>
       <w:r>
         <w:rPr>
           <w:rFonts w:ascii="Arial" w:hAnsi="Arial" w:cs="Arial"/>
-          <w:sz w:val="20"/>
-          <w:szCs w:val="20"/>
+          <w:sz w:val="24"/>
+          <w:szCs w:val="24"/>
           <w:highlight w:val="yellow"/>
         </w:rPr>
         <w:t xml:space="preserve">, в том числе за счет части чистого дохода АО «Жасыл Даму»</w:t>
@@ -730,10 +751,47 @@
       <w:r>
         <w:rPr>
           <w:rFonts w:ascii="Arial" w:hAnsi="Arial" w:cs="Arial"/>
-          <w:sz w:val="20"/>
-          <w:szCs w:val="20"/>
+          <w:sz w:val="24"/>
+          <w:szCs w:val="24"/>
         </w:rPr>
         <w:t xml:space="preserve">.</w:t>
+      </w:r>
+    </w:p>
+    <w:p>
+      <w:pPr>
+        <w:spacing w:before="0" w:after="240" w:line="240" w:lineRule="auto"/>
+        <w:ind w:left="0" w:right="0" w:firstLine="0"/>
+        <w:jc w:val="left"/>
+        <w:rPr>
+          <w:rFonts w:ascii="Arial" w:hAnsi="Arial" w:cs="Arial"/>
+          <w:sz w:val="24"/>
+          <w:szCs w:val="24"/>
+        </w:rPr>
+      </w:pPr>
+      <w:r>
+        <w:rPr>
+          <w:rFonts w:ascii="Arial" w:hAnsi="Arial" w:cs="Arial"/>
+          <w:sz w:val="24"/>
+          <w:szCs w:val="24"/>
+        </w:rPr>
+        <w:t xml:space="preserve">Приложение: презентация проекта «Таза Қазақстан» на </w:t>
+      </w:r>
+      <w:r>
+        <w:rPr>
+          <w:rFonts w:ascii="Arial" w:hAnsi="Arial" w:cs="Arial"/>
+          <w:sz w:val="24"/>
+          <w:szCs w:val="24"/>
+          <w:highlight w:val="yellow"/>
+        </w:rPr>
+        <w:t xml:space="preserve">__</w:t>
+      </w:r>
+      <w:r>
+        <w:rPr>
+          <w:rFonts w:ascii="Arial" w:hAnsi="Arial" w:cs="Arial"/>
+          <w:sz w:val="24"/>
+          <w:szCs w:val="24"/>
+        </w:rPr>
+        <w:t xml:space="preserve"> л.</w:t>
       </w:r>
     </w:p>
     <w:p>
@@ -743,15 +801,15 @@
         <w:jc w:val="left"/>
         <w:rPr>
           <w:rFonts w:ascii="Arial" w:hAnsi="Arial" w:cs="Arial"/>
-          <w:sz w:val="20"/>
-          <w:szCs w:val="20"/>
-        </w:rPr>
-      </w:pPr>
-      <w:r>
-        <w:rPr>
-          <w:rFonts w:ascii="Arial" w:hAnsi="Arial" w:cs="Arial"/>
-          <w:sz w:val="20"/>
-          <w:szCs w:val="20"/>
+          <w:sz w:val="24"/>
+          <w:szCs w:val="24"/>
+        </w:rPr>
+      </w:pPr>
+      <w:r>
+        <w:rPr>
+          <w:rFonts w:ascii="Arial" w:hAnsi="Arial" w:cs="Arial"/>
+          <w:sz w:val="24"/>
+          <w:szCs w:val="24"/>
         </w:rPr>
         <w:t xml:space="preserve">С уважением,</w:t>
       </w:r>
@@ -763,15 +821,15 @@
         <w:jc w:val="left"/>
         <w:rPr>
           <w:rFonts w:ascii="Arial" w:hAnsi="Arial" w:cs="Arial"/>
-          <w:sz w:val="20"/>
-          <w:szCs w:val="20"/>
-        </w:rPr>
-      </w:pPr>
-      <w:r>
-        <w:rPr>
-          <w:rFonts w:ascii="Arial" w:hAnsi="Arial" w:cs="Arial"/>
-          <w:sz w:val="20"/>
-          <w:szCs w:val="20"/>
+          <w:sz w:val="24"/>
+          <w:szCs w:val="24"/>
+        </w:rPr>
+      </w:pPr>
+      <w:r>
+        <w:rPr>
+          <w:rFonts w:ascii="Arial" w:hAnsi="Arial" w:cs="Arial"/>
+          <w:sz w:val="24"/>
+          <w:szCs w:val="24"/>
         </w:rPr>
         <w:t xml:space="preserve">Главный исполнительный директор,</w:t>
       </w:r>
@@ -783,47 +841,47 @@
         <w:jc w:val="left"/>
         <w:rPr>
           <w:rFonts w:ascii="Arial" w:hAnsi="Arial" w:cs="Arial"/>
-          <w:sz w:val="20"/>
-          <w:szCs w:val="20"/>
-        </w:rPr>
-      </w:pPr>
-      <w:r>
-        <w:rPr>
-          <w:rFonts w:ascii="Arial" w:hAnsi="Arial" w:cs="Arial"/>
-          <w:sz w:val="20"/>
-          <w:szCs w:val="20"/>
+          <w:sz w:val="24"/>
+          <w:szCs w:val="24"/>
+        </w:rPr>
+      </w:pPr>
+      <w:r>
+        <w:rPr>
+          <w:rFonts w:ascii="Arial" w:hAnsi="Arial" w:cs="Arial"/>
+          <w:sz w:val="24"/>
+          <w:szCs w:val="24"/>
         </w:rPr>
         <w:t xml:space="preserve">Руководитель Проектного офиса</w:t>
       </w:r>
       <w:r>
         <w:rPr>
           <w:rFonts w:ascii="Arial" w:hAnsi="Arial" w:cs="Arial"/>
-          <w:sz w:val="20"/>
-          <w:szCs w:val="20"/>
+          <w:sz w:val="24"/>
+          <w:szCs w:val="24"/>
         </w:rPr>
         <w:tab/>
       </w:r>
       <w:r>
         <w:rPr>
           <w:rFonts w:ascii="Arial" w:hAnsi="Arial" w:cs="Arial"/>
-          <w:sz w:val="20"/>
-          <w:szCs w:val="20"/>
+          <w:sz w:val="24"/>
+          <w:szCs w:val="24"/>
         </w:rPr>
         <w:tab/>
       </w:r>
       <w:r>
         <w:rPr>
           <w:rFonts w:ascii="Arial" w:hAnsi="Arial" w:cs="Arial"/>
-          <w:sz w:val="20"/>
-          <w:szCs w:val="20"/>
+          <w:sz w:val="24"/>
+          <w:szCs w:val="24"/>
         </w:rPr>
         <w:tab/>
       </w:r>
       <w:r>
         <w:rPr>
           <w:rFonts w:ascii="Arial" w:hAnsi="Arial" w:cs="Arial"/>
-          <w:sz w:val="20"/>
-          <w:szCs w:val="20"/>
+          <w:sz w:val="24"/>
+          <w:szCs w:val="24"/>
         </w:rPr>
         <w:t xml:space="preserve">Е.Н. Қаражан</w:t>
       </w:r>
@@ -835,15 +893,15 @@
         <w:jc w:val="left"/>
         <w:rPr>
           <w:rFonts w:ascii="Arial" w:hAnsi="Arial" w:cs="Arial"/>
-          <w:sz w:val="18"/>
-          <w:szCs w:val="18"/>
-        </w:rPr>
-      </w:pPr>
-      <w:r>
-        <w:rPr>
-          <w:rFonts w:ascii="Arial" w:hAnsi="Arial" w:cs="Arial"/>
-          <w:sz w:val="18"/>
-          <w:szCs w:val="18"/>
+          <w:sz w:val="20"/>
+          <w:szCs w:val="20"/>
+        </w:rPr>
+      </w:pPr>
+      <w:r>
+        <w:rPr>
+          <w:rFonts w:ascii="Arial" w:hAnsi="Arial" w:cs="Arial"/>
+          <w:sz w:val="20"/>
+          <w:szCs w:val="20"/>
         </w:rPr>
         <w:t xml:space="preserve">Конт.лицо: Темирбеков М.Е.,</w:t>
       </w:r>
@@ -855,15 +913,15 @@
         <w:jc w:val="left"/>
         <w:rPr>
           <w:rFonts w:ascii="Arial" w:hAnsi="Arial" w:cs="Arial"/>
-          <w:sz w:val="18"/>
-          <w:szCs w:val="18"/>
-        </w:rPr>
-      </w:pPr>
-      <w:r>
-        <w:rPr>
-          <w:rFonts w:ascii="Arial" w:hAnsi="Arial" w:cs="Arial"/>
-          <w:sz w:val="18"/>
-          <w:szCs w:val="18"/>
+          <w:sz w:val="20"/>
+          <w:szCs w:val="20"/>
+        </w:rPr>
+      </w:pPr>
+      <w:r>
+        <w:rPr>
+          <w:rFonts w:ascii="Arial" w:hAnsi="Arial" w:cs="Arial"/>
+          <w:sz w:val="20"/>
+          <w:szCs w:val="20"/>
         </w:rPr>
         <w:t xml:space="preserve">8701-0575000</w:t>
       </w:r>

--- a/TAZA/_документы/Письмо в МЭПР – Проектный офис на базе ЦАКФ.docx
+++ b/TAZA/_документы/Письмо в МЭПР – Проектный офис на базе ЦАКФ.docx
@@ -98,7 +98,7 @@
     </w:p>
     <w:p>
       <w:pPr>
-        <w:spacing w:before="0" w:after="240" w:line="240" w:lineRule="auto"/>
+        <w:spacing w:before="0" w:after="120" w:line="240" w:lineRule="auto"/>
         <w:ind w:left="5103" w:right="0" w:firstLine="0"/>
         <w:jc w:val="left"/>
         <w:rPr>
@@ -140,6 +140,628 @@
     </w:p>
     <w:p>
       <w:pPr>
+        <w:spacing w:before="0" w:after="60" w:line="240" w:lineRule="auto"/>
+        <w:ind w:left="0" w:right="0" w:firstLine="709"/>
+        <w:jc w:val="both"/>
+        <w:rPr>
+          <w:rFonts w:ascii="Arial" w:hAnsi="Arial" w:cs="Arial"/>
+          <w:sz w:val="24"/>
+          <w:szCs w:val="24"/>
+        </w:rPr>
+      </w:pPr>
+      <w:r>
+        <w:rPr>
+          <w:rFonts w:ascii="Arial" w:hAnsi="Arial" w:cs="Arial"/>
+          <w:sz w:val="24"/>
+          <w:szCs w:val="24"/>
+        </w:rPr>
+        <w:t xml:space="preserve">Выражаю Вам почтение от лица Центрально-Азиатского климатического фонда.</w:t>
+      </w:r>
+    </w:p>
+    <w:p>
+      <w:pPr>
+        <w:spacing w:before="0" w:after="60" w:line="240" w:lineRule="auto"/>
+        <w:ind w:left="0" w:right="0" w:firstLine="709"/>
+        <w:jc w:val="both"/>
+        <w:rPr>
+          <w:rFonts w:ascii="Arial" w:hAnsi="Arial" w:cs="Arial"/>
+          <w:sz w:val="24"/>
+          <w:szCs w:val="24"/>
+        </w:rPr>
+      </w:pPr>
+      <w:r>
+        <w:rPr>
+          <w:rFonts w:ascii="Arial" w:hAnsi="Arial" w:cs="Arial"/>
+          <w:sz w:val="24"/>
+          <w:szCs w:val="24"/>
+        </w:rPr>
+        <w:t xml:space="preserve">Центрально-Азиатский климатический фонд (далее – Фонд) является юридической формой Проектного офиса для Центральной Азии по изменению климата и зеленой энергетике, который был создан 22 февраля 2024 года во исполнение инициативы Главы государства Касым-Жомарта Кемелевича Токаева, озвученной на 78-й сессии Генеральной Ассамблеи ООН.</w:t>
+      </w:r>
+    </w:p>
+    <w:p>
+      <w:pPr>
+        <w:spacing w:before="0" w:after="60" w:line="240" w:lineRule="auto"/>
+        <w:ind w:left="0" w:right="0" w:firstLine="709"/>
+        <w:jc w:val="both"/>
+        <w:rPr>
+          <w:rFonts w:ascii="Arial" w:hAnsi="Arial" w:cs="Arial"/>
+          <w:sz w:val="24"/>
+          <w:szCs w:val="24"/>
+        </w:rPr>
+      </w:pPr>
+      <w:r>
+        <w:rPr>
+          <w:rFonts w:ascii="Arial" w:hAnsi="Arial" w:cs="Arial"/>
+          <w:sz w:val="24"/>
+          <w:szCs w:val="24"/>
+        </w:rPr>
+        <w:t xml:space="preserve">Фонд содействует ускорению климатических и экологических действий в регионе: поддерживает разработку политик и региональное сотрудничество, ведет аналитическую и экспертную работу по климатической политике, углеродному регулированию и зеленому финансированию, оценивает климатические и экологические риски, разрабатывает методики оценки устойчивого развития, реализует образовательные и просветительские проекты совместно с государственными органами, международными организациями, бизнесом и научным сообществом.</w:t>
+      </w:r>
+    </w:p>
+    <w:p>
+      <w:pPr>
+        <w:spacing w:before="0" w:after="60" w:line="240" w:lineRule="auto"/>
+        <w:ind w:left="0" w:right="0" w:firstLine="709"/>
+        <w:jc w:val="both"/>
+        <w:rPr>
+          <w:rFonts w:ascii="Arial" w:hAnsi="Arial" w:cs="Arial"/>
+          <w:sz w:val="24"/>
+          <w:szCs w:val="24"/>
+        </w:rPr>
+      </w:pPr>
+      <w:r>
+        <w:rPr>
+          <w:rFonts w:ascii="Arial" w:hAnsi="Arial" w:cs="Arial"/>
+          <w:sz w:val="24"/>
+          <w:szCs w:val="24"/>
+        </w:rPr>
+        <w:t xml:space="preserve">Опыт этой работы показывает: климатические и экологические решения – от сокращения выбросов до обращения с отходами – дают результат только тогда, когда их поддерживает общество и они становятся частью повседневного поведения людей. Именно эту задачу на национальном уровне решает общенациональная инициатива Главы государства «Таза Қазақстан», поэтому ее развитие органично продолжает миссию Фонда.</w:t>
+      </w:r>
+    </w:p>
+    <w:p>
+      <w:pPr>
+        <w:spacing w:before="0" w:after="60" w:line="240" w:lineRule="auto"/>
+        <w:ind w:left="0" w:right="0" w:firstLine="709"/>
+        <w:jc w:val="both"/>
+        <w:rPr>
+          <w:rFonts w:ascii="Arial" w:hAnsi="Arial" w:cs="Arial"/>
+          <w:sz w:val="24"/>
+          <w:szCs w:val="24"/>
+        </w:rPr>
+      </w:pPr>
+      <w:r>
+        <w:rPr>
+          <w:rFonts w:ascii="Arial" w:hAnsi="Arial" w:cs="Arial"/>
+          <w:sz w:val="24"/>
+          <w:szCs w:val="24"/>
+        </w:rPr>
+        <w:t xml:space="preserve">За период реализации Концепции развития экологической культуры «Таза Қазақстан» на 2024–2029 годы инициатива дала заметные результаты: собрано около 3 млн тонн отходов, очищено порядка 3 млн гектаров территорий, высажено около 5,8 млн деревьев, ежегодно в экологических мероприятиях участвуют свыше 6 млн человек. Вместе с тем Глава государства поставил задачу вывести инициативу на качественно новый уровень: «Считаю необходимым разработать национальный стандарт чистоты. Это требование времени» (19 сентября 2026 года) и «Важно наполнить инициативу «Таза Қазақстан» качественно новым содержанием, свежими идеями и креативными проектами» (Первая сессия Қазақстан Халық Кеңесі, 24 сентября 2026 года).</w:t>
+      </w:r>
+    </w:p>
+    <w:p>
+      <w:pPr>
+        <w:spacing w:before="0" w:after="60" w:line="240" w:lineRule="auto"/>
+        <w:ind w:left="0" w:right="0" w:firstLine="709"/>
+        <w:jc w:val="both"/>
+        <w:rPr>
+          <w:rFonts w:ascii="Arial" w:hAnsi="Arial" w:cs="Arial"/>
+          <w:sz w:val="24"/>
+          <w:szCs w:val="24"/>
+        </w:rPr>
+      </w:pPr>
+      <w:r>
+        <w:rPr>
+          <w:rFonts w:ascii="Arial" w:hAnsi="Arial" w:cs="Arial"/>
+          <w:sz w:val="24"/>
+          <w:szCs w:val="24"/>
+        </w:rPr>
+        <w:t xml:space="preserve">«Таза Қазақстан» должен стать фундаментальной основой национальной идеологии, а идея чистоты, порядка и экологической ответственности – неотъемлемой частью национального характера. Бережное отношение к природе закреплено Конституцией как обязанность каждого гражданина, а чистота начинается с сознания и повседневных привычек человека: «Таза орта – Таза әдет – Таза сана».</w:t>
+      </w:r>
+    </w:p>
+    <w:p>
+      <w:pPr>
+        <w:spacing w:before="0" w:after="60" w:line="240" w:lineRule="auto"/>
+        <w:ind w:left="0" w:right="0" w:firstLine="709"/>
+        <w:jc w:val="both"/>
+        <w:rPr>
+          <w:rFonts w:ascii="Arial" w:hAnsi="Arial" w:cs="Arial"/>
+          <w:sz w:val="24"/>
+          <w:szCs w:val="24"/>
+        </w:rPr>
+      </w:pPr>
+      <w:r>
+        <w:rPr>
+          <w:rFonts w:ascii="Arial" w:hAnsi="Arial" w:cs="Arial"/>
+          <w:sz w:val="24"/>
+          <w:szCs w:val="24"/>
+        </w:rPr>
+        <w:t xml:space="preserve">Решение этой задачи требует перехода от отдельных кампаний к системной общенациональной модели на основе трех взаимосвязанных принципов: институционализация – постоянно действующий Проектный офис как единый оперативный и методический центр; расширение направлений и проектов, ориентированных на постоянное гражданское участие и формирование экологических привычек у каждого гражданина; регулярная система оценки (KPI) и Национальный стандарт чистоты. Ключевой принцип – результат вместо мероприятий: оцениваться должны изменения в состоянии среды и в поведении людей, а не количество проведенных акций.</w:t>
+      </w:r>
+    </w:p>
+    <w:p>
+      <w:pPr>
+        <w:spacing w:before="0" w:after="60" w:line="240" w:lineRule="auto"/>
+        <w:ind w:left="0" w:right="0" w:firstLine="709"/>
+        <w:jc w:val="both"/>
+        <w:rPr>
+          <w:rFonts w:ascii="Arial" w:hAnsi="Arial" w:cs="Arial"/>
+          <w:sz w:val="24"/>
+          <w:szCs w:val="24"/>
+        </w:rPr>
+      </w:pPr>
+      <w:r>
+        <w:rPr>
+          <w:rFonts w:ascii="Arial" w:hAnsi="Arial" w:cs="Arial"/>
+          <w:sz w:val="24"/>
+          <w:szCs w:val="24"/>
+        </w:rPr>
+        <w:t xml:space="preserve">В этой связи Фонд готов сформировать под своим крылом Проектный офис «Таза Қазақстан» (далее – Проектный офис), который вместе с Фондом будет выполнять задачи инициативы. Размещение Проектного офиса на базе Фонда не требует создания новой государственной структуры и позволяет сразу использовать имеющуюся организационную инфраструктуру Фонда, опыт реализации проектов, взаимодействия с государственными органами и международными партнерами (ЮНИСЕФ, ЮНКТАД), а также опыт проведения Регионального экологического саммита, собравшего более 11 тысяч участников.</w:t>
+      </w:r>
+    </w:p>
+    <w:p>
+      <w:pPr>
+        <w:spacing w:before="0" w:after="60" w:line="240" w:lineRule="auto"/>
+        <w:ind w:left="0" w:right="0" w:firstLine="709"/>
+        <w:jc w:val="both"/>
+        <w:rPr>
+          <w:rFonts w:ascii="Arial" w:hAnsi="Arial" w:cs="Arial"/>
+          <w:sz w:val="24"/>
+          <w:szCs w:val="24"/>
+        </w:rPr>
+      </w:pPr>
+      <w:r>
+        <w:rPr>
+          <w:rFonts w:ascii="Arial" w:hAnsi="Arial" w:cs="Arial"/>
+          <w:sz w:val="24"/>
+          <w:szCs w:val="24"/>
+        </w:rPr>
+        <w:t xml:space="preserve">Распределение ролей предлагается следующее:</w:t>
+      </w:r>
+    </w:p>
+    <w:p>
+      <w:pPr>
+        <w:spacing w:before="0" w:after="20" w:line="240" w:lineRule="auto"/>
+        <w:ind w:left="567" w:right="0" w:firstLine="0"/>
+        <w:jc w:val="both"/>
+        <w:rPr>
+          <w:rFonts w:ascii="Arial" w:hAnsi="Arial" w:cs="Arial"/>
+          <w:sz w:val="24"/>
+          <w:szCs w:val="24"/>
+        </w:rPr>
+      </w:pPr>
+      <w:r>
+        <w:rPr>
+          <w:rFonts w:ascii="Arial" w:hAnsi="Arial" w:cs="Arial"/>
+          <w:sz w:val="24"/>
+          <w:szCs w:val="24"/>
+        </w:rPr>
+        <w:t xml:space="preserve">– Министерство экологии и природных ресурсов – общее руководство, определение приоритетов и координация государственных органов и акиматов;</w:t>
+      </w:r>
+    </w:p>
+    <w:p>
+      <w:pPr>
+        <w:spacing w:before="0" w:after="20" w:line="240" w:lineRule="auto"/>
+        <w:ind w:left="567" w:right="0" w:firstLine="0"/>
+        <w:jc w:val="both"/>
+        <w:rPr>
+          <w:rFonts w:ascii="Arial" w:hAnsi="Arial" w:cs="Arial"/>
+          <w:sz w:val="24"/>
+          <w:szCs w:val="24"/>
+        </w:rPr>
+      </w:pPr>
+      <w:r>
+        <w:rPr>
+          <w:rFonts w:ascii="Arial" w:hAnsi="Arial" w:cs="Arial"/>
+          <w:sz w:val="24"/>
+          <w:szCs w:val="24"/>
+        </w:rPr>
+        <w:t xml:space="preserve">– Проектный офис – реализация задач инициативы по четырем направлениям: социология, большие данные и аналитика; проектное управление и региональная координация с акиматами 20 регионов и центральными государственными органами; цифровизация и цифровые решения; коммуникация и креатив;</w:t>
+      </w:r>
+    </w:p>
+    <w:p>
+      <w:pPr>
+        <w:spacing w:before="0" w:after="60" w:line="240" w:lineRule="auto"/>
+        <w:ind w:left="567" w:right="0" w:firstLine="0"/>
+        <w:jc w:val="both"/>
+        <w:rPr>
+          <w:rFonts w:ascii="Arial" w:hAnsi="Arial" w:cs="Arial"/>
+          <w:sz w:val="24"/>
+          <w:szCs w:val="24"/>
+        </w:rPr>
+      </w:pPr>
+      <w:r>
+        <w:rPr>
+          <w:rFonts w:ascii="Arial" w:hAnsi="Arial" w:cs="Arial"/>
+          <w:sz w:val="24"/>
+          <w:szCs w:val="24"/>
+        </w:rPr>
+        <w:t xml:space="preserve">– Фонд – организационная, правовая и финансовая платформа, методология и проверка данных, экологическая аналитика, международные методики и партнерства, привлечение внебюджетных средств.</w:t>
+      </w:r>
+    </w:p>
+    <w:p>
+      <w:pPr>
+        <w:spacing w:before="0" w:after="60" w:line="240" w:lineRule="auto"/>
+        <w:ind w:left="0" w:right="0" w:firstLine="709"/>
+        <w:jc w:val="both"/>
+        <w:rPr>
+          <w:rFonts w:ascii="Arial" w:hAnsi="Arial" w:cs="Arial"/>
+          <w:sz w:val="24"/>
+          <w:szCs w:val="24"/>
+        </w:rPr>
+      </w:pPr>
+      <w:r>
+        <w:rPr>
+          <w:rFonts w:ascii="Arial" w:hAnsi="Arial" w:cs="Arial"/>
+          <w:sz w:val="24"/>
+          <w:szCs w:val="24"/>
+        </w:rPr>
+        <w:t xml:space="preserve">В рамках инициативы «Таза Қазақстан» Проектный офис совместно с Фондом планирует реализовать следующие направления и проекты:</w:t>
+      </w:r>
+    </w:p>
+    <w:p>
+      <w:pPr>
+        <w:spacing w:before="0" w:after="20" w:line="240" w:lineRule="auto"/>
+        <w:ind w:left="567" w:right="0" w:firstLine="0"/>
+        <w:jc w:val="both"/>
+        <w:rPr>
+          <w:rFonts w:ascii="Arial" w:hAnsi="Arial" w:cs="Arial"/>
+          <w:sz w:val="24"/>
+          <w:szCs w:val="24"/>
+        </w:rPr>
+      </w:pPr>
+      <w:r>
+        <w:rPr>
+          <w:rFonts w:ascii="Arial" w:hAnsi="Arial" w:cs="Arial"/>
+          <w:sz w:val="24"/>
+          <w:szCs w:val="24"/>
+        </w:rPr>
+        <w:t xml:space="preserve">1) «Таза ел» – Национальный стандарт чистоты: единые требования к чистоте территорий и классификация общественных пространств, оценка территорий по шкале 0–100 (чистота, содержание, озеленение, инфраструктура, культура поведения), «Тазалық индексі», интеллектуальный мониторинг с применением AI и GIS, знак «Тазалық белгісі» для бизнеса и организаций, «счетчик чистоты» в парках и скверах;</w:t>
+      </w:r>
+    </w:p>
+    <w:p>
+      <w:pPr>
+        <w:spacing w:before="0" w:after="20" w:line="240" w:lineRule="auto"/>
+        <w:ind w:left="567" w:right="0" w:firstLine="0"/>
+        <w:jc w:val="both"/>
+        <w:rPr>
+          <w:rFonts w:ascii="Arial" w:hAnsi="Arial" w:cs="Arial"/>
+          <w:sz w:val="24"/>
+          <w:szCs w:val="24"/>
+        </w:rPr>
+      </w:pPr>
+      <w:r>
+        <w:rPr>
+          <w:rFonts w:ascii="Arial" w:hAnsi="Arial" w:cs="Arial"/>
+          <w:sz w:val="24"/>
+          <w:szCs w:val="24"/>
+        </w:rPr>
+        <w:t xml:space="preserve">2) «Жаңа мәдениет» – исследование установок и барьеров, поведенческий проект «Ортақ мекен» по совместному благоустройству общественных пространств жителями и семьями, «Қалдықсыз Қазақстан» – культура повторного использования и upcycling-проекты с дизайнерами и креаторами, «Таза алаң» – культура чистоты на спортивных, культурных и фестивальных мероприятиях;</w:t>
+      </w:r>
+    </w:p>
+    <w:p>
+      <w:pPr>
+        <w:spacing w:before="0" w:after="20" w:line="240" w:lineRule="auto"/>
+        <w:ind w:left="567" w:right="0" w:firstLine="0"/>
+        <w:jc w:val="both"/>
+        <w:rPr>
+          <w:rFonts w:ascii="Arial" w:hAnsi="Arial" w:cs="Arial"/>
+          <w:sz w:val="24"/>
+          <w:szCs w:val="24"/>
+        </w:rPr>
+      </w:pPr>
+      <w:r>
+        <w:rPr>
+          <w:rFonts w:ascii="Arial" w:hAnsi="Arial" w:cs="Arial"/>
+          <w:sz w:val="24"/>
+          <w:szCs w:val="24"/>
+        </w:rPr>
+        <w:t xml:space="preserve">3) «Таза сана» – стандарты бережного отношения к окружающей среде в школах «Taza Mektep» (1–11 классы), площадка обмена идеями «Taza Talqy» во всех 20 регионах, симуляционная игра «Taza Oi» для школьников и студентов, молодежный лагерь, YouTube-проект «Құндылық елшісі» о людях, которые своим трудом сохраняют природу;</w:t>
+      </w:r>
+    </w:p>
+    <w:p>
+      <w:pPr>
+        <w:spacing w:before="0" w:after="20" w:line="240" w:lineRule="auto"/>
+        <w:ind w:left="567" w:right="0" w:firstLine="0"/>
+        <w:jc w:val="both"/>
+        <w:rPr>
+          <w:rFonts w:ascii="Arial" w:hAnsi="Arial" w:cs="Arial"/>
+          <w:sz w:val="24"/>
+          <w:szCs w:val="24"/>
+        </w:rPr>
+      </w:pPr>
+      <w:r>
+        <w:rPr>
+          <w:rFonts w:ascii="Arial" w:hAnsi="Arial" w:cs="Arial"/>
+          <w:sz w:val="24"/>
+          <w:szCs w:val="24"/>
+        </w:rPr>
+        <w:t xml:space="preserve">4) цифровая платформа TAZA.KZ – единый реестр экологических инициатив и проблем, афиша мероприятий, мониторинг результатов, участие граждан и бизнеса, интеграция с TazaQazBot и государственными информационными системами;</w:t>
+      </w:r>
+    </w:p>
+    <w:p>
+      <w:pPr>
+        <w:spacing w:before="0" w:after="60" w:line="240" w:lineRule="auto"/>
+        <w:ind w:left="567" w:right="0" w:firstLine="0"/>
+        <w:jc w:val="both"/>
+        <w:rPr>
+          <w:rFonts w:ascii="Arial" w:hAnsi="Arial" w:cs="Arial"/>
+          <w:sz w:val="24"/>
+          <w:szCs w:val="24"/>
+        </w:rPr>
+      </w:pPr>
+      <w:r>
+        <w:rPr>
+          <w:rFonts w:ascii="Arial" w:hAnsi="Arial" w:cs="Arial"/>
+          <w:sz w:val="24"/>
+          <w:szCs w:val="24"/>
+        </w:rPr>
+        <w:t xml:space="preserve">5) единая коммуникационная среда – узнаваемый образ Tazabek, челлендж «Менің таза әдетім» с блогерами и амбассадорами, документальные фильмы о восстановлении Арала, создании Зеленого пояса Астаны и сохранении природных территорий, музыкальные проекты.</w:t>
+      </w:r>
+    </w:p>
+    <w:p>
+      <w:pPr>
+        <w:spacing w:before="0" w:after="60" w:line="240" w:lineRule="auto"/>
+        <w:ind w:left="0" w:right="0" w:firstLine="709"/>
+        <w:jc w:val="both"/>
+        <w:rPr>
+          <w:rFonts w:ascii="Arial" w:hAnsi="Arial" w:cs="Arial"/>
+          <w:sz w:val="24"/>
+          <w:szCs w:val="24"/>
+        </w:rPr>
+      </w:pPr>
+      <w:r>
+        <w:rPr>
+          <w:rFonts w:ascii="Arial" w:hAnsi="Arial" w:cs="Arial"/>
+          <w:sz w:val="24"/>
+          <w:szCs w:val="24"/>
+        </w:rPr>
+        <w:t xml:space="preserve">Для запуска Проектного офиса в октябре–декабре 2026 года необходимо </w:t>
+      </w:r>
+      <w:r>
+        <w:rPr>
+          <w:rFonts w:ascii="Arial" w:hAnsi="Arial" w:cs="Arial"/>
+          <w:sz w:val="24"/>
+          <w:szCs w:val="24"/>
+          <w:highlight w:val="yellow"/>
+        </w:rPr>
+        <w:t xml:space="preserve">320 745</w:t>
+      </w:r>
+      <w:r>
+        <w:rPr>
+          <w:rFonts w:ascii="Arial" w:hAnsi="Arial" w:cs="Arial"/>
+          <w:sz w:val="24"/>
+          <w:szCs w:val="24"/>
+        </w:rPr>
+        <w:t xml:space="preserve"> тыс. тенге, в том числе:</w:t>
+      </w:r>
+    </w:p>
+    <w:p>
+      <w:pPr>
+        <w:spacing w:before="0" w:after="40" w:line="240" w:lineRule="auto"/>
+        <w:ind w:left="0" w:right="0" w:firstLine="0"/>
+        <w:jc w:val="both"/>
+        <w:rPr>
+          <w:rFonts w:ascii="Arial" w:hAnsi="Arial" w:cs="Arial"/>
+          <w:sz w:val="24"/>
+          <w:szCs w:val="24"/>
+        </w:rPr>
+      </w:pPr>
+      <w:r>
+        <w:rPr>
+          <w:rFonts w:ascii="Arial" w:hAnsi="Arial" w:cs="Arial"/>
+          <w:b/>
+          <w:bCs/>
+          <w:sz w:val="24"/>
+          <w:szCs w:val="24"/>
+        </w:rPr>
+        <w:t xml:space="preserve">А. Организационное обеспечение – 177 745 тыс. тенге:</w:t>
+      </w:r>
+    </w:p>
+    <w:p>
+      <w:pPr>
+        <w:spacing w:before="0" w:after="20" w:line="240" w:lineRule="auto"/>
+        <w:ind w:left="567" w:right="0" w:firstLine="0"/>
+        <w:jc w:val="both"/>
+        <w:rPr>
+          <w:rFonts w:ascii="Arial" w:hAnsi="Arial" w:cs="Arial"/>
+          <w:sz w:val="24"/>
+          <w:szCs w:val="24"/>
+        </w:rPr>
+      </w:pPr>
+      <w:r>
+        <w:rPr>
+          <w:rFonts w:ascii="Arial" w:hAnsi="Arial" w:cs="Arial"/>
+          <w:sz w:val="24"/>
+          <w:szCs w:val="24"/>
+        </w:rPr>
+        <w:t xml:space="preserve">– «Команда» – 18 сотрудников Фонда и Проектного офиса с 21 октября 2026 года и привлеченные специалисты;</w:t>
+      </w:r>
+    </w:p>
+    <w:p>
+      <w:pPr>
+        <w:spacing w:before="0" w:after="20" w:line="240" w:lineRule="auto"/>
+        <w:ind w:left="567" w:right="0" w:firstLine="0"/>
+        <w:jc w:val="both"/>
+        <w:rPr>
+          <w:rFonts w:ascii="Arial" w:hAnsi="Arial" w:cs="Arial"/>
+          <w:sz w:val="24"/>
+          <w:szCs w:val="24"/>
+        </w:rPr>
+      </w:pPr>
+      <w:r>
+        <w:rPr>
+          <w:rFonts w:ascii="Arial" w:hAnsi="Arial" w:cs="Arial"/>
+          <w:sz w:val="24"/>
+          <w:szCs w:val="24"/>
+        </w:rPr>
+        <w:t xml:space="preserve">– «Рабочая среда» – офис, оснащение рабочих мест, цифровые инструменты;</w:t>
+      </w:r>
+    </w:p>
+    <w:p>
+      <w:pPr>
+        <w:spacing w:before="0" w:after="80" w:line="240" w:lineRule="auto"/>
+        <w:ind w:left="567" w:right="0" w:firstLine="0"/>
+        <w:jc w:val="both"/>
+        <w:rPr>
+          <w:rFonts w:ascii="Arial" w:hAnsi="Arial" w:cs="Arial"/>
+          <w:sz w:val="24"/>
+          <w:szCs w:val="24"/>
+        </w:rPr>
+      </w:pPr>
+      <w:r>
+        <w:rPr>
+          <w:rFonts w:ascii="Arial" w:hAnsi="Arial" w:cs="Arial"/>
+          <w:sz w:val="24"/>
+          <w:szCs w:val="24"/>
+        </w:rPr>
+        <w:t xml:space="preserve">– «Связь с регионами и общественностью» – выезды в регионы, медиа и коммуникации.</w:t>
+      </w:r>
+    </w:p>
+    <w:p>
+      <w:pPr>
+        <w:spacing w:before="0" w:after="40" w:line="240" w:lineRule="auto"/>
+        <w:ind w:left="0" w:right="0" w:firstLine="0"/>
+        <w:jc w:val="both"/>
+        <w:rPr>
+          <w:rFonts w:ascii="Arial" w:hAnsi="Arial" w:cs="Arial"/>
+          <w:sz w:val="24"/>
+          <w:szCs w:val="24"/>
+        </w:rPr>
+      </w:pPr>
+      <w:r>
+        <w:rPr>
+          <w:rFonts w:ascii="Arial" w:hAnsi="Arial" w:cs="Arial"/>
+          <w:b/>
+          <w:bCs/>
+          <w:sz w:val="24"/>
+          <w:szCs w:val="24"/>
+        </w:rPr>
+        <w:t xml:space="preserve">Б. Первоочередные проекты в рамках инициативы – 143 000 тыс. тенге </w:t>
+      </w:r>
+      <w:r>
+        <w:rPr>
+          <w:rFonts w:ascii="Arial" w:hAnsi="Arial" w:cs="Arial"/>
+          <w:b/>
+          <w:bCs/>
+          <w:sz w:val="24"/>
+          <w:szCs w:val="24"/>
+          <w:highlight w:val="yellow"/>
+        </w:rPr>
+        <w:t xml:space="preserve">предварительная оценка</w:t>
+      </w:r>
+      <w:r>
+        <w:rPr>
+          <w:rFonts w:ascii="Arial" w:hAnsi="Arial" w:cs="Arial"/>
+          <w:b/>
+          <w:bCs/>
+          <w:sz w:val="24"/>
+          <w:szCs w:val="24"/>
+        </w:rPr>
+        <w:t xml:space="preserve">:</w:t>
+      </w:r>
+    </w:p>
+    <w:p>
+      <w:pPr>
+        <w:spacing w:before="0" w:after="20" w:line="240" w:lineRule="auto"/>
+        <w:ind w:left="567" w:right="0" w:firstLine="0"/>
+        <w:jc w:val="both"/>
+        <w:rPr>
+          <w:rFonts w:ascii="Arial" w:hAnsi="Arial" w:cs="Arial"/>
+          <w:sz w:val="24"/>
+          <w:szCs w:val="24"/>
+        </w:rPr>
+      </w:pPr>
+      <w:r>
+        <w:rPr>
+          <w:rFonts w:ascii="Arial" w:hAnsi="Arial" w:cs="Arial"/>
+          <w:sz w:val="24"/>
+          <w:szCs w:val="24"/>
+        </w:rPr>
+        <w:t xml:space="preserve">– «Цифровая платформа» – запуск TAZA.KZ;</w:t>
+      </w:r>
+    </w:p>
+    <w:p>
+      <w:pPr>
+        <w:spacing w:before="0" w:after="20" w:line="240" w:lineRule="auto"/>
+        <w:ind w:left="567" w:right="0" w:firstLine="0"/>
+        <w:jc w:val="both"/>
+        <w:rPr>
+          <w:rFonts w:ascii="Arial" w:hAnsi="Arial" w:cs="Arial"/>
+          <w:sz w:val="24"/>
+          <w:szCs w:val="24"/>
+        </w:rPr>
+      </w:pPr>
+      <w:r>
+        <w:rPr>
+          <w:rFonts w:ascii="Arial" w:hAnsi="Arial" w:cs="Arial"/>
+          <w:sz w:val="24"/>
+          <w:szCs w:val="24"/>
+        </w:rPr>
+        <w:t xml:space="preserve">– «Голос Таза Қазақстан» – креативные и специальные проекты (Tazabek, «Менің таза әдетім», «Құндылық елшісі»), информационное сопровождение, блогеры и амбассадоры;</w:t>
+      </w:r>
+    </w:p>
+    <w:p>
+      <w:pPr>
+        <w:spacing w:before="0" w:after="60" w:line="240" w:lineRule="auto"/>
+        <w:ind w:left="567" w:right="0" w:firstLine="0"/>
+        <w:jc w:val="both"/>
+        <w:rPr>
+          <w:rFonts w:ascii="Arial" w:hAnsi="Arial" w:cs="Arial"/>
+          <w:sz w:val="24"/>
+          <w:szCs w:val="24"/>
+        </w:rPr>
+      </w:pPr>
+      <w:r>
+        <w:rPr>
+          <w:rFonts w:ascii="Arial" w:hAnsi="Arial" w:cs="Arial"/>
+          <w:sz w:val="24"/>
+          <w:szCs w:val="24"/>
+        </w:rPr>
+        <w:t xml:space="preserve">– «Таза сана в действии» – проекты с молодежью и волонтерами, площадка «Taza Talqy» в регионах, симуляционная игра «Taza Oi».</w:t>
+      </w:r>
+    </w:p>
+    <w:p>
+      <w:pPr>
+        <w:spacing w:before="0" w:after="60" w:line="240" w:lineRule="auto"/>
+        <w:ind w:left="0" w:right="0" w:firstLine="709"/>
+        <w:jc w:val="both"/>
+        <w:rPr>
+          <w:rFonts w:ascii="Arial" w:hAnsi="Arial" w:cs="Arial"/>
+          <w:sz w:val="24"/>
+          <w:szCs w:val="24"/>
+        </w:rPr>
+      </w:pPr>
+      <w:r>
+        <w:rPr>
+          <w:rFonts w:ascii="Arial" w:hAnsi="Arial" w:cs="Arial"/>
+          <w:sz w:val="24"/>
+          <w:szCs w:val="24"/>
+        </w:rPr>
+        <w:t xml:space="preserve">Презентация проекта прилагается. Начиная с 2027 года деятельность Проектного офиса будет расширяться и планируется продолжать обеспечивать работу преимущественно за счет спонсорских и иных внебюджетных средств, привлекаемых Фондом, в том числе международных грантов.</w:t>
+      </w:r>
+    </w:p>
+    <w:p>
+      <w:pPr>
+        <w:spacing w:before="0" w:after="60" w:line="240" w:lineRule="auto"/>
+        <w:ind w:left="0" w:right="0" w:firstLine="709"/>
+        <w:jc w:val="both"/>
+        <w:rPr>
+          <w:rFonts w:ascii="Arial" w:hAnsi="Arial" w:cs="Arial"/>
+          <w:sz w:val="24"/>
+          <w:szCs w:val="24"/>
+        </w:rPr>
+      </w:pPr>
+      <w:r>
+        <w:rPr>
+          <w:rFonts w:ascii="Arial" w:hAnsi="Arial" w:cs="Arial"/>
+          <w:sz w:val="24"/>
+          <w:szCs w:val="24"/>
+        </w:rPr>
+        <w:t xml:space="preserve">Дополнительно отмечаем, что в соответствии с пунктом 24 Декларации глав государств Центральной Азии «Экологическая солидарность Центральной Азии», принятой на Региональном экологическом саммите (Астана, 22–24 апреля 2026 года), президенты выразили готовность к сотрудничеству в рамках Проектного офиса по Центральной Азии по изменению климата и зеленой энергетике. Это позволит представить опыт «Таза Қазақстан» как казахстанскую модель для всего региона.</w:t>
+      </w:r>
+    </w:p>
+    <w:p>
+      <w:pPr>
         <w:spacing w:before="0" w:after="120" w:line="240" w:lineRule="auto"/>
         <w:ind w:left="0" w:right="0" w:firstLine="709"/>
         <w:jc w:val="both"/>
@@ -155,611 +777,29 @@
           <w:sz w:val="24"/>
           <w:szCs w:val="24"/>
         </w:rPr>
-        <w:t xml:space="preserve">Выражаю Вам почтение от лица Центрально-Азиатского климатического фонда.</w:t>
+        <w:t xml:space="preserve">С учетом изложенного просим поддержать размещение Проектного офиса «Таза Қазақстан» на базе Центрально-Азиатского климатического фонда и рассмотреть возможность финансирования его запуска в октябре–декабре 2026 года в указанном объеме </w:t>
+      </w:r>
+      <w:r>
+        <w:rPr>
+          <w:rFonts w:ascii="Arial" w:hAnsi="Arial" w:cs="Arial"/>
+          <w:sz w:val="24"/>
+          <w:szCs w:val="24"/>
+          <w:highlight w:val="yellow"/>
+        </w:rPr>
+        <w:t xml:space="preserve">, в том числе за счет части чистого дохода АО «Жасыл Даму»</w:t>
+      </w:r>
+      <w:r>
+        <w:rPr>
+          <w:rFonts w:ascii="Arial" w:hAnsi="Arial" w:cs="Arial"/>
+          <w:sz w:val="24"/>
+          <w:szCs w:val="24"/>
+        </w:rPr>
+        <w:t xml:space="preserve">.</w:t>
       </w:r>
     </w:p>
     <w:p>
       <w:pPr>
         <w:spacing w:before="0" w:after="120" w:line="240" w:lineRule="auto"/>
-        <w:ind w:left="0" w:right="0" w:firstLine="709"/>
-        <w:jc w:val="both"/>
-        <w:rPr>
-          <w:rFonts w:ascii="Arial" w:hAnsi="Arial" w:cs="Arial"/>
-          <w:sz w:val="24"/>
-          <w:szCs w:val="24"/>
-        </w:rPr>
-      </w:pPr>
-      <w:r>
-        <w:rPr>
-          <w:rFonts w:ascii="Arial" w:hAnsi="Arial" w:cs="Arial"/>
-          <w:sz w:val="24"/>
-          <w:szCs w:val="24"/>
-        </w:rPr>
-        <w:t xml:space="preserve">Центрально-Азиатский климатический фонд (далее – Фонд) является юридической формой Проектного офиса для Центральной Азии по изменению климата и зеленой энергетике, который был создан 22 февраля 2024 года во исполнение инициативы Главы государства Касым-Жомарта Кемелевича Токаева, озвученной на 78-й сессии Генеральной Ассамблеи ООН.</w:t>
-      </w:r>
-    </w:p>
-    <w:p>
-      <w:pPr>
-        <w:spacing w:before="0" w:after="120" w:line="240" w:lineRule="auto"/>
-        <w:ind w:left="0" w:right="0" w:firstLine="709"/>
-        <w:jc w:val="both"/>
-        <w:rPr>
-          <w:rFonts w:ascii="Arial" w:hAnsi="Arial" w:cs="Arial"/>
-          <w:sz w:val="24"/>
-          <w:szCs w:val="24"/>
-        </w:rPr>
-      </w:pPr>
-      <w:r>
-        <w:rPr>
-          <w:rFonts w:ascii="Arial" w:hAnsi="Arial" w:cs="Arial"/>
-          <w:sz w:val="24"/>
-          <w:szCs w:val="24"/>
-        </w:rPr>
-        <w:t xml:space="preserve">Общенациональная инициатива «Таза Қазақстан», выдвинутая Главой государства, за период реализации Концепции развития экологической культуры на 2024–2029 годы дала заметные результаты: собрано около 3 млн тонн отходов, очищено порядка 3 млн гектаров территорий, высажено около 5,8 млн деревьев, ежегодно в экологических мероприятиях участвуют свыше 6 млн человек. Вместе с тем Глава государства поставил задачу вывести инициативу на качественно новый уровень: «Считаю необходимым разработать национальный стандарт чистоты. Это требование времени» (19 сентября 2026 года) и «Важно наполнить инициативу «Таза Қазақстан» качественно новым содержанием, свежими идеями и креативными проектами» (Первая сессия Қазақстан Халық Кеңесі, 24 сентября 2026 года).</w:t>
-      </w:r>
-    </w:p>
-    <w:p>
-      <w:pPr>
-        <w:spacing w:before="0" w:after="120" w:line="240" w:lineRule="auto"/>
-        <w:ind w:left="0" w:right="0" w:firstLine="709"/>
-        <w:jc w:val="both"/>
-        <w:rPr>
-          <w:rFonts w:ascii="Arial" w:hAnsi="Arial" w:cs="Arial"/>
-          <w:sz w:val="24"/>
-          <w:szCs w:val="24"/>
-        </w:rPr>
-      </w:pPr>
-      <w:r>
-        <w:rPr>
-          <w:rFonts w:ascii="Arial" w:hAnsi="Arial" w:cs="Arial"/>
-          <w:sz w:val="24"/>
-          <w:szCs w:val="24"/>
-        </w:rPr>
-        <w:t xml:space="preserve">«Таза Қазақстан» должен стать фундаментальной основой национальной идеологии, а идея чистоты, порядка и экологической ответственности – неотъемлемой частью национального характера. Бережное отношение к природе закреплено Конституцией как обязанность каждого гражданина, а чистота начинается с сознания и повседневных привычек человека: «Таза орта – Таза әдет – Таза сана».</w:t>
-      </w:r>
-    </w:p>
-    <w:p>
-      <w:pPr>
-        <w:spacing w:before="0" w:after="120" w:line="240" w:lineRule="auto"/>
-        <w:ind w:left="0" w:right="0" w:firstLine="709"/>
-        <w:jc w:val="both"/>
-        <w:rPr>
-          <w:rFonts w:ascii="Arial" w:hAnsi="Arial" w:cs="Arial"/>
-          <w:sz w:val="24"/>
-          <w:szCs w:val="24"/>
-        </w:rPr>
-      </w:pPr>
-      <w:r>
-        <w:rPr>
-          <w:rFonts w:ascii="Arial" w:hAnsi="Arial" w:cs="Arial"/>
-          <w:sz w:val="24"/>
-          <w:szCs w:val="24"/>
-        </w:rPr>
-        <w:t xml:space="preserve">Решение этой задачи требует перехода от отдельных кампаний к системной общенациональной модели на основе трех взаимосвязанных принципов: институционализация – постоянно действующий Проектный офис как единый оперативный и методический центр; расширение направлений и проектов, ориентированных на постоянное гражданское участие и формирование экологических привычек у каждого гражданина; регулярная система оценки (KPI) и Национальный стандарт чистоты. Ключевой принцип – результат вместо мероприятий: оцениваться должны изменения в состоянии среды и в поведении людей, а не количество проведенных акций.</w:t>
-      </w:r>
-    </w:p>
-    <w:p>
-      <w:pPr>
-        <w:spacing w:before="0" w:after="120" w:line="240" w:lineRule="auto"/>
-        <w:ind w:left="0" w:right="0" w:firstLine="709"/>
-        <w:jc w:val="both"/>
-        <w:rPr>
-          <w:rFonts w:ascii="Arial" w:hAnsi="Arial" w:cs="Arial"/>
-          <w:sz w:val="24"/>
-          <w:szCs w:val="24"/>
-        </w:rPr>
-      </w:pPr>
-      <w:r>
-        <w:rPr>
-          <w:rFonts w:ascii="Arial" w:hAnsi="Arial" w:cs="Arial"/>
-          <w:sz w:val="24"/>
-          <w:szCs w:val="24"/>
-        </w:rPr>
-        <w:t xml:space="preserve">В этой связи Фонд готов сформировать под своим крылом Проектный офис «Таза Қазақстан» (далее – Проектный офис), который вместе с Фондом будет выполнять задачи инициативы. Размещение Проектного офиса на базе Фонда не требует создания новой государственной структуры и позволяет сразу использовать имеющуюся организационную инфраструктуру Фонда, опыт реализации проектов, взаимодействия с государственными органами и международными партнерами (ЮНИСЕФ, ЮНКТАД), а также опыт проведения Регионального экологического саммита, собравшего более 11 тысяч участников.</w:t>
-      </w:r>
-    </w:p>
-    <w:p>
-      <w:pPr>
-        <w:spacing w:before="0" w:after="60" w:line="240" w:lineRule="auto"/>
-        <w:ind w:left="0" w:right="0" w:firstLine="709"/>
-        <w:jc w:val="both"/>
-        <w:rPr>
-          <w:rFonts w:ascii="Arial" w:hAnsi="Arial" w:cs="Arial"/>
-          <w:sz w:val="24"/>
-          <w:szCs w:val="24"/>
-        </w:rPr>
-      </w:pPr>
-      <w:r>
-        <w:rPr>
-          <w:rFonts w:ascii="Arial" w:hAnsi="Arial" w:cs="Arial"/>
-          <w:sz w:val="24"/>
-          <w:szCs w:val="24"/>
-        </w:rPr>
-        <w:t xml:space="preserve">Распределение ролей предлагается следующее:</w:t>
-      </w:r>
-    </w:p>
-    <w:p>
-      <w:pPr>
-        <w:spacing w:before="0" w:after="40" w:line="240" w:lineRule="auto"/>
-        <w:ind w:left="567" w:right="0" w:firstLine="0"/>
-        <w:jc w:val="both"/>
-        <w:rPr>
-          <w:rFonts w:ascii="Arial" w:hAnsi="Arial" w:cs="Arial"/>
-          <w:sz w:val="24"/>
-          <w:szCs w:val="24"/>
-        </w:rPr>
-      </w:pPr>
-      <w:r>
-        <w:rPr>
-          <w:rFonts w:ascii="Arial" w:hAnsi="Arial" w:cs="Arial"/>
-          <w:sz w:val="24"/>
-          <w:szCs w:val="24"/>
-        </w:rPr>
-        <w:t xml:space="preserve">– Министерство экологии и природных ресурсов – общее руководство, определение приоритетов и координация государственных органов и акиматов;</w:t>
-      </w:r>
-    </w:p>
-    <w:p>
-      <w:pPr>
-        <w:spacing w:before="0" w:after="40" w:line="240" w:lineRule="auto"/>
-        <w:ind w:left="567" w:right="0" w:firstLine="0"/>
-        <w:jc w:val="both"/>
-        <w:rPr>
-          <w:rFonts w:ascii="Arial" w:hAnsi="Arial" w:cs="Arial"/>
-          <w:sz w:val="24"/>
-          <w:szCs w:val="24"/>
-        </w:rPr>
-      </w:pPr>
-      <w:r>
-        <w:rPr>
-          <w:rFonts w:ascii="Arial" w:hAnsi="Arial" w:cs="Arial"/>
-          <w:sz w:val="24"/>
-          <w:szCs w:val="24"/>
-        </w:rPr>
-        <w:t xml:space="preserve">– Проектный офис – реализация задач инициативы по четырем направлениям: социология, большие данные и аналитика; проектное управление и региональная координация с акиматами 20 регионов и центральными государственными органами; цифровизация и цифровые решения; коммуникация и креатив;</w:t>
-      </w:r>
-    </w:p>
-    <w:p>
-      <w:pPr>
-        <w:spacing w:before="0" w:after="120" w:line="240" w:lineRule="auto"/>
-        <w:ind w:left="567" w:right="0" w:firstLine="0"/>
-        <w:jc w:val="both"/>
-        <w:rPr>
-          <w:rFonts w:ascii="Arial" w:hAnsi="Arial" w:cs="Arial"/>
-          <w:sz w:val="24"/>
-          <w:szCs w:val="24"/>
-        </w:rPr>
-      </w:pPr>
-      <w:r>
-        <w:rPr>
-          <w:rFonts w:ascii="Arial" w:hAnsi="Arial" w:cs="Arial"/>
-          <w:sz w:val="24"/>
-          <w:szCs w:val="24"/>
-        </w:rPr>
-        <w:t xml:space="preserve">– Фонд – организационная, правовая и финансовая платформа, методология и проверка данных, экологическая аналитика, международные методики и партнерства, привлечение внебюджетных средств.</w:t>
-      </w:r>
-    </w:p>
-    <w:p>
-      <w:pPr>
-        <w:spacing w:before="0" w:after="60" w:line="240" w:lineRule="auto"/>
-        <w:ind w:left="0" w:right="0" w:firstLine="709"/>
-        <w:jc w:val="both"/>
-        <w:rPr>
-          <w:rFonts w:ascii="Arial" w:hAnsi="Arial" w:cs="Arial"/>
-          <w:sz w:val="24"/>
-          <w:szCs w:val="24"/>
-        </w:rPr>
-      </w:pPr>
-      <w:r>
-        <w:rPr>
-          <w:rFonts w:ascii="Arial" w:hAnsi="Arial" w:cs="Arial"/>
-          <w:sz w:val="24"/>
-          <w:szCs w:val="24"/>
-        </w:rPr>
-        <w:t xml:space="preserve">В рамках инициативы «Таза Қазақстан» Проектный офис совместно с Фондом планирует реализовать следующие направления и проекты:</w:t>
-      </w:r>
-    </w:p>
-    <w:p>
-      <w:pPr>
-        <w:spacing w:before="0" w:after="40" w:line="240" w:lineRule="auto"/>
-        <w:ind w:left="567" w:right="0" w:firstLine="0"/>
-        <w:jc w:val="both"/>
-        <w:rPr>
-          <w:rFonts w:ascii="Arial" w:hAnsi="Arial" w:cs="Arial"/>
-          <w:sz w:val="24"/>
-          <w:szCs w:val="24"/>
-        </w:rPr>
-      </w:pPr>
-      <w:r>
-        <w:rPr>
-          <w:rFonts w:ascii="Arial" w:hAnsi="Arial" w:cs="Arial"/>
-          <w:sz w:val="24"/>
-          <w:szCs w:val="24"/>
-        </w:rPr>
-        <w:t xml:space="preserve">1) «Таза ел» – Национальный стандарт чистоты: единые требования к чистоте территорий и классификация общественных пространств, оценка территорий по шкале 0–100 (чистота, содержание, озеленение, инфраструктура, культура поведения), «Тазалық индексі», интеллектуальный мониторинг с применением AI и GIS, знак «Тазалық белгісі» для бизнеса и организаций, «счетчик чистоты» в парках и скверах;</w:t>
-      </w:r>
-    </w:p>
-    <w:p>
-      <w:pPr>
-        <w:spacing w:before="0" w:after="40" w:line="240" w:lineRule="auto"/>
-        <w:ind w:left="567" w:right="0" w:firstLine="0"/>
-        <w:jc w:val="both"/>
-        <w:rPr>
-          <w:rFonts w:ascii="Arial" w:hAnsi="Arial" w:cs="Arial"/>
-          <w:sz w:val="24"/>
-          <w:szCs w:val="24"/>
-        </w:rPr>
-      </w:pPr>
-      <w:r>
-        <w:rPr>
-          <w:rFonts w:ascii="Arial" w:hAnsi="Arial" w:cs="Arial"/>
-          <w:sz w:val="24"/>
-          <w:szCs w:val="24"/>
-        </w:rPr>
-        <w:t xml:space="preserve">2) «Жаңа мәдениет» – исследование установок и барьеров, поведенческий проект «Ортақ мекен» по совместному благоустройству общественных пространств жителями и семьями, «Қалдықсыз Қазақстан» – культура повторного использования и upcycling-проекты с дизайнерами и креаторами, «Таза алаң» – культура чистоты на спортивных, культурных и фестивальных мероприятиях;</w:t>
-      </w:r>
-    </w:p>
-    <w:p>
-      <w:pPr>
-        <w:spacing w:before="0" w:after="40" w:line="240" w:lineRule="auto"/>
-        <w:ind w:left="567" w:right="0" w:firstLine="0"/>
-        <w:jc w:val="both"/>
-        <w:rPr>
-          <w:rFonts w:ascii="Arial" w:hAnsi="Arial" w:cs="Arial"/>
-          <w:sz w:val="24"/>
-          <w:szCs w:val="24"/>
-        </w:rPr>
-      </w:pPr>
-      <w:r>
-        <w:rPr>
-          <w:rFonts w:ascii="Arial" w:hAnsi="Arial" w:cs="Arial"/>
-          <w:sz w:val="24"/>
-          <w:szCs w:val="24"/>
-        </w:rPr>
-        <w:t xml:space="preserve">3) «Таза сана» – стандарты бережного отношения к окружающей среде в школах «Taza Mektep» (1–11 классы), площадка обмена идеями «Taza Talqy» во всех 20 регионах, симуляционная игра «Taza Oi» для школьников и студентов, молодежный лагерь, YouTube-проект «Құндылық елшісі» о людях, которые своим трудом сохраняют природу;</w:t>
-      </w:r>
-    </w:p>
-    <w:p>
-      <w:pPr>
-        <w:spacing w:before="0" w:after="40" w:line="240" w:lineRule="auto"/>
-        <w:ind w:left="567" w:right="0" w:firstLine="0"/>
-        <w:jc w:val="both"/>
-        <w:rPr>
-          <w:rFonts w:ascii="Arial" w:hAnsi="Arial" w:cs="Arial"/>
-          <w:sz w:val="24"/>
-          <w:szCs w:val="24"/>
-        </w:rPr>
-      </w:pPr>
-      <w:r>
-        <w:rPr>
-          <w:rFonts w:ascii="Arial" w:hAnsi="Arial" w:cs="Arial"/>
-          <w:sz w:val="24"/>
-          <w:szCs w:val="24"/>
-        </w:rPr>
-        <w:t xml:space="preserve">4) цифровая платформа TAZA.KZ – единый реестр экологических инициатив и проблем, афиша мероприятий, мониторинг результатов, участие граждан и бизнеса, интеграция с TazaQazBot и государственными информационными системами;</w:t>
-      </w:r>
-    </w:p>
-    <w:p>
-      <w:pPr>
-        <w:spacing w:before="0" w:after="120" w:line="240" w:lineRule="auto"/>
-        <w:ind w:left="567" w:right="0" w:firstLine="0"/>
-        <w:jc w:val="both"/>
-        <w:rPr>
-          <w:rFonts w:ascii="Arial" w:hAnsi="Arial" w:cs="Arial"/>
-          <w:sz w:val="24"/>
-          <w:szCs w:val="24"/>
-        </w:rPr>
-      </w:pPr>
-      <w:r>
-        <w:rPr>
-          <w:rFonts w:ascii="Arial" w:hAnsi="Arial" w:cs="Arial"/>
-          <w:sz w:val="24"/>
-          <w:szCs w:val="24"/>
-        </w:rPr>
-        <w:t xml:space="preserve">5) единая коммуникационная среда – узнаваемый образ Tazabek, челлендж «Менің таза әдетім» с блогерами и амбассадорами, документальные фильмы о восстановлении Арала, создании Зеленого пояса Астаны и сохранении природных территорий, музыкальные проекты.</w:t>
-      </w:r>
-    </w:p>
-    <w:p>
-      <w:pPr>
-        <w:spacing w:before="0" w:after="60" w:line="240" w:lineRule="auto"/>
-        <w:ind w:left="0" w:right="0" w:firstLine="709"/>
-        <w:jc w:val="both"/>
-        <w:rPr>
-          <w:rFonts w:ascii="Arial" w:hAnsi="Arial" w:cs="Arial"/>
-          <w:sz w:val="24"/>
-          <w:szCs w:val="24"/>
-        </w:rPr>
-      </w:pPr>
-      <w:r>
-        <w:rPr>
-          <w:rFonts w:ascii="Arial" w:hAnsi="Arial" w:cs="Arial"/>
-          <w:sz w:val="24"/>
-          <w:szCs w:val="24"/>
-        </w:rPr>
-        <w:t xml:space="preserve">Для запуска Проектного офиса в октябре–декабре 2026 года необходимо </w:t>
-      </w:r>
-      <w:r>
-        <w:rPr>
-          <w:rFonts w:ascii="Arial" w:hAnsi="Arial" w:cs="Arial"/>
-          <w:sz w:val="24"/>
-          <w:szCs w:val="24"/>
-          <w:highlight w:val="yellow"/>
-        </w:rPr>
-        <w:t xml:space="preserve">320 745</w:t>
-      </w:r>
-      <w:r>
-        <w:rPr>
-          <w:rFonts w:ascii="Arial" w:hAnsi="Arial" w:cs="Arial"/>
-          <w:sz w:val="24"/>
-          <w:szCs w:val="24"/>
-        </w:rPr>
-        <w:t xml:space="preserve"> тыс. тенге, в том числе:</w:t>
-      </w:r>
-    </w:p>
-    <w:p>
-      <w:pPr>
-        <w:spacing w:before="0" w:after="40" w:line="240" w:lineRule="auto"/>
-        <w:ind w:left="0" w:right="0" w:firstLine="0"/>
-        <w:jc w:val="both"/>
-        <w:rPr>
-          <w:rFonts w:ascii="Arial" w:hAnsi="Arial" w:cs="Arial"/>
-          <w:sz w:val="24"/>
-          <w:szCs w:val="24"/>
-        </w:rPr>
-      </w:pPr>
-      <w:r>
-        <w:rPr>
-          <w:rFonts w:ascii="Arial" w:hAnsi="Arial" w:cs="Arial"/>
-          <w:b/>
-          <w:bCs/>
-          <w:sz w:val="24"/>
-          <w:szCs w:val="24"/>
-        </w:rPr>
-        <w:t xml:space="preserve">А. Организационное обеспечение – 177 745 тыс. тенге:</w:t>
-      </w:r>
-    </w:p>
-    <w:p>
-      <w:pPr>
-        <w:spacing w:before="0" w:after="20" w:line="240" w:lineRule="auto"/>
-        <w:ind w:left="567" w:right="0" w:firstLine="0"/>
-        <w:jc w:val="both"/>
-        <w:rPr>
-          <w:rFonts w:ascii="Arial" w:hAnsi="Arial" w:cs="Arial"/>
-          <w:sz w:val="24"/>
-          <w:szCs w:val="24"/>
-        </w:rPr>
-      </w:pPr>
-      <w:r>
-        <w:rPr>
-          <w:rFonts w:ascii="Arial" w:hAnsi="Arial" w:cs="Arial"/>
-          <w:sz w:val="24"/>
-          <w:szCs w:val="24"/>
-        </w:rPr>
-        <w:t xml:space="preserve">– «Команда» – 18 сотрудников Фонда и Проектного офиса с 21 октября 2026 года и привлеченные специалисты;</w:t>
-      </w:r>
-    </w:p>
-    <w:p>
-      <w:pPr>
-        <w:spacing w:before="0" w:after="20" w:line="240" w:lineRule="auto"/>
-        <w:ind w:left="567" w:right="0" w:firstLine="0"/>
-        <w:jc w:val="both"/>
-        <w:rPr>
-          <w:rFonts w:ascii="Arial" w:hAnsi="Arial" w:cs="Arial"/>
-          <w:sz w:val="24"/>
-          <w:szCs w:val="24"/>
-        </w:rPr>
-      </w:pPr>
-      <w:r>
-        <w:rPr>
-          <w:rFonts w:ascii="Arial" w:hAnsi="Arial" w:cs="Arial"/>
-          <w:sz w:val="24"/>
-          <w:szCs w:val="24"/>
-        </w:rPr>
-        <w:t xml:space="preserve">– «Рабочая среда» – офис, оснащение рабочих мест, цифровые инструменты;</w:t>
-      </w:r>
-    </w:p>
-    <w:p>
-      <w:pPr>
-        <w:spacing w:before="0" w:after="80" w:line="240" w:lineRule="auto"/>
-        <w:ind w:left="567" w:right="0" w:firstLine="0"/>
-        <w:jc w:val="both"/>
-        <w:rPr>
-          <w:rFonts w:ascii="Arial" w:hAnsi="Arial" w:cs="Arial"/>
-          <w:sz w:val="24"/>
-          <w:szCs w:val="24"/>
-        </w:rPr>
-      </w:pPr>
-      <w:r>
-        <w:rPr>
-          <w:rFonts w:ascii="Arial" w:hAnsi="Arial" w:cs="Arial"/>
-          <w:sz w:val="24"/>
-          <w:szCs w:val="24"/>
-        </w:rPr>
-        <w:t xml:space="preserve">– «Связь с регионами и общественностью» – выезды в регионы, медиа и коммуникации.</w:t>
-      </w:r>
-    </w:p>
-    <w:p>
-      <w:pPr>
-        <w:spacing w:before="0" w:after="40" w:line="240" w:lineRule="auto"/>
-        <w:ind w:left="0" w:right="0" w:firstLine="0"/>
-        <w:jc w:val="both"/>
-        <w:rPr>
-          <w:rFonts w:ascii="Arial" w:hAnsi="Arial" w:cs="Arial"/>
-          <w:sz w:val="24"/>
-          <w:szCs w:val="24"/>
-        </w:rPr>
-      </w:pPr>
-      <w:r>
-        <w:rPr>
-          <w:rFonts w:ascii="Arial" w:hAnsi="Arial" w:cs="Arial"/>
-          <w:b/>
-          <w:bCs/>
-          <w:sz w:val="24"/>
-          <w:szCs w:val="24"/>
-        </w:rPr>
-        <w:t xml:space="preserve">Б. Первоочередные проекты в рамках инициативы – 143 000 тыс. тенге </w:t>
-      </w:r>
-      <w:r>
-        <w:rPr>
-          <w:rFonts w:ascii="Arial" w:hAnsi="Arial" w:cs="Arial"/>
-          <w:b/>
-          <w:bCs/>
-          <w:sz w:val="24"/>
-          <w:szCs w:val="24"/>
-          <w:highlight w:val="yellow"/>
-        </w:rPr>
-        <w:t xml:space="preserve">предварительная оценка</w:t>
-      </w:r>
-      <w:r>
-        <w:rPr>
-          <w:rFonts w:ascii="Arial" w:hAnsi="Arial" w:cs="Arial"/>
-          <w:b/>
-          <w:bCs/>
-          <w:sz w:val="24"/>
-          <w:szCs w:val="24"/>
-        </w:rPr>
-        <w:t xml:space="preserve">:</w:t>
-      </w:r>
-    </w:p>
-    <w:p>
-      <w:pPr>
-        <w:spacing w:before="0" w:after="20" w:line="240" w:lineRule="auto"/>
-        <w:ind w:left="567" w:right="0" w:firstLine="0"/>
-        <w:jc w:val="both"/>
-        <w:rPr>
-          <w:rFonts w:ascii="Arial" w:hAnsi="Arial" w:cs="Arial"/>
-          <w:sz w:val="24"/>
-          <w:szCs w:val="24"/>
-        </w:rPr>
-      </w:pPr>
-      <w:r>
-        <w:rPr>
-          <w:rFonts w:ascii="Arial" w:hAnsi="Arial" w:cs="Arial"/>
-          <w:sz w:val="24"/>
-          <w:szCs w:val="24"/>
-        </w:rPr>
-        <w:t xml:space="preserve">– «Цифровая платформа» – запуск TAZA.KZ;</w:t>
-      </w:r>
-    </w:p>
-    <w:p>
-      <w:pPr>
-        <w:spacing w:before="0" w:after="20" w:line="240" w:lineRule="auto"/>
-        <w:ind w:left="567" w:right="0" w:firstLine="0"/>
-        <w:jc w:val="both"/>
-        <w:rPr>
-          <w:rFonts w:ascii="Arial" w:hAnsi="Arial" w:cs="Arial"/>
-          <w:sz w:val="24"/>
-          <w:szCs w:val="24"/>
-        </w:rPr>
-      </w:pPr>
-      <w:r>
-        <w:rPr>
-          <w:rFonts w:ascii="Arial" w:hAnsi="Arial" w:cs="Arial"/>
-          <w:sz w:val="24"/>
-          <w:szCs w:val="24"/>
-        </w:rPr>
-        <w:t xml:space="preserve">– «Голос Таза Қазақстан» – креативные и специальные проекты (Tazabek, «Менің таза әдетім», «Құндылық елшісі»), информационное сопровождение, блогеры и амбассадоры;</w:t>
-      </w:r>
-    </w:p>
-    <w:p>
-      <w:pPr>
-        <w:spacing w:before="0" w:after="120" w:line="240" w:lineRule="auto"/>
-        <w:ind w:left="567" w:right="0" w:firstLine="0"/>
-        <w:jc w:val="both"/>
-        <w:rPr>
-          <w:rFonts w:ascii="Arial" w:hAnsi="Arial" w:cs="Arial"/>
-          <w:sz w:val="24"/>
-          <w:szCs w:val="24"/>
-        </w:rPr>
-      </w:pPr>
-      <w:r>
-        <w:rPr>
-          <w:rFonts w:ascii="Arial" w:hAnsi="Arial" w:cs="Arial"/>
-          <w:sz w:val="24"/>
-          <w:szCs w:val="24"/>
-        </w:rPr>
-        <w:t xml:space="preserve">– «Таза сана в действии» – проекты с молодежью и волонтерами, площадка «Taza Talqy» в регионах, симуляционная игра «Taza Oi».</w:t>
-      </w:r>
-    </w:p>
-    <w:p>
-      <w:pPr>
-        <w:spacing w:before="0" w:after="120" w:line="240" w:lineRule="auto"/>
-        <w:ind w:left="0" w:right="0" w:firstLine="709"/>
-        <w:jc w:val="both"/>
-        <w:rPr>
-          <w:rFonts w:ascii="Arial" w:hAnsi="Arial" w:cs="Arial"/>
-          <w:sz w:val="24"/>
-          <w:szCs w:val="24"/>
-        </w:rPr>
-      </w:pPr>
-      <w:r>
-        <w:rPr>
-          <w:rFonts w:ascii="Arial" w:hAnsi="Arial" w:cs="Arial"/>
-          <w:sz w:val="24"/>
-          <w:szCs w:val="24"/>
-        </w:rPr>
-        <w:t xml:space="preserve">Презентация проекта прилагается. Начиная с 2027 года деятельность Проектного офиса будет расширяться и планируется продолжать обеспечивать работу преимущественно за счет спонсорских и иных внебюджетных средств, привлекаемых Фондом, в том числе международных грантов.</w:t>
-      </w:r>
-    </w:p>
-    <w:p>
-      <w:pPr>
-        <w:spacing w:before="0" w:after="120" w:line="240" w:lineRule="auto"/>
-        <w:ind w:left="0" w:right="0" w:firstLine="709"/>
-        <w:jc w:val="both"/>
-        <w:rPr>
-          <w:rFonts w:ascii="Arial" w:hAnsi="Arial" w:cs="Arial"/>
-          <w:sz w:val="24"/>
-          <w:szCs w:val="24"/>
-        </w:rPr>
-      </w:pPr>
-      <w:r>
-        <w:rPr>
-          <w:rFonts w:ascii="Arial" w:hAnsi="Arial" w:cs="Arial"/>
-          <w:sz w:val="24"/>
-          <w:szCs w:val="24"/>
-        </w:rPr>
-        <w:t xml:space="preserve">Дополнительно отмечаем, что в соответствии с пунктом 24 Декларации глав государств Центральной Азии «Экологическая солидарность Центральной Азии», принятой на Региональном экологическом саммите (Астана, 22–24 апреля 2026 года), президенты выразили готовность к сотрудничеству в рамках Проектного офиса по Центральной Азии по изменению климата и зеленой энергетике. Это позволит представить опыт «Таза Қазақстан» как казахстанскую модель для всего региона.</w:t>
-      </w:r>
-    </w:p>
-    <w:p>
-      <w:pPr>
-        <w:spacing w:before="0" w:after="240" w:line="240" w:lineRule="auto"/>
-        <w:ind w:left="0" w:right="0" w:firstLine="709"/>
-        <w:jc w:val="both"/>
-        <w:rPr>
-          <w:rFonts w:ascii="Arial" w:hAnsi="Arial" w:cs="Arial"/>
-          <w:sz w:val="24"/>
-          <w:szCs w:val="24"/>
-        </w:rPr>
-      </w:pPr>
-      <w:r>
-        <w:rPr>
-          <w:rFonts w:ascii="Arial" w:hAnsi="Arial" w:cs="Arial"/>
-          <w:sz w:val="24"/>
-          <w:szCs w:val="24"/>
-        </w:rPr>
-        <w:t xml:space="preserve">С учетом изложенного просим поддержать размещение Проектного офиса «Таза Қазақстан» на базе Центрально-Азиатского климатического фонда и рассмотреть возможность финансирования его запуска в октябре–декабре 2026 года в указанном объеме </w:t>
-      </w:r>
-      <w:r>
-        <w:rPr>
-          <w:rFonts w:ascii="Arial" w:hAnsi="Arial" w:cs="Arial"/>
-          <w:sz w:val="24"/>
-          <w:szCs w:val="24"/>
-          <w:highlight w:val="yellow"/>
-        </w:rPr>
-        <w:t xml:space="preserve">, в том числе за счет части чистого дохода АО «Жасыл Даму»</w:t>
-      </w:r>
-      <w:r>
-        <w:rPr>
-          <w:rFonts w:ascii="Arial" w:hAnsi="Arial" w:cs="Arial"/>
-          <w:sz w:val="24"/>
-          <w:szCs w:val="24"/>
-        </w:rPr>
-        <w:t xml:space="preserve">.</w:t>
-      </w:r>
-    </w:p>
-    <w:p>
-      <w:pPr>
-        <w:spacing w:before="0" w:after="240" w:line="240" w:lineRule="auto"/>
         <w:ind w:left="0" w:right="0" w:firstLine="0"/>
         <w:jc w:val="left"/>
         <w:rPr>
@@ -836,7 +876,7 @@
     </w:p>
     <w:p>
       <w:pPr>
-        <w:spacing w:before="0" w:after="240" w:line="240" w:lineRule="auto"/>
+        <w:spacing w:before="0" w:after="120" w:line="240" w:lineRule="auto"/>
         <w:ind w:left="567" w:right="0" w:firstLine="0"/>
         <w:jc w:val="left"/>
         <w:rPr>

--- a/TAZA/_документы/Письмо в МЭПР – Проектный офис на базе ЦАКФ.docx
+++ b/TAZA/_документы/Письмо в МЭПР – Проектный офис на базе ЦАКФ.docx
@@ -4,966 +4,1077 @@
   <w:body>
     <w:p>
       <w:pPr>
-        <w:spacing w:before="0" w:after="200" w:line="240" w:lineRule="auto"/>
-        <w:ind w:left="0" w:right="0" w:firstLine="0"/>
-        <w:jc w:val="left"/>
-        <w:rPr>
-          <w:rFonts w:ascii="Arial" w:hAnsi="Arial" w:cs="Arial"/>
-          <w:sz w:val="24"/>
-          <w:szCs w:val="24"/>
-        </w:rPr>
-      </w:pPr>
-      <w:r>
-        <w:rPr>
-          <w:rFonts w:ascii="Arial" w:hAnsi="Arial" w:cs="Arial"/>
-          <w:sz w:val="24"/>
-          <w:szCs w:val="24"/>
+        <w:spacing w:after="200" w:line="240" w:lineRule="auto"/>
+        <w:rPr>
+          <w:i/>
+          <w:sz w:val="20"/>
+          <w:szCs w:val="20"/>
+        </w:rPr>
+      </w:pPr>
+      <w:r>
+        <w:rPr>
+          <w:i/>
+          <w:sz w:val="20"/>
+          <w:szCs w:val="20"/>
         </w:rPr>
         <w:t xml:space="preserve">Исх. № </w:t>
       </w:r>
       <w:r>
         <w:rPr>
-          <w:rFonts w:ascii="Arial" w:hAnsi="Arial" w:cs="Arial"/>
-          <w:sz w:val="24"/>
-          <w:szCs w:val="24"/>
-          <w:highlight w:val="yellow"/>
-        </w:rPr>
-        <w:t xml:space="preserve">02/___</w:t>
-      </w:r>
-      <w:r>
-        <w:rPr>
-          <w:rFonts w:ascii="Arial" w:hAnsi="Arial" w:cs="Arial"/>
-          <w:sz w:val="24"/>
-          <w:szCs w:val="24"/>
-        </w:rPr>
-        <w:t xml:space="preserve"> от </w:t>
-      </w:r>
-      <w:r>
-        <w:rPr>
-          <w:rFonts w:ascii="Arial" w:hAnsi="Arial" w:cs="Arial"/>
-          <w:sz w:val="24"/>
-          <w:szCs w:val="24"/>
-          <w:highlight w:val="yellow"/>
-        </w:rPr>
-        <w:t xml:space="preserve">__.10.2026</w:t>
-      </w:r>
-      <w:r>
-        <w:rPr>
-          <w:rFonts w:ascii="Arial" w:hAnsi="Arial" w:cs="Arial"/>
-          <w:sz w:val="24"/>
-          <w:szCs w:val="24"/>
-        </w:rPr>
-        <w:t xml:space="preserve"> г.</w:t>
-      </w:r>
-    </w:p>
-    <w:p>
-      <w:pPr>
-        <w:spacing w:before="0" w:after="0" w:line="240" w:lineRule="auto"/>
-        <w:ind w:left="5103" w:right="0" w:firstLine="0"/>
-        <w:jc w:val="left"/>
-        <w:rPr>
-          <w:rFonts w:ascii="Arial" w:hAnsi="Arial" w:cs="Arial"/>
-          <w:sz w:val="24"/>
-          <w:szCs w:val="24"/>
-        </w:rPr>
-      </w:pPr>
-      <w:r>
-        <w:rPr>
-          <w:rFonts w:ascii="Arial" w:hAnsi="Arial" w:cs="Arial"/>
-          <w:sz w:val="24"/>
-          <w:szCs w:val="24"/>
-        </w:rPr>
-        <w:t xml:space="preserve">Министру экологии и природных ресурсов</w:t>
-      </w:r>
-    </w:p>
-    <w:p>
-      <w:pPr>
-        <w:spacing w:before="0" w:after="0" w:line="240" w:lineRule="auto"/>
-        <w:ind w:left="5103" w:right="0" w:firstLine="0"/>
-        <w:jc w:val="left"/>
-        <w:rPr>
-          <w:rFonts w:ascii="Arial" w:hAnsi="Arial" w:cs="Arial"/>
-          <w:sz w:val="24"/>
-          <w:szCs w:val="24"/>
-        </w:rPr>
-      </w:pPr>
-      <w:r>
-        <w:rPr>
-          <w:rFonts w:ascii="Arial" w:hAnsi="Arial" w:cs="Arial"/>
-          <w:sz w:val="24"/>
-          <w:szCs w:val="24"/>
-        </w:rPr>
-        <w:t xml:space="preserve">Республики Казахстан</w:t>
-      </w:r>
-    </w:p>
-    <w:p>
-      <w:pPr>
-        <w:spacing w:before="0" w:after="120" w:line="240" w:lineRule="auto"/>
-        <w:ind w:left="5103" w:right="0" w:firstLine="0"/>
-        <w:jc w:val="left"/>
-        <w:rPr>
-          <w:rFonts w:ascii="Arial" w:hAnsi="Arial" w:cs="Arial"/>
-          <w:sz w:val="24"/>
-          <w:szCs w:val="24"/>
-        </w:rPr>
-      </w:pPr>
-      <w:r>
-        <w:rPr>
-          <w:rFonts w:ascii="Arial" w:hAnsi="Arial" w:cs="Arial"/>
-          <w:sz w:val="24"/>
-          <w:szCs w:val="24"/>
-        </w:rPr>
-        <w:t xml:space="preserve">Куантырову А.С.</w:t>
-      </w:r>
-    </w:p>
-    <w:p>
-      <w:pPr>
-        <w:spacing w:before="0" w:after="160" w:line="240" w:lineRule="auto"/>
-        <w:ind w:left="0" w:right="0" w:firstLine="0"/>
+          <w:i/>
+          <w:sz w:val="20"/>
+          <w:szCs w:val="20"/>
+        </w:rPr>
+        <w:t>02/373 от 12.10.2026</w:t>
+      </w:r>
+      <w:r>
+        <w:rPr>
+          <w:i/>
+          <w:sz w:val="20"/>
+          <w:szCs w:val="20"/>
+          <w:lang w:val="ru-RU"/>
+        </w:rPr>
+        <w:t xml:space="preserve"> </w:t>
+      </w:r>
+      <w:r>
+        <w:rPr>
+          <w:i/>
+          <w:sz w:val="20"/>
+          <w:szCs w:val="20"/>
+        </w:rPr>
+        <w:t>г.</w:t>
+      </w:r>
+    </w:p>
+    <w:p>
+      <w:pPr>
+        <w:spacing w:line="240" w:lineRule="auto"/>
+        <w:ind w:left="6237"/>
+        <w:rPr>
+          <w:b/>
+          <w:sz w:val="24"/>
+          <w:szCs w:val="24"/>
+        </w:rPr>
+      </w:pPr>
+      <w:r>
+        <w:rPr>
+          <w:b/>
+          <w:sz w:val="24"/>
+          <w:szCs w:val="24"/>
+        </w:rPr>
+        <w:t>Министру экологии и природных ресурсов</w:t>
+      </w:r>
+    </w:p>
+    <w:p>
+      <w:pPr>
+        <w:spacing w:line="240" w:lineRule="auto"/>
+        <w:ind w:left="6237"/>
+        <w:rPr>
+          <w:b/>
+          <w:sz w:val="24"/>
+          <w:szCs w:val="24"/>
+        </w:rPr>
+      </w:pPr>
+      <w:r>
+        <w:rPr>
+          <w:b/>
+          <w:sz w:val="24"/>
+          <w:szCs w:val="24"/>
+        </w:rPr>
+        <w:t>Республики Казахстан</w:t>
+      </w:r>
+    </w:p>
+    <w:p>
+      <w:pPr>
+        <w:spacing w:after="240" w:line="240" w:lineRule="auto"/>
+        <w:ind w:left="6237"/>
+        <w:rPr>
+          <w:b/>
+          <w:sz w:val="24"/>
+          <w:szCs w:val="24"/>
+        </w:rPr>
+      </w:pPr>
+      <w:r>
+        <w:rPr>
+          <w:b/>
+          <w:sz w:val="24"/>
+          <w:szCs w:val="24"/>
+        </w:rPr>
+        <w:t>Куантырову А.С.</w:t>
+      </w:r>
+    </w:p>
+    <w:p>
+      <w:pPr>
+        <w:spacing w:after="160" w:line="240" w:lineRule="auto"/>
         <w:jc w:val="center"/>
         <w:rPr>
-          <w:rFonts w:ascii="Arial" w:hAnsi="Arial" w:cs="Arial"/>
-          <w:sz w:val="24"/>
-          <w:szCs w:val="24"/>
-        </w:rPr>
-      </w:pPr>
-      <w:r>
-        <w:rPr>
-          <w:rFonts w:ascii="Arial" w:hAnsi="Arial" w:cs="Arial"/>
           <w:b/>
           <w:bCs/>
           <w:sz w:val="24"/>
           <w:szCs w:val="24"/>
         </w:rPr>
-        <w:t xml:space="preserve">Уважаемый Алибек Сакенович!</w:t>
-      </w:r>
-    </w:p>
-    <w:p>
-      <w:pPr>
-        <w:spacing w:before="0" w:after="60" w:line="240" w:lineRule="auto"/>
-        <w:ind w:left="0" w:right="0" w:firstLine="709"/>
-        <w:jc w:val="both"/>
-        <w:rPr>
-          <w:rFonts w:ascii="Arial" w:hAnsi="Arial" w:cs="Arial"/>
-          <w:sz w:val="24"/>
-          <w:szCs w:val="24"/>
-        </w:rPr>
-      </w:pPr>
-      <w:r>
-        <w:rPr>
-          <w:rFonts w:ascii="Arial" w:hAnsi="Arial" w:cs="Arial"/>
-          <w:sz w:val="24"/>
-          <w:szCs w:val="24"/>
-        </w:rPr>
-        <w:t xml:space="preserve">Выражаю Вам почтение от лица Центрально-Азиатского климатического фонда.</w:t>
-      </w:r>
-    </w:p>
-    <w:p>
-      <w:pPr>
-        <w:spacing w:before="0" w:after="60" w:line="240" w:lineRule="auto"/>
-        <w:ind w:left="0" w:right="0" w:firstLine="709"/>
-        <w:jc w:val="both"/>
-        <w:rPr>
-          <w:rFonts w:ascii="Arial" w:hAnsi="Arial" w:cs="Arial"/>
-          <w:sz w:val="24"/>
-          <w:szCs w:val="24"/>
-        </w:rPr>
-      </w:pPr>
-      <w:r>
-        <w:rPr>
-          <w:rFonts w:ascii="Arial" w:hAnsi="Arial" w:cs="Arial"/>
-          <w:sz w:val="24"/>
-          <w:szCs w:val="24"/>
-        </w:rPr>
-        <w:t xml:space="preserve">Центрально-Азиатский климатический фонд (далее – Фонд) является юридической формой Проектного офиса для Центральной Азии по изменению климата и зеленой энергетике, который был создан 22 февраля 2024 года во исполнение инициативы Главы государства Касым-Жомарта Кемелевича Токаева, озвученной на 78-й сессии Генеральной Ассамблеи ООН.</w:t>
-      </w:r>
-    </w:p>
-    <w:p>
-      <w:pPr>
-        <w:spacing w:before="0" w:after="60" w:line="240" w:lineRule="auto"/>
-        <w:ind w:left="0" w:right="0" w:firstLine="709"/>
-        <w:jc w:val="both"/>
-        <w:rPr>
-          <w:rFonts w:ascii="Arial" w:hAnsi="Arial" w:cs="Arial"/>
-          <w:sz w:val="24"/>
-          <w:szCs w:val="24"/>
-        </w:rPr>
-      </w:pPr>
-      <w:r>
-        <w:rPr>
-          <w:rFonts w:ascii="Arial" w:hAnsi="Arial" w:cs="Arial"/>
-          <w:sz w:val="24"/>
-          <w:szCs w:val="24"/>
-        </w:rPr>
-        <w:t xml:space="preserve">Фонд содействует ускорению климатических и экологических действий в регионе: поддерживает разработку политик и региональное сотрудничество, ведет аналитическую и экспертную работу по климатической политике, углеродному регулированию и зеленому финансированию, оценивает климатические и экологические риски, разрабатывает методики оценки устойчивого развития, реализует образовательные и просветительские проекты совместно с государственными органами, международными организациями, бизнесом и научным сообществом.</w:t>
-      </w:r>
-    </w:p>
-    <w:p>
-      <w:pPr>
-        <w:spacing w:before="0" w:after="60" w:line="240" w:lineRule="auto"/>
-        <w:ind w:left="0" w:right="0" w:firstLine="709"/>
-        <w:jc w:val="both"/>
-        <w:rPr>
-          <w:rFonts w:ascii="Arial" w:hAnsi="Arial" w:cs="Arial"/>
-          <w:sz w:val="24"/>
-          <w:szCs w:val="24"/>
-        </w:rPr>
-      </w:pPr>
-      <w:r>
-        <w:rPr>
-          <w:rFonts w:ascii="Arial" w:hAnsi="Arial" w:cs="Arial"/>
-          <w:sz w:val="24"/>
-          <w:szCs w:val="24"/>
-        </w:rPr>
-        <w:t xml:space="preserve">Опыт этой работы показывает: климатические и экологические решения – от сокращения выбросов до обращения с отходами – дают результат только тогда, когда их поддерживает общество и они становятся частью повседневного поведения людей. Именно эту задачу на национальном уровне решает общенациональная инициатива Главы государства «Таза Қазақстан», поэтому ее развитие органично продолжает миссию Фонда.</w:t>
-      </w:r>
-    </w:p>
-    <w:p>
-      <w:pPr>
-        <w:spacing w:before="0" w:after="60" w:line="240" w:lineRule="auto"/>
-        <w:ind w:left="0" w:right="0" w:firstLine="709"/>
-        <w:jc w:val="both"/>
-        <w:rPr>
-          <w:rFonts w:ascii="Arial" w:hAnsi="Arial" w:cs="Arial"/>
-          <w:sz w:val="24"/>
-          <w:szCs w:val="24"/>
-        </w:rPr>
-      </w:pPr>
-      <w:r>
-        <w:rPr>
-          <w:rFonts w:ascii="Arial" w:hAnsi="Arial" w:cs="Arial"/>
-          <w:sz w:val="24"/>
-          <w:szCs w:val="24"/>
-        </w:rPr>
-        <w:t xml:space="preserve">За период реализации Концепции развития экологической культуры «Таза Қазақстан» на 2024–2029 годы инициатива дала заметные результаты: собрано около 3 млн тонн отходов, очищено порядка 3 млн гектаров территорий, высажено около 5,8 млн деревьев, ежегодно в экологических мероприятиях участвуют свыше 6 млн человек. Вместе с тем Глава государства поставил задачу вывести инициативу на качественно новый уровень: «Считаю необходимым разработать национальный стандарт чистоты. Это требование времени» (19 сентября 2026 года) и «Важно наполнить инициативу «Таза Қазақстан» качественно новым содержанием, свежими идеями и креативными проектами» (Первая сессия Қазақстан Халық Кеңесі, 24 сентября 2026 года).</w:t>
-      </w:r>
-    </w:p>
-    <w:p>
-      <w:pPr>
-        <w:spacing w:before="0" w:after="60" w:line="240" w:lineRule="auto"/>
-        <w:ind w:left="0" w:right="0" w:firstLine="709"/>
-        <w:jc w:val="both"/>
-        <w:rPr>
-          <w:rFonts w:ascii="Arial" w:hAnsi="Arial" w:cs="Arial"/>
-          <w:sz w:val="24"/>
-          <w:szCs w:val="24"/>
-        </w:rPr>
-      </w:pPr>
-      <w:r>
-        <w:rPr>
-          <w:rFonts w:ascii="Arial" w:hAnsi="Arial" w:cs="Arial"/>
-          <w:sz w:val="24"/>
-          <w:szCs w:val="24"/>
-        </w:rPr>
-        <w:t xml:space="preserve">«Таза Қазақстан» должен стать фундаментальной основой национальной идеологии, а идея чистоты, порядка и экологической ответственности – неотъемлемой частью национального характера. Бережное отношение к природе закреплено Конституцией как обязанность каждого гражданина, а чистота начинается с сознания и повседневных привычек человека: «Таза орта – Таза әдет – Таза сана».</w:t>
-      </w:r>
-    </w:p>
-    <w:p>
-      <w:pPr>
-        <w:spacing w:before="0" w:after="60" w:line="240" w:lineRule="auto"/>
-        <w:ind w:left="0" w:right="0" w:firstLine="709"/>
-        <w:jc w:val="both"/>
-        <w:rPr>
-          <w:rFonts w:ascii="Arial" w:hAnsi="Arial" w:cs="Arial"/>
-          <w:sz w:val="24"/>
-          <w:szCs w:val="24"/>
-        </w:rPr>
-      </w:pPr>
-      <w:r>
-        <w:rPr>
-          <w:rFonts w:ascii="Arial" w:hAnsi="Arial" w:cs="Arial"/>
-          <w:sz w:val="24"/>
-          <w:szCs w:val="24"/>
-        </w:rPr>
-        <w:t xml:space="preserve">Решение этой задачи требует перехода от отдельных кампаний к системной общенациональной модели на основе трех взаимосвязанных принципов: институционализация – постоянно действующий Проектный офис как единый оперативный и методический центр; расширение направлений и проектов, ориентированных на постоянное гражданское участие и формирование экологических привычек у каждого гражданина; регулярная система оценки (KPI) и Национальный стандарт чистоты. Ключевой принцип – результат вместо мероприятий: оцениваться должны изменения в состоянии среды и в поведении людей, а не количество проведенных акций.</w:t>
-      </w:r>
-    </w:p>
-    <w:p>
-      <w:pPr>
-        <w:spacing w:before="0" w:after="60" w:line="240" w:lineRule="auto"/>
-        <w:ind w:left="0" w:right="0" w:firstLine="709"/>
-        <w:jc w:val="both"/>
-        <w:rPr>
-          <w:rFonts w:ascii="Arial" w:hAnsi="Arial" w:cs="Arial"/>
-          <w:sz w:val="24"/>
-          <w:szCs w:val="24"/>
-        </w:rPr>
-      </w:pPr>
-      <w:r>
-        <w:rPr>
-          <w:rFonts w:ascii="Arial" w:hAnsi="Arial" w:cs="Arial"/>
-          <w:sz w:val="24"/>
-          <w:szCs w:val="24"/>
-        </w:rPr>
-        <w:t xml:space="preserve">В этой связи Фонд готов сформировать под своим крылом Проектный офис «Таза Қазақстан» (далее – Проектный офис), который вместе с Фондом будет выполнять задачи инициативы. Размещение Проектного офиса на базе Фонда не требует создания новой государственной структуры и позволяет сразу использовать имеющуюся организационную инфраструктуру Фонда, опыт реализации проектов, взаимодействия с государственными органами и международными партнерами (ЮНИСЕФ, ЮНКТАД), а также опыт проведения Регионального экологического саммита, собравшего более 11 тысяч участников.</w:t>
-      </w:r>
-    </w:p>
-    <w:p>
-      <w:pPr>
-        <w:spacing w:before="0" w:after="60" w:line="240" w:lineRule="auto"/>
-        <w:ind w:left="0" w:right="0" w:firstLine="709"/>
-        <w:jc w:val="both"/>
-        <w:rPr>
-          <w:rFonts w:ascii="Arial" w:hAnsi="Arial" w:cs="Arial"/>
-          <w:sz w:val="24"/>
-          <w:szCs w:val="24"/>
-        </w:rPr>
-      </w:pPr>
-      <w:r>
-        <w:rPr>
-          <w:rFonts w:ascii="Arial" w:hAnsi="Arial" w:cs="Arial"/>
-          <w:sz w:val="24"/>
-          <w:szCs w:val="24"/>
-        </w:rPr>
-        <w:t xml:space="preserve">Распределение ролей предлагается следующее:</w:t>
-      </w:r>
-    </w:p>
-    <w:p>
-      <w:pPr>
-        <w:spacing w:before="0" w:after="20" w:line="240" w:lineRule="auto"/>
-        <w:ind w:left="567" w:right="0" w:firstLine="0"/>
-        <w:jc w:val="both"/>
-        <w:rPr>
-          <w:rFonts w:ascii="Arial" w:hAnsi="Arial" w:cs="Arial"/>
-          <w:sz w:val="24"/>
-          <w:szCs w:val="24"/>
-        </w:rPr>
-      </w:pPr>
-      <w:r>
-        <w:rPr>
-          <w:rFonts w:ascii="Arial" w:hAnsi="Arial" w:cs="Arial"/>
-          <w:sz w:val="24"/>
-          <w:szCs w:val="24"/>
-        </w:rPr>
-        <w:t xml:space="preserve">– Министерство экологии и природных ресурсов – общее руководство, определение приоритетов и координация государственных органов и акиматов;</w:t>
-      </w:r>
-    </w:p>
-    <w:p>
-      <w:pPr>
-        <w:spacing w:before="0" w:after="20" w:line="240" w:lineRule="auto"/>
-        <w:ind w:left="567" w:right="0" w:firstLine="0"/>
-        <w:jc w:val="both"/>
-        <w:rPr>
-          <w:rFonts w:ascii="Arial" w:hAnsi="Arial" w:cs="Arial"/>
-          <w:sz w:val="24"/>
-          <w:szCs w:val="24"/>
-        </w:rPr>
-      </w:pPr>
-      <w:r>
-        <w:rPr>
-          <w:rFonts w:ascii="Arial" w:hAnsi="Arial" w:cs="Arial"/>
-          <w:sz w:val="24"/>
-          <w:szCs w:val="24"/>
-        </w:rPr>
-        <w:t xml:space="preserve">– Проектный офис – реализация задач инициативы по четырем направлениям: социология, большие данные и аналитика; проектное управление и региональная координация с акиматами 20 регионов и центральными государственными органами; цифровизация и цифровые решения; коммуникация и креатив;</w:t>
-      </w:r>
-    </w:p>
-    <w:p>
-      <w:pPr>
-        <w:spacing w:before="0" w:after="60" w:line="240" w:lineRule="auto"/>
-        <w:ind w:left="567" w:right="0" w:firstLine="0"/>
-        <w:jc w:val="both"/>
-        <w:rPr>
-          <w:rFonts w:ascii="Arial" w:hAnsi="Arial" w:cs="Arial"/>
-          <w:sz w:val="24"/>
-          <w:szCs w:val="24"/>
-        </w:rPr>
-      </w:pPr>
-      <w:r>
-        <w:rPr>
-          <w:rFonts w:ascii="Arial" w:hAnsi="Arial" w:cs="Arial"/>
-          <w:sz w:val="24"/>
-          <w:szCs w:val="24"/>
-        </w:rPr>
-        <w:t xml:space="preserve">– Фонд – организационная, правовая и финансовая платформа, методология и проверка данных, экологическая аналитика, международные методики и партнерства, привлечение внебюджетных средств.</w:t>
-      </w:r>
-    </w:p>
-    <w:p>
-      <w:pPr>
-        <w:spacing w:before="0" w:after="60" w:line="240" w:lineRule="auto"/>
-        <w:ind w:left="0" w:right="0" w:firstLine="709"/>
-        <w:jc w:val="both"/>
-        <w:rPr>
-          <w:rFonts w:ascii="Arial" w:hAnsi="Arial" w:cs="Arial"/>
-          <w:sz w:val="24"/>
-          <w:szCs w:val="24"/>
-        </w:rPr>
-      </w:pPr>
-      <w:r>
-        <w:rPr>
-          <w:rFonts w:ascii="Arial" w:hAnsi="Arial" w:cs="Arial"/>
-          <w:sz w:val="24"/>
-          <w:szCs w:val="24"/>
-        </w:rPr>
-        <w:t xml:space="preserve">В рамках инициативы «Таза Қазақстан» Проектный офис совместно с Фондом планирует реализовать следующие направления и проекты:</w:t>
-      </w:r>
-    </w:p>
-    <w:p>
-      <w:pPr>
-        <w:spacing w:before="0" w:after="20" w:line="240" w:lineRule="auto"/>
-        <w:ind w:left="567" w:right="0" w:firstLine="0"/>
-        <w:jc w:val="both"/>
-        <w:rPr>
-          <w:rFonts w:ascii="Arial" w:hAnsi="Arial" w:cs="Arial"/>
-          <w:sz w:val="24"/>
-          <w:szCs w:val="24"/>
-        </w:rPr>
-      </w:pPr>
-      <w:r>
-        <w:rPr>
-          <w:rFonts w:ascii="Arial" w:hAnsi="Arial" w:cs="Arial"/>
-          <w:sz w:val="24"/>
-          <w:szCs w:val="24"/>
-        </w:rPr>
-        <w:t xml:space="preserve">1) «Таза ел» – Национальный стандарт чистоты: единые требования к чистоте территорий и классификация общественных пространств, оценка территорий по шкале 0–100 (чистота, содержание, озеленение, инфраструктура, культура поведения), «Тазалық индексі», интеллектуальный мониторинг с применением AI и GIS, знак «Тазалық белгісі» для бизнеса и организаций, «счетчик чистоты» в парках и скверах;</w:t>
-      </w:r>
-    </w:p>
-    <w:p>
-      <w:pPr>
-        <w:spacing w:before="0" w:after="20" w:line="240" w:lineRule="auto"/>
-        <w:ind w:left="567" w:right="0" w:firstLine="0"/>
-        <w:jc w:val="both"/>
-        <w:rPr>
-          <w:rFonts w:ascii="Arial" w:hAnsi="Arial" w:cs="Arial"/>
-          <w:sz w:val="24"/>
-          <w:szCs w:val="24"/>
-        </w:rPr>
-      </w:pPr>
-      <w:r>
-        <w:rPr>
-          <w:rFonts w:ascii="Arial" w:hAnsi="Arial" w:cs="Arial"/>
-          <w:sz w:val="24"/>
-          <w:szCs w:val="24"/>
-        </w:rPr>
-        <w:t xml:space="preserve">2) «Жаңа мәдениет» – исследование установок и барьеров, поведенческий проект «Ортақ мекен» по совместному благоустройству общественных пространств жителями и семьями, «Қалдықсыз Қазақстан» – культура повторного использования и upcycling-проекты с дизайнерами и креаторами, «Таза алаң» – культура чистоты на спортивных, культурных и фестивальных мероприятиях;</w:t>
-      </w:r>
-    </w:p>
-    <w:p>
-      <w:pPr>
-        <w:spacing w:before="0" w:after="20" w:line="240" w:lineRule="auto"/>
-        <w:ind w:left="567" w:right="0" w:firstLine="0"/>
-        <w:jc w:val="both"/>
-        <w:rPr>
-          <w:rFonts w:ascii="Arial" w:hAnsi="Arial" w:cs="Arial"/>
-          <w:sz w:val="24"/>
-          <w:szCs w:val="24"/>
-        </w:rPr>
-      </w:pPr>
-      <w:r>
-        <w:rPr>
-          <w:rFonts w:ascii="Arial" w:hAnsi="Arial" w:cs="Arial"/>
-          <w:sz w:val="24"/>
-          <w:szCs w:val="24"/>
-        </w:rPr>
-        <w:t xml:space="preserve">3) «Таза сана» – стандарты бережного отношения к окружающей среде в школах «Taza Mektep» (1–11 классы), площадка обмена идеями «Taza Talqy» во всех 20 регионах, симуляционная игра «Taza Oi» для школьников и студентов, молодежный лагерь, YouTube-проект «Құндылық елшісі» о людях, которые своим трудом сохраняют природу;</w:t>
-      </w:r>
-    </w:p>
-    <w:p>
-      <w:pPr>
-        <w:spacing w:before="0" w:after="20" w:line="240" w:lineRule="auto"/>
-        <w:ind w:left="567" w:right="0" w:firstLine="0"/>
-        <w:jc w:val="both"/>
-        <w:rPr>
-          <w:rFonts w:ascii="Arial" w:hAnsi="Arial" w:cs="Arial"/>
-          <w:sz w:val="24"/>
-          <w:szCs w:val="24"/>
-        </w:rPr>
-      </w:pPr>
-      <w:r>
-        <w:rPr>
-          <w:rFonts w:ascii="Arial" w:hAnsi="Arial" w:cs="Arial"/>
-          <w:sz w:val="24"/>
-          <w:szCs w:val="24"/>
-        </w:rPr>
-        <w:t xml:space="preserve">4) цифровая платформа TAZA.KZ – единый реестр экологических инициатив и проблем, афиша мероприятий, мониторинг результатов, участие граждан и бизнеса, интеграция с TazaQazBot и государственными информационными системами;</w:t>
-      </w:r>
-    </w:p>
-    <w:p>
-      <w:pPr>
-        <w:spacing w:before="0" w:after="60" w:line="240" w:lineRule="auto"/>
-        <w:ind w:left="567" w:right="0" w:firstLine="0"/>
-        <w:jc w:val="both"/>
-        <w:rPr>
-          <w:rFonts w:ascii="Arial" w:hAnsi="Arial" w:cs="Arial"/>
-          <w:sz w:val="24"/>
-          <w:szCs w:val="24"/>
-        </w:rPr>
-      </w:pPr>
-      <w:r>
-        <w:rPr>
-          <w:rFonts w:ascii="Arial" w:hAnsi="Arial" w:cs="Arial"/>
-          <w:sz w:val="24"/>
-          <w:szCs w:val="24"/>
-        </w:rPr>
-        <w:t xml:space="preserve">5) единая коммуникационная среда – узнаваемый образ Tazabek, челлендж «Менің таза әдетім» с блогерами и амбассадорами, документальные фильмы о восстановлении Арала, создании Зеленого пояса Астаны и сохранении природных территорий, музыкальные проекты.</w:t>
-      </w:r>
-    </w:p>
-    <w:p>
-      <w:pPr>
-        <w:spacing w:before="0" w:after="60" w:line="240" w:lineRule="auto"/>
-        <w:ind w:left="0" w:right="0" w:firstLine="709"/>
-        <w:jc w:val="both"/>
-        <w:rPr>
-          <w:rFonts w:ascii="Arial" w:hAnsi="Arial" w:cs="Arial"/>
-          <w:sz w:val="24"/>
-          <w:szCs w:val="24"/>
-        </w:rPr>
-      </w:pPr>
-      <w:r>
-        <w:rPr>
-          <w:rFonts w:ascii="Arial" w:hAnsi="Arial" w:cs="Arial"/>
-          <w:sz w:val="24"/>
-          <w:szCs w:val="24"/>
-        </w:rPr>
-        <w:t xml:space="preserve">Для запуска Проектного офиса в октябре–декабре 2026 года необходимо </w:t>
-      </w:r>
-      <w:r>
-        <w:rPr>
-          <w:rFonts w:ascii="Arial" w:hAnsi="Arial" w:cs="Arial"/>
-          <w:sz w:val="24"/>
-          <w:szCs w:val="24"/>
-          <w:highlight w:val="yellow"/>
-        </w:rPr>
-        <w:t xml:space="preserve">320 745</w:t>
-      </w:r>
-      <w:r>
-        <w:rPr>
-          <w:rFonts w:ascii="Arial" w:hAnsi="Arial" w:cs="Arial"/>
-          <w:sz w:val="24"/>
-          <w:szCs w:val="24"/>
-        </w:rPr>
-        <w:t xml:space="preserve"> тыс. тенге, в том числе:</w:t>
-      </w:r>
-    </w:p>
-    <w:p>
-      <w:pPr>
-        <w:spacing w:before="0" w:after="40" w:line="240" w:lineRule="auto"/>
-        <w:ind w:left="0" w:right="0" w:firstLine="0"/>
-        <w:jc w:val="both"/>
-        <w:rPr>
-          <w:rFonts w:ascii="Arial" w:hAnsi="Arial" w:cs="Arial"/>
-          <w:sz w:val="24"/>
-          <w:szCs w:val="24"/>
-        </w:rPr>
-      </w:pPr>
-      <w:r>
-        <w:rPr>
-          <w:rFonts w:ascii="Arial" w:hAnsi="Arial" w:cs="Arial"/>
+      </w:pPr>
+    </w:p>
+    <w:p>
+      <w:pPr>
+        <w:spacing w:after="160" w:line="240" w:lineRule="auto"/>
+        <w:jc w:val="center"/>
+        <w:rPr>
+          <w:i/>
+          <w:sz w:val="24"/>
+          <w:szCs w:val="24"/>
+        </w:rPr>
+      </w:pPr>
+      <w:r>
+        <w:rPr>
           <w:b/>
           <w:bCs/>
-          <w:sz w:val="24"/>
-          <w:szCs w:val="24"/>
-        </w:rPr>
-        <w:t xml:space="preserve">А. Организационное обеспечение – 177 745 тыс. тенге:</w:t>
-      </w:r>
-    </w:p>
-    <w:p>
-      <w:pPr>
-        <w:spacing w:before="0" w:after="20" w:line="240" w:lineRule="auto"/>
-        <w:ind w:left="567" w:right="0" w:firstLine="0"/>
+          <w:i/>
+          <w:sz w:val="24"/>
+          <w:szCs w:val="24"/>
+        </w:rPr>
+        <w:t>Уважаемый Алибек Сакенович!</w:t>
+      </w:r>
+    </w:p>
+    <w:p>
+      <w:pPr>
+        <w:spacing w:after="120" w:line="240" w:lineRule="auto"/>
+        <w:ind w:firstLine="709"/>
         <w:jc w:val="both"/>
         <w:rPr>
-          <w:rFonts w:ascii="Arial" w:hAnsi="Arial" w:cs="Arial"/>
-          <w:sz w:val="24"/>
-          <w:szCs w:val="24"/>
-        </w:rPr>
-      </w:pPr>
-      <w:r>
-        <w:rPr>
-          <w:rFonts w:ascii="Arial" w:hAnsi="Arial" w:cs="Arial"/>
-          <w:sz w:val="24"/>
-          <w:szCs w:val="24"/>
-        </w:rPr>
-        <w:t xml:space="preserve">– «Команда» – 18 сотрудников Фонда и Проектного офиса с 21 октября 2026 года и привлеченные специалисты;</w:t>
-      </w:r>
-    </w:p>
-    <w:p>
-      <w:pPr>
-        <w:spacing w:before="0" w:after="20" w:line="240" w:lineRule="auto"/>
-        <w:ind w:left="567" w:right="0" w:firstLine="0"/>
+          <w:sz w:val="24"/>
+          <w:szCs w:val="24"/>
+        </w:rPr>
+      </w:pPr>
+      <w:r>
+        <w:rPr>
+          <w:sz w:val="24"/>
+          <w:szCs w:val="24"/>
+          <w:lang w:val="ru-RU"/>
+        </w:rPr>
+        <w:t>О</w:t>
+      </w:r>
+      <w:r>
+        <w:rPr>
+          <w:sz w:val="24"/>
+          <w:szCs w:val="24"/>
+        </w:rPr>
+        <w:t xml:space="preserve">т </w:t>
+      </w:r>
+      <w:r>
+        <w:rPr>
+          <w:sz w:val="24"/>
+          <w:szCs w:val="24"/>
+          <w:lang w:val="ru-RU"/>
+        </w:rPr>
+        <w:t>имени</w:t>
+      </w:r>
+      <w:r>
+        <w:rPr>
+          <w:sz w:val="24"/>
+          <w:szCs w:val="24"/>
+        </w:rPr>
+        <w:t xml:space="preserve"> Центрально-Азиатского климатического фонда</w:t>
+      </w:r>
+      <w:r>
+        <w:rPr>
+          <w:sz w:val="24"/>
+          <w:szCs w:val="24"/>
+        </w:rPr>
+        <w:t xml:space="preserve"> </w:t>
+      </w:r>
+      <w:r>
+        <w:rPr>
+          <w:sz w:val="24"/>
+          <w:szCs w:val="24"/>
+          <w:lang w:val="ru-RU"/>
+        </w:rPr>
+        <w:t>в</w:t>
+      </w:r>
+      <w:r>
+        <w:rPr>
+          <w:sz w:val="24"/>
+          <w:szCs w:val="24"/>
+        </w:rPr>
+        <w:t>ыражаю Вам почтение</w:t>
+      </w:r>
+      <w:r>
+        <w:rPr>
+          <w:sz w:val="24"/>
+          <w:szCs w:val="24"/>
+        </w:rPr>
+        <w:t>.</w:t>
+      </w:r>
+    </w:p>
+    <w:p>
+      <w:pPr>
+        <w:spacing w:after="120" w:line="240" w:lineRule="auto"/>
+        <w:ind w:firstLine="709"/>
         <w:jc w:val="both"/>
         <w:rPr>
-          <w:rFonts w:ascii="Arial" w:hAnsi="Arial" w:cs="Arial"/>
-          <w:sz w:val="24"/>
-          <w:szCs w:val="24"/>
-        </w:rPr>
-      </w:pPr>
-      <w:r>
-        <w:rPr>
-          <w:rFonts w:ascii="Arial" w:hAnsi="Arial" w:cs="Arial"/>
-          <w:sz w:val="24"/>
-          <w:szCs w:val="24"/>
-        </w:rPr>
-        <w:t xml:space="preserve">– «Рабочая среда» – офис, оснащение рабочих мест, цифровые инструменты;</w:t>
-      </w:r>
-    </w:p>
-    <w:p>
-      <w:pPr>
-        <w:spacing w:before="0" w:after="80" w:line="240" w:lineRule="auto"/>
-        <w:ind w:left="567" w:right="0" w:firstLine="0"/>
+          <w:sz w:val="24"/>
+          <w:szCs w:val="24"/>
+        </w:rPr>
+      </w:pPr>
+      <w:r>
+        <w:rPr>
+          <w:sz w:val="24"/>
+          <w:szCs w:val="24"/>
+        </w:rPr>
+        <w:t xml:space="preserve">Центрально-Азиатский климатический фонд (далее – Фонд) является юридической формой Проектного офиса для Центральной Азии по изменению климата и зеленой энергетике, который был создан </w:t>
+      </w:r>
+      <w:r>
+        <w:rPr>
+          <w:sz w:val="24"/>
+          <w:szCs w:val="24"/>
+        </w:rPr>
+        <w:t>22 февраля 2024 года во исполнение инициативы Главы государства Касым-Жомарта Кемелевича Токаева, озвученной на 78-й сессии Генеральной Ассамблеи ООН.</w:t>
+      </w:r>
+    </w:p>
+    <w:p>
+      <w:pPr>
+        <w:spacing w:after="120" w:line="240" w:lineRule="auto"/>
+        <w:ind w:firstLine="709"/>
         <w:jc w:val="both"/>
         <w:rPr>
-          <w:rFonts w:ascii="Arial" w:hAnsi="Arial" w:cs="Arial"/>
-          <w:sz w:val="24"/>
-          <w:szCs w:val="24"/>
-        </w:rPr>
-      </w:pPr>
-      <w:r>
-        <w:rPr>
-          <w:rFonts w:ascii="Arial" w:hAnsi="Arial" w:cs="Arial"/>
-          <w:sz w:val="24"/>
-          <w:szCs w:val="24"/>
-        </w:rPr>
-        <w:t xml:space="preserve">– «Связь с регионами и общественностью» – выезды в регионы, медиа и коммуникации.</w:t>
-      </w:r>
-    </w:p>
-    <w:p>
-      <w:pPr>
-        <w:spacing w:before="0" w:after="40" w:line="240" w:lineRule="auto"/>
-        <w:ind w:left="0" w:right="0" w:firstLine="0"/>
+          <w:sz w:val="24"/>
+          <w:szCs w:val="24"/>
+        </w:rPr>
+      </w:pPr>
+      <w:r>
+        <w:rPr>
+          <w:sz w:val="24"/>
+          <w:szCs w:val="24"/>
+        </w:rPr>
+        <w:t xml:space="preserve">Фонд содействует ускорению климатических и экологических действий в регионе: поддерживает разработку политик и региональное сотрудничество, ведет аналитическую и экспертную работу по климатической политике, углеродному регулированию и зеленому финансированию, оценивает климатические и экологические риски, разрабатывает методики оценки устойчивого развития, реализует образовательные и просветительские проекты совместно с государственными органами, международными организациями, бизнесом и научным сообществом.</w:t>
+      </w:r>
+    </w:p>
+    <w:p>
+      <w:pPr>
+        <w:spacing w:after="120" w:line="240" w:lineRule="auto"/>
+        <w:ind w:firstLine="709"/>
         <w:jc w:val="both"/>
         <w:rPr>
-          <w:rFonts w:ascii="Arial" w:hAnsi="Arial" w:cs="Arial"/>
-          <w:sz w:val="24"/>
-          <w:szCs w:val="24"/>
-        </w:rPr>
-      </w:pPr>
-      <w:r>
-        <w:rPr>
-          <w:rFonts w:ascii="Arial" w:hAnsi="Arial" w:cs="Arial"/>
+          <w:sz w:val="24"/>
+          <w:szCs w:val="24"/>
+        </w:rPr>
+      </w:pPr>
+      <w:r>
+        <w:rPr>
+          <w:sz w:val="24"/>
+          <w:szCs w:val="24"/>
+        </w:rPr>
+        <w:t xml:space="preserve">Опыт этой работы показывает: климатические и экологические решения – от сокращения выбросов до обращения с отходами – дают результат только тогда, когда их поддерживает общество и они становятся частью повседневного поведения людей. Именно эту задачу на национальном уровне решает общенациональная инициатива Главы государства «Таза Қазақстан», поэтому ее развитие органично продолжает миссию Фонда.</w:t>
+      </w:r>
+    </w:p>
+    <w:p>
+      <w:pPr>
+        <w:spacing w:after="120" w:line="240" w:lineRule="auto"/>
+        <w:ind w:firstLine="709"/>
+        <w:jc w:val="both"/>
+        <w:rPr>
+          <w:sz w:val="24"/>
+          <w:szCs w:val="24"/>
+        </w:rPr>
+      </w:pPr>
+      <w:r>
+        <w:rPr>
+          <w:sz w:val="24"/>
+          <w:szCs w:val="24"/>
+        </w:rPr>
+        <w:t xml:space="preserve">За период реализации Концепции развития экологической культуры «Таза Қазақстан» на 2024–2029 годы инициатива дала заметные результаты: собрано около 3 млн тонн отходов, очищено порядка 3 млн гектаров территорий, высажено около 5,8 млн деревьев, ежегодно в экологических мероприятиях участвуют свыше 6 млн человек</w:t>
+      </w:r>
+      <w:r>
+        <w:rPr>
+          <w:sz w:val="24"/>
+          <w:szCs w:val="24"/>
+        </w:rPr>
+        <w:t xml:space="preserve"/>
+      </w:r>
+      <w:r>
+        <w:rPr>
+          <w:sz w:val="24"/>
+          <w:szCs w:val="24"/>
+        </w:rPr>
+        <w:t xml:space="preserve">. Вместе с тем Глава государства поставил задачу вывести инициативу на качественно новый уровень: «Считаю необходимым разработать национальный стандарт чистоты. Это требование времени» (19 сентября 2026 года) и «Важно наполнить инициативу «Таза Қазақстан» </w:t>
+      </w:r>
+      <w:r>
+        <w:rPr>
+          <w:sz w:val="24"/>
+          <w:szCs w:val="24"/>
+        </w:rPr>
+        <w:t>качественно новым содержанием, свежими идеями и креативными проектами» (Первая сессия Қазақстан Халық Кеңесі, 24 сентября 2026 года).</w:t>
+      </w:r>
+    </w:p>
+    <w:p>
+      <w:pPr>
+        <w:spacing w:after="120" w:line="240" w:lineRule="auto"/>
+        <w:ind w:firstLine="709"/>
+        <w:jc w:val="both"/>
+        <w:rPr>
+          <w:sz w:val="24"/>
+          <w:szCs w:val="24"/>
+        </w:rPr>
+      </w:pPr>
+      <w:r>
+        <w:rPr>
+          <w:sz w:val="24"/>
+          <w:szCs w:val="24"/>
+        </w:rPr>
+        <w:t>«Таза Қазақстан» должен стать фундаментальной основой национальной идеологии, а идея чистоты, порядка и экологической отве</w:t>
+      </w:r>
+      <w:r>
+        <w:rPr>
+          <w:sz w:val="24"/>
+          <w:szCs w:val="24"/>
+        </w:rPr>
+        <w:t>тственности – неотъемлемой частью национального характера. Бережное отношение к природе закреплено Конституцией как обязанность каждого гражданина, а чистота начинается с сознания и повседневных привычек человека: «Таза орта – Таза әдет – Таза сана».</w:t>
+      </w:r>
+    </w:p>
+    <w:p>
+      <w:pPr>
+        <w:spacing w:after="120" w:line="240" w:lineRule="auto"/>
+        <w:ind w:firstLine="709"/>
+        <w:jc w:val="both"/>
+        <w:rPr>
+          <w:sz w:val="24"/>
+          <w:szCs w:val="24"/>
+        </w:rPr>
+      </w:pPr>
+      <w:r>
+        <w:rPr>
+          <w:sz w:val="24"/>
+          <w:szCs w:val="24"/>
+        </w:rPr>
+        <w:t>Решен</w:t>
+      </w:r>
+      <w:r>
+        <w:rPr>
+          <w:sz w:val="24"/>
+          <w:szCs w:val="24"/>
+        </w:rPr>
+        <w:t>ие этой задачи требует перехода от отдельных кампаний к системной общенациональной модели на основе трех взаимосвязанных принципов: институционализация – постоянно действующий Проектный офис как единый оперативный и методический центр; расширение направлен</w:t>
+      </w:r>
+      <w:r>
+        <w:rPr>
+          <w:sz w:val="24"/>
+          <w:szCs w:val="24"/>
+        </w:rPr>
+        <w:t>ий и проектов, ориентированных на постоянное гражданское участие и формирование экологических привычек у каждого гражданина; регулярная система оценки (KPI) и Национальный стандарт чистоты. Ключевой принцип – результат вместо мероприятий: оцениваться должн</w:t>
+      </w:r>
+      <w:r>
+        <w:rPr>
+          <w:sz w:val="24"/>
+          <w:szCs w:val="24"/>
+        </w:rPr>
+        <w:t>ы изменения в состоянии среды и в поведении людей, а не количество проведенных акций.</w:t>
+      </w:r>
+    </w:p>
+    <w:p>
+      <w:pPr>
+        <w:spacing w:after="120" w:line="240" w:lineRule="auto"/>
+        <w:ind w:firstLine="709"/>
+        <w:jc w:val="both"/>
+        <w:rPr>
+          <w:sz w:val="24"/>
+          <w:szCs w:val="24"/>
+        </w:rPr>
+      </w:pPr>
+      <w:r>
+        <w:rPr>
+          <w:sz w:val="24"/>
+          <w:szCs w:val="24"/>
+        </w:rPr>
+        <w:t>В этой связи Фонд готов сформировать под своим крылом Проектный офис «Таза Қазақстан» (далее – Проектный офис), который вместе с Фондом будет выполнять задачи инициативы.</w:t>
+      </w:r>
+      <w:r>
+        <w:rPr>
+          <w:sz w:val="24"/>
+          <w:szCs w:val="24"/>
+        </w:rPr>
+        <w:t xml:space="preserve"> Размещение Проектного офиса на базе Фонда не требует создания новой государственной структуры и позволяет сразу </w:t>
+      </w:r>
+      <w:r>
+        <w:rPr>
+          <w:sz w:val="24"/>
+          <w:szCs w:val="24"/>
+        </w:rPr>
+        <w:lastRenderedPageBreak/>
+        <w:t>использовать имеющуюся организационную инфраструктуру Фонда, опыт реализации проектов, взаимодействия с государственными органами и международн</w:t>
+      </w:r>
+      <w:r>
+        <w:rPr>
+          <w:sz w:val="24"/>
+          <w:szCs w:val="24"/>
+        </w:rPr>
+        <w:t>ыми партнерами (ЮНИСЕФ, ЮНКТАД), а также опыт проведения Регионального экологического саммита, собравшего более 11 тысяч участников.</w:t>
+      </w:r>
+    </w:p>
+    <w:p>
+      <w:pPr>
+        <w:spacing w:after="60" w:line="240" w:lineRule="auto"/>
+        <w:ind w:firstLine="709"/>
+        <w:jc w:val="both"/>
+        <w:rPr>
+          <w:sz w:val="24"/>
+          <w:szCs w:val="24"/>
+        </w:rPr>
+      </w:pPr>
+      <w:r>
+        <w:rPr>
+          <w:sz w:val="24"/>
+          <w:szCs w:val="24"/>
+        </w:rPr>
+        <w:t>Распределение ролей предлагается следующее:</w:t>
+      </w:r>
+    </w:p>
+    <w:p>
+      <w:pPr>
+        <w:spacing w:after="40" w:line="240" w:lineRule="auto"/>
+        <w:ind w:firstLine="709"/>
+        <w:jc w:val="both"/>
+        <w:rPr>
+          <w:sz w:val="24"/>
+          <w:szCs w:val="24"/>
+        </w:rPr>
+      </w:pPr>
+      <w:r>
+        <w:rPr>
+          <w:sz w:val="24"/>
+          <w:szCs w:val="24"/>
+        </w:rPr>
+        <w:t>– Министерство экологии и природных ресурсов – общее руководство, определение приоритетов и координация государственных органов и акиматов;</w:t>
+      </w:r>
+    </w:p>
+    <w:p>
+      <w:pPr>
+        <w:spacing w:after="40" w:line="240" w:lineRule="auto"/>
+        <w:ind w:firstLine="709"/>
+        <w:jc w:val="both"/>
+        <w:rPr>
+          <w:sz w:val="24"/>
+          <w:szCs w:val="24"/>
+        </w:rPr>
+      </w:pPr>
+      <w:r>
+        <w:rPr>
+          <w:sz w:val="24"/>
+          <w:szCs w:val="24"/>
+        </w:rPr>
+        <w:t>– Проектный офис – реализация задач инициативы по четырем направлениям: социология, большие данные и аналитика; прое</w:t>
+      </w:r>
+      <w:r>
+        <w:rPr>
+          <w:sz w:val="24"/>
+          <w:szCs w:val="24"/>
+        </w:rPr>
+        <w:t>ктное управление и региональная координация с акиматами 20 регионов и центральными государственными органами; цифровизация и цифровые решения; коммуникация и креатив;</w:t>
+      </w:r>
+    </w:p>
+    <w:p>
+      <w:pPr>
+        <w:spacing w:after="120" w:line="240" w:lineRule="auto"/>
+        <w:ind w:firstLine="709"/>
+        <w:jc w:val="both"/>
+        <w:rPr>
+          <w:sz w:val="24"/>
+          <w:szCs w:val="24"/>
+        </w:rPr>
+      </w:pPr>
+      <w:r>
+        <w:rPr>
+          <w:sz w:val="24"/>
+          <w:szCs w:val="24"/>
+        </w:rPr>
+        <w:t>– Фонд – организационная, правовая и финансовая платформа, методология и проверка данных,</w:t>
+      </w:r>
+      <w:r>
+        <w:rPr>
+          <w:sz w:val="24"/>
+          <w:szCs w:val="24"/>
+        </w:rPr>
+        <w:t xml:space="preserve"> экологическая аналитика, международные методики и партнерства, привлечение внебюджетных средств.</w:t>
+      </w:r>
+    </w:p>
+    <w:p>
+      <w:pPr>
+        <w:spacing w:after="60" w:line="240" w:lineRule="auto"/>
+        <w:ind w:firstLine="709"/>
+        <w:jc w:val="both"/>
+        <w:rPr>
+          <w:sz w:val="24"/>
+          <w:szCs w:val="24"/>
+        </w:rPr>
+      </w:pPr>
+      <w:r>
+        <w:rPr>
+          <w:sz w:val="24"/>
+          <w:szCs w:val="24"/>
+        </w:rPr>
+        <w:t>В рамках инициативы «Таза Қазақстан» Проектный офис совместно с Фондом планирует реализовать следующие направления и проекты:</w:t>
+      </w:r>
+    </w:p>
+    <w:p>
+      <w:pPr>
+        <w:spacing w:after="40" w:line="240" w:lineRule="auto"/>
+        <w:ind w:firstLine="709"/>
+        <w:jc w:val="both"/>
+        <w:rPr>
+          <w:sz w:val="24"/>
+          <w:szCs w:val="24"/>
+        </w:rPr>
+      </w:pPr>
+      <w:r>
+        <w:rPr>
+          <w:sz w:val="24"/>
+          <w:szCs w:val="24"/>
+        </w:rPr>
+        <w:t>1) «Таза ел» – Национальный стан</w:t>
+      </w:r>
+      <w:r>
+        <w:rPr>
+          <w:sz w:val="24"/>
+          <w:szCs w:val="24"/>
+        </w:rPr>
+        <w:t>дарт чистоты: единые требования к чистоте территорий и классификация общественных пространств, оценка территорий по шкале 0–100 (чистота, содержание, озеленение, инфраструктура, культура поведения), «Тазалық индексі», интеллектуальный мониторинг с применен</w:t>
+      </w:r>
+      <w:r>
+        <w:rPr>
+          <w:sz w:val="24"/>
+          <w:szCs w:val="24"/>
+        </w:rPr>
+        <w:t>ием AI и GIS, знак «Тазалық белгісі» для бизнеса и организаций, «счетчик чистоты» в парках и скверах;</w:t>
+      </w:r>
+    </w:p>
+    <w:p>
+      <w:pPr>
+        <w:spacing w:after="40" w:line="240" w:lineRule="auto"/>
+        <w:ind w:firstLine="709"/>
+        <w:jc w:val="both"/>
+        <w:rPr>
+          <w:sz w:val="24"/>
+          <w:szCs w:val="24"/>
+        </w:rPr>
+      </w:pPr>
+      <w:r>
+        <w:rPr>
+          <w:sz w:val="24"/>
+          <w:szCs w:val="24"/>
+        </w:rPr>
+        <w:t>2) «Жаңа мәдениет» – исследование установок и барьеров, поведенческий проект «Ортақ мекен» по совместному благоустройству общественных пространств жителям</w:t>
+      </w:r>
+      <w:r>
+        <w:rPr>
+          <w:sz w:val="24"/>
+          <w:szCs w:val="24"/>
+        </w:rPr>
+        <w:t>и и семьями, «Қалдықсыз Қазақстан» – культура повторного использования и upcycling-проекты с дизайнерами и креаторами, «Таза алаң» – культура чистоты на спортивных, культурных и фестивальных мероприятиях;</w:t>
+      </w:r>
+    </w:p>
+    <w:p>
+      <w:pPr>
+        <w:spacing w:after="40" w:line="240" w:lineRule="auto"/>
+        <w:ind w:firstLine="709"/>
+        <w:jc w:val="both"/>
+        <w:rPr>
+          <w:sz w:val="24"/>
+          <w:szCs w:val="24"/>
+        </w:rPr>
+      </w:pPr>
+      <w:r>
+        <w:rPr>
+          <w:sz w:val="24"/>
+          <w:szCs w:val="24"/>
+        </w:rPr>
+        <w:t>3) «Таза сана» – стандарты бережного отношения к ок</w:t>
+      </w:r>
+      <w:r>
+        <w:rPr>
+          <w:sz w:val="24"/>
+          <w:szCs w:val="24"/>
+        </w:rPr>
+        <w:t>ружающей среде в школах «Taza Mektep» (1–11 классы), площадка обмена идеями «Taza Talqy» во всех 20 регионах, симуляционная игра «Taza Oi» для школьников и студентов, молодежный лагерь, YouTube-проект «Құндылық елшісі» о людях, которые своим трудом сохраня</w:t>
+      </w:r>
+      <w:r>
+        <w:rPr>
+          <w:sz w:val="24"/>
+          <w:szCs w:val="24"/>
+        </w:rPr>
+        <w:t>ют природу;</w:t>
+      </w:r>
+    </w:p>
+    <w:p>
+      <w:pPr>
+        <w:spacing w:after="40" w:line="240" w:lineRule="auto"/>
+        <w:ind w:firstLine="709"/>
+        <w:jc w:val="both"/>
+        <w:rPr>
+          <w:sz w:val="24"/>
+          <w:szCs w:val="24"/>
+        </w:rPr>
+      </w:pPr>
+      <w:r>
+        <w:rPr>
+          <w:sz w:val="24"/>
+          <w:szCs w:val="24"/>
+        </w:rPr>
+        <w:t>4) цифровая платформа TAZA.KZ – единый реестр экологических инициатив и проблем, афиша мероприятий, мониторинг результатов, участие граждан и бизнеса, интеграция с TazaQazBot и государственными информационными системами;</w:t>
+      </w:r>
+    </w:p>
+    <w:p>
+      <w:pPr>
+        <w:spacing w:after="120" w:line="240" w:lineRule="auto"/>
+        <w:ind w:firstLine="709"/>
+        <w:jc w:val="both"/>
+        <w:rPr>
+          <w:sz w:val="24"/>
+          <w:szCs w:val="24"/>
+        </w:rPr>
+      </w:pPr>
+      <w:r>
+        <w:rPr>
+          <w:sz w:val="24"/>
+          <w:szCs w:val="24"/>
+        </w:rPr>
+        <w:t>5) единая коммуникацион</w:t>
+      </w:r>
+      <w:r>
+        <w:rPr>
+          <w:sz w:val="24"/>
+          <w:szCs w:val="24"/>
+        </w:rPr>
+        <w:t>ная среда – узнаваемый образ Tazabek, челлендж «Менің таза әдетім» с блогерами и амбассадорами, документальные фильмы о восстановлении Арала, создании Зеленого пояса Астаны и сохранении природных территорий, музыкальные проекты.</w:t>
+      </w:r>
+    </w:p>
+    <w:p>
+      <w:pPr>
+        <w:spacing w:after="60" w:line="240" w:lineRule="auto"/>
+        <w:ind w:firstLine="709"/>
+        <w:jc w:val="both"/>
+        <w:rPr>
+          <w:sz w:val="24"/>
+          <w:szCs w:val="24"/>
+        </w:rPr>
+      </w:pPr>
+      <w:r>
+        <w:rPr>
+          <w:sz w:val="24"/>
+          <w:szCs w:val="24"/>
+        </w:rPr>
+        <w:t>Для запуска Проектного офис</w:t>
+      </w:r>
+      <w:r>
+        <w:rPr>
+          <w:sz w:val="24"/>
+          <w:szCs w:val="24"/>
+        </w:rPr>
+        <w:t xml:space="preserve">а в октябре–декабре 2026 года необходимо </w:t>
+      </w:r>
+      <w:r>
+        <w:rPr>
+          <w:sz w:val="24"/>
+          <w:szCs w:val="24"/>
+          <w:highlight w:val="yellow"/>
+        </w:rPr>
+        <w:t>320 745</w:t>
+      </w:r>
+      <w:r>
+        <w:rPr>
+          <w:sz w:val="24"/>
+          <w:szCs w:val="24"/>
+        </w:rPr>
+        <w:t xml:space="preserve"> тыс. тенге, в том числе:</w:t>
+      </w:r>
+    </w:p>
+    <w:p>
+      <w:pPr>
+        <w:spacing w:after="40" w:line="240" w:lineRule="auto"/>
+        <w:jc w:val="both"/>
+        <w:rPr>
+          <w:sz w:val="24"/>
+          <w:szCs w:val="24"/>
+        </w:rPr>
+      </w:pPr>
+      <w:r>
+        <w:rPr>
           <w:b/>
           <w:bCs/>
           <w:sz w:val="24"/>
           <w:szCs w:val="24"/>
         </w:rPr>
-        <w:t xml:space="preserve">Б. Первоочередные проекты в рамках инициативы – 143 000 тыс. тенге </w:t>
-      </w:r>
-      <w:r>
-        <w:rPr>
-          <w:rFonts w:ascii="Arial" w:hAnsi="Arial" w:cs="Arial"/>
+        <w:t>А. Организационное обеспечение – 177 745 тыс. тенге:</w:t>
+      </w:r>
+    </w:p>
+    <w:p>
+      <w:pPr>
+        <w:spacing w:after="20" w:line="240" w:lineRule="auto"/>
+        <w:ind w:left="567"/>
+        <w:jc w:val="both"/>
+        <w:rPr>
+          <w:sz w:val="24"/>
+          <w:szCs w:val="24"/>
+        </w:rPr>
+      </w:pPr>
+      <w:r>
+        <w:rPr>
+          <w:sz w:val="24"/>
+          <w:szCs w:val="24"/>
+        </w:rPr>
+        <w:t>– «Команда» – 18 сотрудников Фонда и Проектного офиса с 21 октября 2026 года и привлеченные специалисты;</w:t>
+      </w:r>
+    </w:p>
+    <w:p>
+      <w:pPr>
+        <w:spacing w:after="20" w:line="240" w:lineRule="auto"/>
+        <w:ind w:left="567"/>
+        <w:jc w:val="both"/>
+        <w:rPr>
+          <w:sz w:val="24"/>
+          <w:szCs w:val="24"/>
+        </w:rPr>
+      </w:pPr>
+      <w:r>
+        <w:rPr>
+          <w:sz w:val="24"/>
+          <w:szCs w:val="24"/>
+        </w:rPr>
+        <w:lastRenderedPageBreak/>
+        <w:t>– «Рабочая среда» – офис</w:t>
+      </w:r>
+      <w:r>
+        <w:rPr>
+          <w:sz w:val="24"/>
+          <w:szCs w:val="24"/>
+        </w:rPr>
+        <w:t>, оснащение рабочих мест, цифровые инструменты;</w:t>
+      </w:r>
+    </w:p>
+    <w:p>
+      <w:pPr>
+        <w:spacing w:after="80" w:line="240" w:lineRule="auto"/>
+        <w:ind w:left="567"/>
+        <w:jc w:val="both"/>
+        <w:rPr>
+          <w:sz w:val="24"/>
+          <w:szCs w:val="24"/>
+        </w:rPr>
+      </w:pPr>
+      <w:r>
+        <w:rPr>
+          <w:sz w:val="24"/>
+          <w:szCs w:val="24"/>
+        </w:rPr>
+        <w:t>– «Связь с регионами и общественностью» – выезды в регионы, медиа и коммуникации.</w:t>
+      </w:r>
+    </w:p>
+    <w:p>
+      <w:pPr>
+        <w:spacing w:after="40" w:line="240" w:lineRule="auto"/>
+        <w:jc w:val="both"/>
+        <w:rPr>
+          <w:sz w:val="24"/>
+          <w:szCs w:val="24"/>
+        </w:rPr>
+      </w:pPr>
+      <w:r>
+        <w:rPr>
           <w:b/>
           <w:bCs/>
           <w:sz w:val="24"/>
           <w:szCs w:val="24"/>
-          <w:highlight w:val="yellow"/>
-        </w:rPr>
-        <w:t xml:space="preserve">предварительная оценка</w:t>
-      </w:r>
-      <w:r>
-        <w:rPr>
-          <w:rFonts w:ascii="Arial" w:hAnsi="Arial" w:cs="Arial"/>
+        </w:rPr>
+        <w:t xml:space="preserve">Б. Первоочередные проекты в рамках инициативы – 143 000 тыс. тенге </w:t>
+      </w:r>
+      <w:r>
+        <w:rPr>
           <w:b/>
           <w:bCs/>
           <w:sz w:val="24"/>
           <w:szCs w:val="24"/>
-        </w:rPr>
-        <w:t xml:space="preserve">:</w:t>
-      </w:r>
-    </w:p>
-    <w:p>
-      <w:pPr>
-        <w:spacing w:before="0" w:after="20" w:line="240" w:lineRule="auto"/>
-        <w:ind w:left="567" w:right="0" w:firstLine="0"/>
+          <w:highlight w:val="yellow"/>
+        </w:rPr>
+        <w:t>предварительная оценка</w:t>
+      </w:r>
+      <w:r>
+        <w:rPr>
+          <w:b/>
+          <w:bCs/>
+          <w:sz w:val="24"/>
+          <w:szCs w:val="24"/>
+        </w:rPr>
+        <w:t>:</w:t>
+      </w:r>
+    </w:p>
+    <w:p>
+      <w:pPr>
+        <w:spacing w:after="20" w:line="240" w:lineRule="auto"/>
+        <w:ind w:left="567"/>
         <w:jc w:val="both"/>
         <w:rPr>
-          <w:rFonts w:ascii="Arial" w:hAnsi="Arial" w:cs="Arial"/>
-          <w:sz w:val="24"/>
-          <w:szCs w:val="24"/>
-        </w:rPr>
-      </w:pPr>
-      <w:r>
-        <w:rPr>
-          <w:rFonts w:ascii="Arial" w:hAnsi="Arial" w:cs="Arial"/>
-          <w:sz w:val="24"/>
-          <w:szCs w:val="24"/>
-        </w:rPr>
-        <w:t xml:space="preserve">– «Цифровая платформа» – запуск TAZA.KZ;</w:t>
-      </w:r>
-    </w:p>
-    <w:p>
-      <w:pPr>
-        <w:spacing w:before="0" w:after="20" w:line="240" w:lineRule="auto"/>
-        <w:ind w:left="567" w:right="0" w:firstLine="0"/>
+          <w:sz w:val="24"/>
+          <w:szCs w:val="24"/>
+        </w:rPr>
+      </w:pPr>
+      <w:r>
+        <w:rPr>
+          <w:sz w:val="24"/>
+          <w:szCs w:val="24"/>
+        </w:rPr>
+        <w:t>– «Цифровая платформа» – запуск TAZ</w:t>
+      </w:r>
+      <w:r>
+        <w:rPr>
+          <w:sz w:val="24"/>
+          <w:szCs w:val="24"/>
+        </w:rPr>
+        <w:t>A.KZ;</w:t>
+      </w:r>
+    </w:p>
+    <w:p>
+      <w:pPr>
+        <w:spacing w:after="20" w:line="240" w:lineRule="auto"/>
+        <w:ind w:left="567"/>
         <w:jc w:val="both"/>
         <w:rPr>
-          <w:rFonts w:ascii="Arial" w:hAnsi="Arial" w:cs="Arial"/>
-          <w:sz w:val="24"/>
-          <w:szCs w:val="24"/>
-        </w:rPr>
-      </w:pPr>
-      <w:r>
-        <w:rPr>
-          <w:rFonts w:ascii="Arial" w:hAnsi="Arial" w:cs="Arial"/>
-          <w:sz w:val="24"/>
-          <w:szCs w:val="24"/>
-        </w:rPr>
-        <w:t xml:space="preserve">– «Голос Таза Қазақстан» – креативные и специальные проекты (Tazabek, «Менің таза әдетім», «Құндылық елшісі»), информационное сопровождение, блогеры и амбассадоры;</w:t>
-      </w:r>
-    </w:p>
-    <w:p>
-      <w:pPr>
-        <w:spacing w:before="0" w:after="60" w:line="240" w:lineRule="auto"/>
-        <w:ind w:left="567" w:right="0" w:firstLine="0"/>
+          <w:sz w:val="24"/>
+          <w:szCs w:val="24"/>
+        </w:rPr>
+      </w:pPr>
+      <w:r>
+        <w:rPr>
+          <w:sz w:val="24"/>
+          <w:szCs w:val="24"/>
+        </w:rPr>
+        <w:t>– «Голос Таза Қазақстан» – креативные и специальные проекты (Tazabek, «Менің таза әдетім», «Құндылық елшісі»), информационное сопровождение, блогеры и амбассадоры;</w:t>
+      </w:r>
+    </w:p>
+    <w:p>
+      <w:pPr>
+        <w:spacing w:after="120" w:line="240" w:lineRule="auto"/>
+        <w:ind w:left="567"/>
         <w:jc w:val="both"/>
         <w:rPr>
-          <w:rFonts w:ascii="Arial" w:hAnsi="Arial" w:cs="Arial"/>
-          <w:sz w:val="24"/>
-          <w:szCs w:val="24"/>
-        </w:rPr>
-      </w:pPr>
-      <w:r>
-        <w:rPr>
-          <w:rFonts w:ascii="Arial" w:hAnsi="Arial" w:cs="Arial"/>
-          <w:sz w:val="24"/>
-          <w:szCs w:val="24"/>
-        </w:rPr>
-        <w:t xml:space="preserve">– «Таза сана в действии» – проекты с молодежью и волонтерами, площадка «Taza Talqy» в регионах, симуляционная игра «Taza Oi».</w:t>
-      </w:r>
-    </w:p>
-    <w:p>
-      <w:pPr>
-        <w:spacing w:before="0" w:after="60" w:line="240" w:lineRule="auto"/>
-        <w:ind w:left="0" w:right="0" w:firstLine="709"/>
+          <w:sz w:val="24"/>
+          <w:szCs w:val="24"/>
+        </w:rPr>
+      </w:pPr>
+      <w:r>
+        <w:rPr>
+          <w:sz w:val="24"/>
+          <w:szCs w:val="24"/>
+        </w:rPr>
+        <w:t xml:space="preserve">– «Таза сана в действии» – проекты с молодежью и волонтерами, площадка «Taza Talqy» в </w:t>
+      </w:r>
+      <w:r>
+        <w:rPr>
+          <w:sz w:val="24"/>
+          <w:szCs w:val="24"/>
+        </w:rPr>
+        <w:t>регионах, симуляционная игра «Taza Oi».</w:t>
+      </w:r>
+    </w:p>
+    <w:p>
+      <w:pPr>
+        <w:spacing w:after="120" w:line="240" w:lineRule="auto"/>
+        <w:ind w:firstLine="709"/>
         <w:jc w:val="both"/>
         <w:rPr>
-          <w:rFonts w:ascii="Arial" w:hAnsi="Arial" w:cs="Arial"/>
-          <w:sz w:val="24"/>
-          <w:szCs w:val="24"/>
-        </w:rPr>
-      </w:pPr>
-      <w:r>
-        <w:rPr>
-          <w:rFonts w:ascii="Arial" w:hAnsi="Arial" w:cs="Arial"/>
-          <w:sz w:val="24"/>
-          <w:szCs w:val="24"/>
-        </w:rPr>
-        <w:t xml:space="preserve">Презентация проекта прилагается. Начиная с 2027 года деятельность Проектного офиса будет расширяться и планируется продолжать обеспечивать работу преимущественно за счет спонсорских и иных внебюджетных средств, привлекаемых Фондом, в том числе международных грантов.</w:t>
-      </w:r>
-    </w:p>
-    <w:p>
-      <w:pPr>
-        <w:spacing w:before="0" w:after="60" w:line="240" w:lineRule="auto"/>
-        <w:ind w:left="0" w:right="0" w:firstLine="709"/>
+          <w:sz w:val="24"/>
+          <w:szCs w:val="24"/>
+        </w:rPr>
+      </w:pPr>
+      <w:r>
+        <w:rPr>
+          <w:sz w:val="24"/>
+          <w:szCs w:val="24"/>
+        </w:rPr>
+        <w:t>Презентация проекта прилагается. Начиная с 2027 года деятельность Проектного офиса будет расширяться и планируется продолжать обеспечивать работу преимущественно за счет спонсорских и иных внебюджетных средств, привлекаемых Фондом, в том числе международны</w:t>
+      </w:r>
+      <w:r>
+        <w:rPr>
+          <w:sz w:val="24"/>
+          <w:szCs w:val="24"/>
+        </w:rPr>
+        <w:t>х грантов.</w:t>
+      </w:r>
+    </w:p>
+    <w:p>
+      <w:pPr>
+        <w:spacing w:after="120" w:line="240" w:lineRule="auto"/>
+        <w:ind w:firstLine="709"/>
         <w:jc w:val="both"/>
         <w:rPr>
-          <w:rFonts w:ascii="Arial" w:hAnsi="Arial" w:cs="Arial"/>
-          <w:sz w:val="24"/>
-          <w:szCs w:val="24"/>
-        </w:rPr>
-      </w:pPr>
-      <w:r>
-        <w:rPr>
-          <w:rFonts w:ascii="Arial" w:hAnsi="Arial" w:cs="Arial"/>
-          <w:sz w:val="24"/>
-          <w:szCs w:val="24"/>
-        </w:rPr>
-        <w:t xml:space="preserve">Дополнительно отмечаем, что в соответствии с пунктом 24 Декларации глав государств Центральной Азии «Экологическая солидарность Центральной Азии», принятой на Региональном экологическом саммите (Астана, 22–24 апреля 2026 года), президенты выразили готовность к сотрудничеству в рамках Проектного офиса по Центральной Азии по изменению климата и зеленой энергетике. Это позволит представить опыт «Таза Қазақстан» как казахстанскую модель для всего региона.</w:t>
-      </w:r>
-    </w:p>
-    <w:p>
-      <w:pPr>
-        <w:spacing w:before="0" w:after="120" w:line="240" w:lineRule="auto"/>
-        <w:ind w:left="0" w:right="0" w:firstLine="709"/>
+          <w:sz w:val="24"/>
+          <w:szCs w:val="24"/>
+        </w:rPr>
+      </w:pPr>
+      <w:r>
+        <w:rPr>
+          <w:sz w:val="24"/>
+          <w:szCs w:val="24"/>
+        </w:rPr>
+        <w:t>Дополнительно отмечаем, что в соответствии с пунктом 24 Декларации глав государств Центральной Азии «Экологическая солидарность Центральной Азии», принятой на Региональном экологическом саммите (Астана, 22–24 апреля 2026 года), президенты вырази</w:t>
+      </w:r>
+      <w:r>
+        <w:rPr>
+          <w:sz w:val="24"/>
+          <w:szCs w:val="24"/>
+        </w:rPr>
+        <w:t>ли готовность к сотрудничеству в рамках Проектного офиса по Центральной Азии по изменению климата и зеленой энергетике. Это позволит представить опыт «Таза Қазақстан» как казахстанскую модель для всего региона.</w:t>
+      </w:r>
+    </w:p>
+    <w:p>
+      <w:pPr>
+        <w:spacing w:after="240" w:line="240" w:lineRule="auto"/>
+        <w:ind w:firstLine="709"/>
         <w:jc w:val="both"/>
         <w:rPr>
-          <w:rFonts w:ascii="Arial" w:hAnsi="Arial" w:cs="Arial"/>
-          <w:sz w:val="24"/>
-          <w:szCs w:val="24"/>
-        </w:rPr>
-      </w:pPr>
-      <w:r>
-        <w:rPr>
-          <w:rFonts w:ascii="Arial" w:hAnsi="Arial" w:cs="Arial"/>
-          <w:sz w:val="24"/>
-          <w:szCs w:val="24"/>
-        </w:rPr>
-        <w:t xml:space="preserve">С учетом изложенного просим поддержать размещение Проектного офиса «Таза Қазақстан» на базе Центрально-Азиатского климатического фонда и рассмотреть возможность финансирования его запуска в октябре–декабре 2026 года в указанном объеме </w:t>
-      </w:r>
-      <w:r>
-        <w:rPr>
-          <w:rFonts w:ascii="Arial" w:hAnsi="Arial" w:cs="Arial"/>
-          <w:sz w:val="24"/>
-          <w:szCs w:val="24"/>
-          <w:highlight w:val="yellow"/>
-        </w:rPr>
-        <w:t xml:space="preserve">, в том числе за счет части чистого дохода АО «Жасыл Даму»</w:t>
-      </w:r>
-      <w:r>
-        <w:rPr>
-          <w:rFonts w:ascii="Arial" w:hAnsi="Arial" w:cs="Arial"/>
-          <w:sz w:val="24"/>
-          <w:szCs w:val="24"/>
-        </w:rPr>
-        <w:t xml:space="preserve">.</w:t>
-      </w:r>
-    </w:p>
-    <w:p>
-      <w:pPr>
-        <w:spacing w:before="0" w:after="120" w:line="240" w:lineRule="auto"/>
-        <w:ind w:left="0" w:right="0" w:firstLine="0"/>
-        <w:jc w:val="left"/>
-        <w:rPr>
-          <w:rFonts w:ascii="Arial" w:hAnsi="Arial" w:cs="Arial"/>
-          <w:sz w:val="24"/>
-          <w:szCs w:val="24"/>
-        </w:rPr>
-      </w:pPr>
-      <w:r>
-        <w:rPr>
-          <w:rFonts w:ascii="Arial" w:hAnsi="Arial" w:cs="Arial"/>
-          <w:sz w:val="24"/>
-          <w:szCs w:val="24"/>
-        </w:rPr>
-        <w:t xml:space="preserve">Приложение: презентация проекта «Таза Қазақстан» на </w:t>
-      </w:r>
-      <w:r>
-        <w:rPr>
-          <w:rFonts w:ascii="Arial" w:hAnsi="Arial" w:cs="Arial"/>
-          <w:sz w:val="24"/>
-          <w:szCs w:val="24"/>
-          <w:highlight w:val="yellow"/>
-        </w:rPr>
-        <w:t xml:space="preserve">__</w:t>
-      </w:r>
-      <w:r>
-        <w:rPr>
-          <w:rFonts w:ascii="Arial" w:hAnsi="Arial" w:cs="Arial"/>
-          <w:sz w:val="24"/>
-          <w:szCs w:val="24"/>
-        </w:rPr>
-        <w:t xml:space="preserve"> л.</w:t>
-      </w:r>
-    </w:p>
-    <w:p>
-      <w:pPr>
-        <w:spacing w:before="0" w:after="0" w:line="240" w:lineRule="auto"/>
-        <w:ind w:left="567" w:right="0" w:firstLine="0"/>
-        <w:jc w:val="left"/>
-        <w:rPr>
-          <w:rFonts w:ascii="Arial" w:hAnsi="Arial" w:cs="Arial"/>
-          <w:sz w:val="24"/>
-          <w:szCs w:val="24"/>
-        </w:rPr>
-      </w:pPr>
-      <w:r>
-        <w:rPr>
-          <w:rFonts w:ascii="Arial" w:hAnsi="Arial" w:cs="Arial"/>
-          <w:sz w:val="24"/>
-          <w:szCs w:val="24"/>
-        </w:rPr>
-        <w:t xml:space="preserve">С уважением,</w:t>
-      </w:r>
-    </w:p>
-    <w:p>
-      <w:pPr>
-        <w:spacing w:before="0" w:after="0" w:line="240" w:lineRule="auto"/>
-        <w:ind w:left="567" w:right="0" w:firstLine="0"/>
-        <w:jc w:val="left"/>
-        <w:rPr>
-          <w:rFonts w:ascii="Arial" w:hAnsi="Arial" w:cs="Arial"/>
-          <w:sz w:val="24"/>
-          <w:szCs w:val="24"/>
-        </w:rPr>
-      </w:pPr>
-      <w:r>
-        <w:rPr>
-          <w:rFonts w:ascii="Arial" w:hAnsi="Arial" w:cs="Arial"/>
-          <w:sz w:val="24"/>
-          <w:szCs w:val="24"/>
-        </w:rPr>
-        <w:t xml:space="preserve">Главный исполнительный директор,</w:t>
-      </w:r>
-    </w:p>
-    <w:p>
-      <w:pPr>
-        <w:spacing w:before="0" w:after="120" w:line="240" w:lineRule="auto"/>
-        <w:ind w:left="567" w:right="0" w:firstLine="0"/>
-        <w:jc w:val="left"/>
-        <w:rPr>
-          <w:rFonts w:ascii="Arial" w:hAnsi="Arial" w:cs="Arial"/>
-          <w:sz w:val="24"/>
-          <w:szCs w:val="24"/>
-        </w:rPr>
-      </w:pPr>
-      <w:r>
-        <w:rPr>
-          <w:rFonts w:ascii="Arial" w:hAnsi="Arial" w:cs="Arial"/>
-          <w:sz w:val="24"/>
-          <w:szCs w:val="24"/>
-        </w:rPr>
-        <w:t xml:space="preserve">Руководитель Проектного офиса</w:t>
-      </w:r>
-      <w:r>
-        <w:rPr>
-          <w:rFonts w:ascii="Arial" w:hAnsi="Arial" w:cs="Arial"/>
-          <w:sz w:val="24"/>
-          <w:szCs w:val="24"/>
-        </w:rPr>
-        <w:tab/>
-      </w:r>
-      <w:r>
-        <w:rPr>
-          <w:rFonts w:ascii="Arial" w:hAnsi="Arial" w:cs="Arial"/>
-          <w:sz w:val="24"/>
-          <w:szCs w:val="24"/>
-        </w:rPr>
-        <w:tab/>
-      </w:r>
-      <w:r>
-        <w:rPr>
-          <w:rFonts w:ascii="Arial" w:hAnsi="Arial" w:cs="Arial"/>
-          <w:sz w:val="24"/>
-          <w:szCs w:val="24"/>
-        </w:rPr>
-        <w:tab/>
-      </w:r>
-      <w:r>
-        <w:rPr>
-          <w:rFonts w:ascii="Arial" w:hAnsi="Arial" w:cs="Arial"/>
-          <w:sz w:val="24"/>
-          <w:szCs w:val="24"/>
-        </w:rPr>
-        <w:t xml:space="preserve">Е.Н. Қаражан</w:t>
-      </w:r>
-    </w:p>
-    <w:p>
-      <w:pPr>
-        <w:spacing w:before="0" w:after="0" w:line="240" w:lineRule="auto"/>
-        <w:ind w:left="0" w:right="0" w:firstLine="0"/>
-        <w:jc w:val="left"/>
-        <w:rPr>
-          <w:rFonts w:ascii="Arial" w:hAnsi="Arial" w:cs="Arial"/>
+          <w:sz w:val="24"/>
+          <w:szCs w:val="24"/>
+        </w:rPr>
+      </w:pPr>
+      <w:r>
+        <w:rPr>
+          <w:sz w:val="24"/>
+          <w:szCs w:val="24"/>
+        </w:rPr>
+        <w:t>С учетом изложенного просим поддержать размещение Проектного офиса «Таза Қазақстан» на базе Центрально-Азиатского климатического фонда и рассмотреть возможность финансирования его запуска в октябре–декабре 2026 года в указанном объеме</w:t>
+      </w:r>
+      <w:r>
+        <w:rPr>
+          <w:sz w:val="24"/>
+          <w:szCs w:val="24"/>
+        </w:rPr>
+        <w:t>.</w:t>
+      </w:r>
+      <w:bookmarkStart w:id="0" w:name="_GoBack"/>
+      <w:bookmarkEnd w:id="0"/>
+    </w:p>
+    <w:p>
+      <w:pPr>
+        <w:spacing w:after="240" w:line="240" w:lineRule="auto"/>
+        <w:ind w:firstLine="709"/>
+        <w:rPr>
+          <w:i/>
           <w:sz w:val="20"/>
           <w:szCs w:val="20"/>
         </w:rPr>
       </w:pPr>
       <w:r>
         <w:rPr>
-          <w:rFonts w:ascii="Arial" w:hAnsi="Arial" w:cs="Arial"/>
+          <w:i/>
           <w:sz w:val="20"/>
           <w:szCs w:val="20"/>
         </w:rPr>
-        <w:t xml:space="preserve">Конт.лицо: Темирбеков М.Е.,</w:t>
-      </w:r>
-    </w:p>
-    <w:p>
-      <w:pPr>
-        <w:spacing w:before="0" w:after="0" w:line="240" w:lineRule="auto"/>
-        <w:ind w:left="0" w:right="0" w:firstLine="0"/>
-        <w:jc w:val="left"/>
-        <w:rPr>
-          <w:rFonts w:ascii="Arial" w:hAnsi="Arial" w:cs="Arial"/>
+        <w:t xml:space="preserve">Приложение: презентация проекта «Таза Қазақстан» на </w:t>
+      </w:r>
+      <w:r>
+        <w:rPr>
+          <w:i/>
           <w:sz w:val="20"/>
           <w:szCs w:val="20"/>
-        </w:rPr>
-      </w:pPr>
-      <w:r>
-        <w:rPr>
-          <w:rFonts w:ascii="Arial" w:hAnsi="Arial" w:cs="Arial"/>
+          <w:highlight w:val="yellow"/>
+        </w:rPr>
+        <w:t>__</w:t>
+      </w:r>
+      <w:r>
+        <w:rPr>
+          <w:i/>
           <w:sz w:val="20"/>
           <w:szCs w:val="20"/>
         </w:rPr>
-        <w:t xml:space="preserve">8701-0575000</w:t>
+        <w:t xml:space="preserve"> л.</w:t>
+      </w:r>
+    </w:p>
+    <w:p>
+      <w:pPr>
+        <w:spacing w:line="240" w:lineRule="auto"/>
+        <w:ind w:left="567"/>
+        <w:rPr>
+          <w:b/>
+          <w:i/>
+          <w:sz w:val="24"/>
+          <w:szCs w:val="24"/>
+        </w:rPr>
+      </w:pPr>
+    </w:p>
+    <w:p>
+      <w:pPr>
+        <w:spacing w:line="240" w:lineRule="auto"/>
+        <w:rPr>
+          <w:b/>
+          <w:i/>
+          <w:sz w:val="24"/>
+          <w:szCs w:val="24"/>
+        </w:rPr>
+      </w:pPr>
+      <w:r>
+        <w:rPr>
+          <w:b/>
+          <w:i/>
+          <w:sz w:val="24"/>
+          <w:szCs w:val="24"/>
+        </w:rPr>
+        <w:t>С уважением,</w:t>
+      </w:r>
+    </w:p>
+    <w:p>
+      <w:pPr>
+        <w:spacing w:line="240" w:lineRule="auto"/>
+        <w:rPr>
+          <w:sz w:val="24"/>
+          <w:szCs w:val="24"/>
+        </w:rPr>
+      </w:pPr>
+    </w:p>
+    <w:p>
+      <w:pPr>
+        <w:spacing w:line="240" w:lineRule="auto"/>
+        <w:rPr>
+          <w:b/>
+          <w:sz w:val="24"/>
+          <w:szCs w:val="24"/>
+        </w:rPr>
+      </w:pPr>
+      <w:r>
+        <w:rPr>
+          <w:b/>
+          <w:sz w:val="24"/>
+          <w:szCs w:val="24"/>
+        </w:rPr>
+        <w:t>Главный исполнительный директор</w:t>
+      </w:r>
+      <w:r>
+        <w:rPr>
+          <w:b/>
+          <w:sz w:val="24"/>
+          <w:szCs w:val="24"/>
+        </w:rPr>
+        <w:tab/>
+      </w:r>
+      <w:r>
+        <w:rPr>
+          <w:b/>
+          <w:sz w:val="24"/>
+          <w:szCs w:val="24"/>
+        </w:rPr>
+        <w:tab/>
+      </w:r>
+      <w:r>
+        <w:rPr>
+          <w:b/>
+          <w:sz w:val="24"/>
+          <w:szCs w:val="24"/>
+        </w:rPr>
+        <w:tab/>
+      </w:r>
+      <w:r>
+        <w:rPr>
+          <w:b/>
+          <w:sz w:val="24"/>
+          <w:szCs w:val="24"/>
+        </w:rPr>
+        <w:tab/>
+        <w:t>Е.Н. Қаражан</w:t>
       </w:r>
     </w:p>
     <w:sectPr>
@@ -1060,37 +1171,19 @@
                               <w:lang w:val="en-US"/>
                             </w:rPr>
                           </w:pPr>
-                          <w:r>
-                            <w:fldChar w:fldCharType="begin"/>
-                          </w:r>
-                          <w:r>
-                            <w:instrText xml:space="preserve"> HYPERLINK "mailto:office@caclimate.fund" </w:instrText>
-                          </w:r>
-                          <w:r>
-                            <w:fldChar w:fldCharType="separate"/>
-                          </w:r>
-                          <w:r>
-                            <w:rPr>
-                              <w:rStyle w:val="a9"/>
-                              <w:rFonts w:ascii="Times New Roman" w:hAnsi="Times New Roman" w:cs="Times New Roman"/>
-                              <w:color w:val="FFFFFF" w:themeColor="background1"/>
-                              <w:sz w:val="20"/>
-                              <w:szCs w:val="20"/>
-                              <w:lang w:val="en-US"/>
-                            </w:rPr>
-                            <w:t>office@caclimate.fund</w:t>
-                          </w:r>
-                          <w:r>
-                            <w:rPr>
-                              <w:rStyle w:val="a9"/>
-                              <w:rFonts w:ascii="Times New Roman" w:hAnsi="Times New Roman" w:cs="Times New Roman"/>
-                              <w:color w:val="FFFFFF" w:themeColor="background1"/>
-                              <w:sz w:val="20"/>
-                              <w:szCs w:val="20"/>
-                              <w:lang w:val="en-US"/>
-                            </w:rPr>
-                            <w:fldChar w:fldCharType="end"/>
-                          </w:r>
+                          <w:hyperlink r:id="rId1" w:history="1">
+                            <w:r>
+                              <w:rPr>
+                                <w:rStyle w:val="a9"/>
+                                <w:rFonts w:ascii="Times New Roman" w:hAnsi="Times New Roman" w:cs="Times New Roman"/>
+                                <w:color w:val="FFFFFF" w:themeColor="background1"/>
+                                <w:sz w:val="20"/>
+                                <w:szCs w:val="20"/>
+                                <w:lang w:val="en-US"/>
+                              </w:rPr>
+                              <w:t>office@caclimate.fund</w:t>
+                            </w:r>
+                          </w:hyperlink>
                           <w:r>
                             <w:rPr>
                               <w:rFonts w:ascii="Times New Roman" w:hAnsi="Times New Roman" w:cs="Times New Roman"/>
@@ -1101,7 +1194,7 @@
                             </w:rPr>
                             <w:t xml:space="preserve"> | </w:t>
                           </w:r>
-                          <w:hyperlink r:id="rId1" w:history="1">
+                          <w:hyperlink r:id="rId2" w:history="1">
                             <w:r>
                               <w:rPr>
                                 <w:rStyle w:val="a9"/>
@@ -1155,29 +1248,7 @@
                               <w:szCs w:val="20"/>
                               <w:lang w:val="en-US"/>
                             </w:rPr>
-                            <w:t xml:space="preserve">010000, 11/1, </w:t>
-                          </w:r>
-                          <w:proofErr w:type="spellStart"/>
-                          <w:r>
-                            <w:rPr>
-                              <w:rFonts w:ascii="Times New Roman" w:hAnsi="Times New Roman" w:cs="Times New Roman"/>
-                              <w:color w:val="FFFFFF" w:themeColor="background1"/>
-                              <w:sz w:val="20"/>
-                              <w:szCs w:val="20"/>
-                              <w:lang w:val="en-US"/>
-                            </w:rPr>
-                            <w:t>Mangilik</w:t>
-                          </w:r>
-                          <w:proofErr w:type="spellEnd"/>
-                          <w:r>
-                            <w:rPr>
-                              <w:rFonts w:ascii="Times New Roman" w:hAnsi="Times New Roman" w:cs="Times New Roman"/>
-                              <w:color w:val="FFFFFF" w:themeColor="background1"/>
-                              <w:sz w:val="20"/>
-                              <w:szCs w:val="20"/>
-                              <w:lang w:val="en-US"/>
-                            </w:rPr>
-                            <w:t xml:space="preserve"> El Avenue, office 704, Astana, Kazakhstan</w:t>
+                            <w:t>010000, 11/1, Mangilik El Avenue, office 704, Astana, Kazakhstan</w:t>
                           </w:r>
                         </w:p>
                         <w:p>
@@ -1201,7 +1272,6 @@
                             </w:rPr>
                             <w:t xml:space="preserve">010000, </w:t>
                           </w:r>
-                          <w:proofErr w:type="spellStart"/>
                           <w:r>
                             <w:rPr>
                               <w:rFonts w:ascii="Times New Roman" w:hAnsi="Times New Roman" w:cs="Times New Roman"/>
@@ -1212,7 +1282,6 @@
                             </w:rPr>
                             <w:t>Қазақстан</w:t>
                           </w:r>
-                          <w:proofErr w:type="spellEnd"/>
                           <w:r>
                             <w:rPr>
                               <w:rFonts w:ascii="Times New Roman" w:hAnsi="Times New Roman" w:cs="Times New Roman"/>
@@ -1243,7 +1312,6 @@
                             </w:rPr>
                             <w:t xml:space="preserve">, </w:t>
                           </w:r>
-                          <w:proofErr w:type="spellStart"/>
                           <w:r>
                             <w:rPr>
                               <w:rFonts w:ascii="Times New Roman" w:hAnsi="Times New Roman" w:cs="Times New Roman"/>
@@ -1254,7 +1322,6 @@
                             </w:rPr>
                             <w:t>Есіл</w:t>
                           </w:r>
-                          <w:proofErr w:type="spellEnd"/>
                           <w:r>
                             <w:rPr>
                               <w:rFonts w:ascii="Times New Roman" w:hAnsi="Times New Roman" w:cs="Times New Roman"/>
@@ -1265,7 +1332,6 @@
                             </w:rPr>
                             <w:t xml:space="preserve"> </w:t>
                           </w:r>
-                          <w:proofErr w:type="spellStart"/>
                           <w:r>
                             <w:rPr>
                               <w:rFonts w:ascii="Times New Roman" w:hAnsi="Times New Roman" w:cs="Times New Roman"/>
@@ -1276,7 +1342,6 @@
                             </w:rPr>
                             <w:t>ауданы</w:t>
                           </w:r>
-                          <w:proofErr w:type="spellEnd"/>
                           <w:r>
                             <w:rPr>
                               <w:rFonts w:ascii="Times New Roman" w:hAnsi="Times New Roman" w:cs="Times New Roman"/>
@@ -1287,7 +1352,6 @@
                             </w:rPr>
                             <w:t xml:space="preserve">, </w:t>
                           </w:r>
-                          <w:proofErr w:type="spellStart"/>
                           <w:r>
                             <w:rPr>
                               <w:rFonts w:ascii="Times New Roman" w:hAnsi="Times New Roman" w:cs="Times New Roman"/>
@@ -1298,7 +1362,6 @@
                             </w:rPr>
                             <w:t>Мәңгілік</w:t>
                           </w:r>
-                          <w:proofErr w:type="spellEnd"/>
                           <w:r>
                             <w:rPr>
                               <w:rFonts w:ascii="Times New Roman" w:hAnsi="Times New Roman" w:cs="Times New Roman"/>
@@ -1329,7 +1392,6 @@
                             </w:rPr>
                             <w:t xml:space="preserve"> </w:t>
                           </w:r>
-                          <w:proofErr w:type="spellStart"/>
                           <w:r>
                             <w:rPr>
                               <w:rFonts w:ascii="Times New Roman" w:hAnsi="Times New Roman" w:cs="Times New Roman"/>
@@ -1340,7 +1402,6 @@
                             </w:rPr>
                             <w:t>даң</w:t>
                           </w:r>
-                          <w:proofErr w:type="spellEnd"/>
                           <w:r>
                             <w:rPr>
                               <w:rFonts w:ascii="Times New Roman" w:hAnsi="Times New Roman" w:cs="Times New Roman"/>
@@ -1431,7 +1492,7 @@
             </wp:anchor>
           </w:drawing>
         </mc:Choice>
-        <mc:Fallback xmlns:w16se="http://schemas.microsoft.com/office/word/2015/wordml/symex" xmlns:w16="http://schemas.microsoft.com/office/word/2018/wordml" xmlns:w16cid="http://schemas.microsoft.com/office/word/2016/wordml/cid" xmlns:w16cex="http://schemas.microsoft.com/office/word/2018/wordml/cex" xmlns:am3d="http://schemas.microsoft.com/office/drawing/2017/model3d" xmlns:aink="http://schemas.microsoft.com/office/drawing/2016/ink" xmlns:cx8="http://schemas.microsoft.com/office/drawing/2016/5/14/chartex" xmlns:cx7="http://schemas.microsoft.com/office/drawing/2016/5/13/chartex" xmlns:cx6="http://schemas.microsoft.com/office/drawing/2016/5/12/chartex" xmlns:cx5="http://schemas.microsoft.com/office/drawing/2016/5/11/chartex" xmlns:cx4="http://schemas.microsoft.com/office/drawing/2016/5/10/chartex" xmlns:cx3="http://schemas.microsoft.com/office/drawing/2016/5/9/chartex" xmlns:cx2="http://schemas.microsoft.com/office/drawing/2015/10/21/chartex" xmlns:cx1="http://schemas.microsoft.com/office/drawing/2015/9/8/chartex" xmlns:cx="http://schemas.microsoft.com/office/drawing/2014/chartex">
+        <mc:Fallback xmlns:cx="http://schemas.microsoft.com/office/drawing/2014/chartex" xmlns:cx1="http://schemas.microsoft.com/office/drawing/2015/9/8/chartex" xmlns:cx2="http://schemas.microsoft.com/office/drawing/2015/10/21/chartex" xmlns:cx3="http://schemas.microsoft.com/office/drawing/2016/5/9/chartex" xmlns:cx4="http://schemas.microsoft.com/office/drawing/2016/5/10/chartex" xmlns:cx5="http://schemas.microsoft.com/office/drawing/2016/5/11/chartex" xmlns:cx6="http://schemas.microsoft.com/office/drawing/2016/5/12/chartex" xmlns:cx7="http://schemas.microsoft.com/office/drawing/2016/5/13/chartex" xmlns:cx8="http://schemas.microsoft.com/office/drawing/2016/5/14/chartex" xmlns:aink="http://schemas.microsoft.com/office/drawing/2016/ink" xmlns:am3d="http://schemas.microsoft.com/office/drawing/2017/model3d" xmlns:w16cex="http://schemas.microsoft.com/office/word/2018/wordml/cex" xmlns:w16cid="http://schemas.microsoft.com/office/word/2016/wordml/cid" xmlns:w16="http://schemas.microsoft.com/office/word/2018/wordml" xmlns:w16se="http://schemas.microsoft.com/office/word/2015/wordml/symex">
           <w:pict>
             <v:shapetype w14:anchorId="26DCEBA9" id="_x0000_t202" coordsize="21600,21600" o:spt="202" path="m,l,21600r21600,l21600,xe">
               <v:stroke joinstyle="miter"/>
@@ -1492,7 +1553,7 @@
                       </w:rPr>
                       <w:t xml:space="preserve"> | </w:t>
                     </w:r>
-                    <w:hyperlink r:id="rId2" w:history="1">
+                    <w:hyperlink r:id="rId3" w:history="1">
                       <w:r>
                         <w:rPr>
                           <w:rStyle w:val="a9"/>
@@ -1881,7 +1942,7 @@
             </wp:anchor>
           </w:drawing>
         </mc:Choice>
-        <mc:Fallback xmlns:w16sdtfl="http://schemas.microsoft.com/office/word/2024/wordml/sdtformatlock" xmlns:w16sdtdh="http://schemas.microsoft.com/office/word/2020/wordml/sdtdatahash" xmlns:w16du="http://schemas.microsoft.com/office/word/2023/wordml/word16du" xmlns:oel="http://schemas.microsoft.com/office/2019/extlst" xmlns:w16se="http://schemas.microsoft.com/office/word/2015/wordml/symex" xmlns:w16="http://schemas.microsoft.com/office/word/2018/wordml" xmlns:w16cid="http://schemas.microsoft.com/office/word/2016/wordml/cid" xmlns:w16cex="http://schemas.microsoft.com/office/word/2018/wordml/cex" xmlns:am3d="http://schemas.microsoft.com/office/drawing/2017/model3d" xmlns:aink="http://schemas.microsoft.com/office/drawing/2016/ink" xmlns:cx8="http://schemas.microsoft.com/office/drawing/2016/5/14/chartex" xmlns:cx7="http://schemas.microsoft.com/office/drawing/2016/5/13/chartex" xmlns:cx6="http://schemas.microsoft.com/office/drawing/2016/5/12/chartex" xmlns:cx5="http://schemas.microsoft.com/office/drawing/2016/5/11/chartex" xmlns:cx4="http://schemas.microsoft.com/office/drawing/2016/5/10/chartex" xmlns:cx3="http://schemas.microsoft.com/office/drawing/2016/5/9/chartex" xmlns:cx2="http://schemas.microsoft.com/office/drawing/2015/10/21/chartex" xmlns:cx1="http://schemas.microsoft.com/office/drawing/2015/9/8/chartex" xmlns:cx="http://schemas.microsoft.com/office/drawing/2014/chartex">
+        <mc:Fallback xmlns:cx="http://schemas.microsoft.com/office/drawing/2014/chartex" xmlns:cx1="http://schemas.microsoft.com/office/drawing/2015/9/8/chartex" xmlns:cx2="http://schemas.microsoft.com/office/drawing/2015/10/21/chartex" xmlns:cx3="http://schemas.microsoft.com/office/drawing/2016/5/9/chartex" xmlns:cx4="http://schemas.microsoft.com/office/drawing/2016/5/10/chartex" xmlns:cx5="http://schemas.microsoft.com/office/drawing/2016/5/11/chartex" xmlns:cx6="http://schemas.microsoft.com/office/drawing/2016/5/12/chartex" xmlns:cx7="http://schemas.microsoft.com/office/drawing/2016/5/13/chartex" xmlns:cx8="http://schemas.microsoft.com/office/drawing/2016/5/14/chartex" xmlns:aink="http://schemas.microsoft.com/office/drawing/2016/ink" xmlns:am3d="http://schemas.microsoft.com/office/drawing/2017/model3d" xmlns:w16cex="http://schemas.microsoft.com/office/word/2018/wordml/cex" xmlns:w16cid="http://schemas.microsoft.com/office/word/2016/wordml/cid" xmlns:w16="http://schemas.microsoft.com/office/word/2018/wordml" xmlns:w16se="http://schemas.microsoft.com/office/word/2015/wordml/symex" xmlns:oel="http://schemas.microsoft.com/office/2019/extlst" xmlns:w16du="http://schemas.microsoft.com/office/word/2023/wordml/word16du" xmlns:w16sdtdh="http://schemas.microsoft.com/office/word/2020/wordml/sdtdatahash" xmlns:w16sdtfl="http://schemas.microsoft.com/office/word/2024/wordml/sdtformatlock">
           <w:pict>
             <v:rect w14:anchorId="5C59C3A0" id="Прямоугольник 3" o:spid="_x0000_s1026" style="position:absolute;margin-left:-83.7pt;margin-top:-2.4pt;width:604.45pt;height:75.55pt;z-index:251657215;visibility:visible;mso-wrap-style:square;mso-height-percent:0;mso-wrap-distance-left:9pt;mso-wrap-distance-top:0;mso-wrap-distance-right:9pt;mso-wrap-distance-bottom:0;mso-position-horizontal:absolute;mso-position-horizontal-relative:text;mso-position-vertical:absolute;mso-position-vertical-relative:text;mso-height-percent:0;mso-height-relative:margin;v-text-anchor:middle" o:gfxdata="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" fillcolor="#155835" stroked="f">
               <v:shadow on="t" color="black" opacity="22937f" origin=",.5" offset="0,.63889mm"/>
@@ -2055,7 +2116,7 @@
             </wp:anchor>
           </w:drawing>
         </mc:Choice>
-        <mc:Fallback xmlns:w16sdtfl="http://schemas.microsoft.com/office/word/2024/wordml/sdtformatlock" xmlns:w16sdtdh="http://schemas.microsoft.com/office/word/2020/wordml/sdtdatahash" xmlns:w16du="http://schemas.microsoft.com/office/word/2023/wordml/word16du" xmlns:oel="http://schemas.microsoft.com/office/2019/extlst" xmlns:w16se="http://schemas.microsoft.com/office/word/2015/wordml/symex" xmlns:w16="http://schemas.microsoft.com/office/word/2018/wordml" xmlns:w16cid="http://schemas.microsoft.com/office/word/2016/wordml/cid" xmlns:w16cex="http://schemas.microsoft.com/office/word/2018/wordml/cex" xmlns:am3d="http://schemas.microsoft.com/office/drawing/2017/model3d" xmlns:aink="http://schemas.microsoft.com/office/drawing/2016/ink" xmlns:cx8="http://schemas.microsoft.com/office/drawing/2016/5/14/chartex" xmlns:cx7="http://schemas.microsoft.com/office/drawing/2016/5/13/chartex" xmlns:cx6="http://schemas.microsoft.com/office/drawing/2016/5/12/chartex" xmlns:cx5="http://schemas.microsoft.com/office/drawing/2016/5/11/chartex" xmlns:cx4="http://schemas.microsoft.com/office/drawing/2016/5/10/chartex" xmlns:cx3="http://schemas.microsoft.com/office/drawing/2016/5/9/chartex" xmlns:cx2="http://schemas.microsoft.com/office/drawing/2015/10/21/chartex" xmlns:cx1="http://schemas.microsoft.com/office/drawing/2015/9/8/chartex" xmlns:cx="http://schemas.microsoft.com/office/drawing/2014/chartex">
+        <mc:Fallback xmlns:cx="http://schemas.microsoft.com/office/drawing/2014/chartex" xmlns:cx1="http://schemas.microsoft.com/office/drawing/2015/9/8/chartex" xmlns:cx2="http://schemas.microsoft.com/office/drawing/2015/10/21/chartex" xmlns:cx3="http://schemas.microsoft.com/office/drawing/2016/5/9/chartex" xmlns:cx4="http://schemas.microsoft.com/office/drawing/2016/5/10/chartex" xmlns:cx5="http://schemas.microsoft.com/office/drawing/2016/5/11/chartex" xmlns:cx6="http://schemas.microsoft.com/office/drawing/2016/5/12/chartex" xmlns:cx7="http://schemas.microsoft.com/office/drawing/2016/5/13/chartex" xmlns:cx8="http://schemas.microsoft.com/office/drawing/2016/5/14/chartex" xmlns:aink="http://schemas.microsoft.com/office/drawing/2016/ink" xmlns:am3d="http://schemas.microsoft.com/office/drawing/2017/model3d" xmlns:w16cex="http://schemas.microsoft.com/office/word/2018/wordml/cex" xmlns:w16cid="http://schemas.microsoft.com/office/word/2016/wordml/cid" xmlns:w16="http://schemas.microsoft.com/office/word/2018/wordml" xmlns:w16se="http://schemas.microsoft.com/office/word/2015/wordml/symex" xmlns:oel="http://schemas.microsoft.com/office/2019/extlst" xmlns:w16du="http://schemas.microsoft.com/office/word/2023/wordml/word16du" xmlns:w16sdtdh="http://schemas.microsoft.com/office/word/2020/wordml/sdtdatahash" xmlns:w16sdtfl="http://schemas.microsoft.com/office/word/2024/wordml/sdtformatlock">
           <w:pict>
             <v:line w14:anchorId="22E087A2" id="Прямая соединительная линия 1" o:spid="_x0000_s1026" style="position:absolute;flip:y;z-index:251659264;visibility:visible;mso-wrap-style:square;mso-width-percent:0;mso-height-percent:0;mso-wrap-distance-left:9pt;mso-wrap-distance-top:0;mso-wrap-distance-right:9pt;mso-wrap-distance-bottom:0;mso-position-horizontal:right;mso-position-horizontal-relative:page;mso-position-vertical:absolute;mso-position-vertical-relative:text;mso-width-percent:0;mso-height-percent:0;mso-width-relative:margin;mso-height-relative:margin" from="535.8pt,60.8pt" to="1122.8pt,60.8pt" o:gfxdata="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" strokecolor="#155835" strokeweight="2pt">
               <v:shadow on="t" color="black" opacity="24903f" origin=",.5" offset="0,.55556mm"/>
@@ -3748,7 +3809,7 @@
 </file>
 
 <file path=customXml/itemProps1.xml><?xml version="1.0" encoding="utf-8"?>
-<ds:datastoreItem xmlns:ds="http://schemas.openxmlformats.org/officeDocument/2006/customXml" ds:itemID="{EA2A7166-432B-4D97-8423-96CC62E141FB}">
+<ds:datastoreItem xmlns:ds="http://schemas.openxmlformats.org/officeDocument/2006/customXml" ds:itemID="{8498E4AE-E5BE-4AE1-851F-D83841204690}">
   <ds:schemaRefs>
     <ds:schemaRef ds:uri="http://schemas.openxmlformats.org/officeDocument/2006/bibliography"/>
   </ds:schemaRefs>

--- a/TAZA/_документы/Письмо в МЭПР – Проектный офис на базе ЦАКФ.docx
+++ b/TAZA/_документы/Письмо в МЭПР – Проектный офис на базе ЦАКФ.docx
@@ -202,7 +202,7 @@
           <w:sz w:val="24"/>
           <w:szCs w:val="24"/>
         </w:rPr>
-        <w:t>.</w:t>
+        <w:t xml:space="preserve"> и желаю успехов в реализации государственной экологической политики и задач, поставленных Главой государства.</w:t>
       </w:r>
     </w:p>
     <w:p>

--- a/TAZA/_документы/Письмо в МЭПР – Проектный офис на базе ЦАКФ.docx
+++ b/TAZA/_документы/Письмо в МЭПР – Проектный офис на базе ЦАКФ.docx
@@ -202,7 +202,7 @@
           <w:sz w:val="24"/>
           <w:szCs w:val="24"/>
         </w:rPr>
-        <w:t xml:space="preserve"> и желаю успехов в реализации государственной экологической политики и задач, поставленных Главой государства.</w:t>
+        <w:t xml:space="preserve"> и желаю успехов в реализации экологической политики страны.</w:t>
       </w:r>
     </w:p>
     <w:p>

--- a/TAZA/_документы/Письмо в МЭПР – Проектный офис на базе ЦАКФ.docx
+++ b/TAZA/_документы/Письмо в МЭПР – Проектный офис на базе ЦАКФ.docx
@@ -173,14 +173,7 @@
           <w:sz w:val="24"/>
           <w:szCs w:val="24"/>
         </w:rPr>
-        <w:t xml:space="preserve"> Центрально-Азиатского климатического фонда</w:t>
-      </w:r>
-      <w:r>
-        <w:rPr>
-          <w:sz w:val="24"/>
-          <w:szCs w:val="24"/>
-        </w:rPr>
-        <w:t xml:space="preserve"> </w:t>
+        <w:t xml:space="preserve"> Центрально-Азиатского климатического фонда </w:t>
       </w:r>
       <w:r>
         <w:rPr>
@@ -201,8 +194,23 @@
         <w:rPr>
           <w:sz w:val="24"/>
           <w:szCs w:val="24"/>
-        </w:rPr>
-        <w:t xml:space="preserve"> и желаю успехов в реализации экологической политики страны.</w:t>
+          <w:lang w:val="ru-RU"/>
+        </w:rPr>
+        <w:t xml:space="preserve"> и желаю успехов </w:t>
+      </w:r>
+      <w:r>
+        <w:rPr>
+          <w:sz w:val="24"/>
+          <w:szCs w:val="24"/>
+        </w:rPr>
+        <w:t>в реализации экологической политики страны</w:t>
+      </w:r>
+      <w:r>
+        <w:rPr>
+          <w:sz w:val="24"/>
+          <w:szCs w:val="24"/>
+        </w:rPr>
+        <w:t>.</w:t>
       </w:r>
     </w:p>
     <w:p>
@@ -220,14 +228,16 @@
           <w:sz w:val="24"/>
           <w:szCs w:val="24"/>
         </w:rPr>
-        <w:t xml:space="preserve">Центрально-Азиатский климатический фонд (далее – Фонд) является юридической формой Проектного офиса для Центральной Азии по изменению климата и зеленой энергетике, который был создан </w:t>
-      </w:r>
-      <w:r>
-        <w:rPr>
-          <w:sz w:val="24"/>
-          <w:szCs w:val="24"/>
-        </w:rPr>
-        <w:t>22 февраля 2024 года во исполнение инициативы Главы государства Касым-Жомарта Кемелевича Токаева, озвученной на 78-й сессии Генеральной Ассамблеи ООН.</w:t>
+        <w:t>Центрально-Азиатский климатический фонд (далее – Фонд) является юридической формой Проектного офиса для Центральной Азии по изменению климата и зеленой энергетике, который был</w:t>
+      </w:r>
+      <w:bookmarkStart w:id="0" w:name="_GoBack"/>
+      <w:bookmarkEnd w:id="0"/>
+      <w:r>
+        <w:rPr>
+          <w:sz w:val="24"/>
+          <w:szCs w:val="24"/>
+        </w:rPr>
+        <w:t xml:space="preserve"> создан 22 февраля 2024 года во исполнение инициативы Главы государства Касым-Жомарта Кемелевича Токаева, озвученной на 78-й сессии Генеральной Ассамблеи ООН.</w:t>
       </w:r>
     </w:p>
     <w:p>
@@ -245,7 +255,113 @@
           <w:sz w:val="24"/>
           <w:szCs w:val="24"/>
         </w:rPr>
-        <w:t xml:space="preserve">Фонд содействует ускорению климатических и экологических действий в регионе: поддерживает разработку политик и региональное сотрудничество, ведет аналитическую и экспертную работу по климатической политике, углеродному регулированию и зеленому финансированию, оценивает климатические и экологические риски, разрабатывает методики оценки устойчивого развития, реализует образовательные и просветительские проекты совместно с государственными органами, международными организациями, бизнесом и научным сообществом.</w:t>
+        <w:t xml:space="preserve">Фонд содействует </w:t>
+      </w:r>
+      <w:r>
+        <w:rPr>
+          <w:sz w:val="24"/>
+          <w:szCs w:val="24"/>
+          <w:lang w:val="ru-RU"/>
+        </w:rPr>
+        <w:t>реализации</w:t>
+      </w:r>
+      <w:r>
+        <w:rPr>
+          <w:sz w:val="24"/>
+          <w:szCs w:val="24"/>
+        </w:rPr>
+        <w:t xml:space="preserve"> климатических и экологических </w:t>
+      </w:r>
+      <w:r>
+        <w:rPr>
+          <w:sz w:val="24"/>
+          <w:szCs w:val="24"/>
+          <w:lang w:val="ru-RU"/>
+        </w:rPr>
+        <w:t>мероприятий,</w:t>
+      </w:r>
+      <w:r>
+        <w:rPr>
+          <w:sz w:val="24"/>
+          <w:szCs w:val="24"/>
+        </w:rPr>
+        <w:t xml:space="preserve"> поддерживает разработку политик и региональное сотрудничество, ведет аналитическую и экспертную работу по </w:t>
+      </w:r>
+      <w:r>
+        <w:rPr>
+          <w:sz w:val="24"/>
+          <w:szCs w:val="24"/>
+          <w:lang w:val="ru-RU"/>
+        </w:rPr>
+        <w:t xml:space="preserve">оценку внедрения </w:t>
+      </w:r>
+      <w:r>
+        <w:rPr>
+          <w:sz w:val="24"/>
+          <w:szCs w:val="24"/>
+          <w:lang w:val="en-US"/>
+        </w:rPr>
+        <w:t>ESG</w:t>
+      </w:r>
+      <w:r>
+        <w:rPr>
+          <w:sz w:val="24"/>
+          <w:szCs w:val="24"/>
+          <w:lang w:val="ru-RU"/>
+        </w:rPr>
+        <w:t xml:space="preserve">-принципов, </w:t>
+      </w:r>
+      <w:r>
+        <w:rPr>
+          <w:sz w:val="24"/>
+          <w:szCs w:val="24"/>
+        </w:rPr>
+        <w:t>климатически</w:t>
+      </w:r>
+      <w:r>
+        <w:rPr>
+          <w:sz w:val="24"/>
+          <w:szCs w:val="24"/>
+          <w:lang w:val="ru-RU"/>
+        </w:rPr>
+        <w:t>х</w:t>
+      </w:r>
+      <w:r>
+        <w:rPr>
+          <w:sz w:val="24"/>
+          <w:szCs w:val="24"/>
+        </w:rPr>
+        <w:t xml:space="preserve"> и экологически</w:t>
+      </w:r>
+      <w:r>
+        <w:rPr>
+          <w:sz w:val="24"/>
+          <w:szCs w:val="24"/>
+          <w:lang w:val="ru-RU"/>
+        </w:rPr>
+        <w:t>х</w:t>
+      </w:r>
+      <w:r>
+        <w:rPr>
+          <w:sz w:val="24"/>
+          <w:szCs w:val="24"/>
+        </w:rPr>
+        <w:t xml:space="preserve"> риск</w:t>
+      </w:r>
+      <w:r>
+        <w:rPr>
+          <w:sz w:val="24"/>
+          <w:szCs w:val="24"/>
+          <w:lang w:val="ru-RU"/>
+        </w:rPr>
+        <w:t>ов</w:t>
+      </w:r>
+      <w:r>
+        <w:rPr>
+          <w:sz w:val="24"/>
+          <w:szCs w:val="24"/>
+        </w:rPr>
+        <w:t>, устойчивого развития, реализует образовательные и просветительские проекты совместно с государственными органами, международными организациями, бизнесом и научным сообществом.</w:t>
       </w:r>
     </w:p>
     <w:p>
@@ -263,7 +379,67 @@
           <w:sz w:val="24"/>
           <w:szCs w:val="24"/>
         </w:rPr>
-        <w:t xml:space="preserve">Опыт этой работы показывает: климатические и экологические решения – от сокращения выбросов до обращения с отходами – дают результат только тогда, когда их поддерживает общество и они становятся частью повседневного поведения людей. Именно эту задачу на национальном уровне решает общенациональная инициатива Главы государства «Таза Қазақстан», поэтому ее развитие органично продолжает миссию Фонда.</w:t>
+        <w:t>Опыт этой работы показывает: экологические решения – от сокращения выбросов до обращения с отходами – дают результат только тогда, когда их поддерживает общество и они становятся частью повседневного поведения людей</w:t>
+      </w:r>
+      <w:r>
+        <w:rPr>
+          <w:sz w:val="24"/>
+          <w:szCs w:val="24"/>
+          <w:lang w:val="ru-RU"/>
+        </w:rPr>
+        <w:t xml:space="preserve"> и бизнеса</w:t>
+      </w:r>
+      <w:r>
+        <w:rPr>
+          <w:sz w:val="24"/>
+          <w:szCs w:val="24"/>
+        </w:rPr>
+        <w:t xml:space="preserve">. Именно эту задачу на национальном уровне решает общенациональная инициатива Главы государства «Таза Қазақстан», поэтому ее развитие </w:t>
+      </w:r>
+      <w:r>
+        <w:rPr>
+          <w:sz w:val="24"/>
+          <w:szCs w:val="24"/>
+          <w:lang w:val="ru-RU"/>
+        </w:rPr>
+        <w:t>являеется</w:t>
+      </w:r>
+      <w:r>
+        <w:rPr>
+          <w:sz w:val="24"/>
+          <w:szCs w:val="24"/>
+        </w:rPr>
+        <w:t xml:space="preserve"> </w:t>
+      </w:r>
+      <w:r>
+        <w:rPr>
+          <w:sz w:val="24"/>
+          <w:szCs w:val="24"/>
+          <w:lang w:val="ru-RU"/>
+        </w:rPr>
+        <w:t xml:space="preserve">приоритетной </w:t>
+      </w:r>
+      <w:r>
+        <w:rPr>
+          <w:sz w:val="24"/>
+          <w:szCs w:val="24"/>
+        </w:rPr>
+        <w:t>мисси</w:t>
+      </w:r>
+      <w:r>
+        <w:rPr>
+          <w:sz w:val="24"/>
+          <w:szCs w:val="24"/>
+          <w:lang w:val="ru-RU"/>
+        </w:rPr>
+        <w:t>ей</w:t>
+      </w:r>
+      <w:r>
+        <w:rPr>
+          <w:sz w:val="24"/>
+          <w:szCs w:val="24"/>
+        </w:rPr>
+        <w:t xml:space="preserve"> Фонда.</w:t>
       </w:r>
     </w:p>
     <w:p>
@@ -281,28 +457,7 @@
           <w:sz w:val="24"/>
           <w:szCs w:val="24"/>
         </w:rPr>
-        <w:t xml:space="preserve">За период реализации Концепции развития экологической культуры «Таза Қазақстан» на 2024–2029 годы инициатива дала заметные результаты: собрано около 3 млн тонн отходов, очищено порядка 3 млн гектаров территорий, высажено около 5,8 млн деревьев, ежегодно в экологических мероприятиях участвуют свыше 6 млн человек</w:t>
-      </w:r>
-      <w:r>
-        <w:rPr>
-          <w:sz w:val="24"/>
-          <w:szCs w:val="24"/>
-        </w:rPr>
-        <w:t xml:space="preserve"/>
-      </w:r>
-      <w:r>
-        <w:rPr>
-          <w:sz w:val="24"/>
-          <w:szCs w:val="24"/>
-        </w:rPr>
-        <w:t xml:space="preserve">. Вместе с тем Глава государства поставил задачу вывести инициативу на качественно новый уровень: «Считаю необходимым разработать национальный стандарт чистоты. Это требование времени» (19 сентября 2026 года) и «Важно наполнить инициативу «Таза Қазақстан» </w:t>
-      </w:r>
-      <w:r>
-        <w:rPr>
-          <w:sz w:val="24"/>
-          <w:szCs w:val="24"/>
-        </w:rPr>
-        <w:t>качественно новым содержанием, свежими идеями и креативными проектами» (Первая сессия Қазақстан Халық Кеңесі, 24 сентября 2026 года).</w:t>
+        <w:t>За период реализации Концепции развития экологической культуры «Таза Қазақстан» на 2024–2029 годы инициатива дала заметные результаты: собрано около 3 млн тонн отходов, очищено порядка 3 млн гектаров территорий, высажено около 5,8 млн деревьев, ежегодно в экологических мероприятиях участвуют свыше 6 млн человек. Вместе с тем Глава государства поставил задачу вывести инициативу на качественно новый уровень: «Считаю необходимым разработать национальный стандарт чистоты. Это требование времени» (19 сентября 2026 года) и «Важно наполнить инициативу «Таза Қазақстан» качественно новым содержанием, свежими идеями и креативными проектами» (Первая сессия Қазақстан Халық Кеңесі, 24 сентября 2026 года).</w:t>
       </w:r>
     </w:p>
     <w:p>
@@ -320,14 +475,7 @@
           <w:sz w:val="24"/>
           <w:szCs w:val="24"/>
         </w:rPr>
-        <w:t>«Таза Қазақстан» должен стать фундаментальной основой национальной идеологии, а идея чистоты, порядка и экологической отве</w:t>
-      </w:r>
-      <w:r>
-        <w:rPr>
-          <w:sz w:val="24"/>
-          <w:szCs w:val="24"/>
-        </w:rPr>
-        <w:t>тственности – неотъемлемой частью национального характера. Бережное отношение к природе закреплено Конституцией как обязанность каждого гражданина, а чистота начинается с сознания и повседневных привычек человека: «Таза орта – Таза әдет – Таза сана».</w:t>
+        <w:t>«Таза Қазақстан» должен стать фундаментальной основой национальной идеологии, а идея чистоты, порядка и экологической ответственности – неотъемлемой частью национального характера. Бережное отношение к природе закреплено Конституцией как обязанность каждого гражданина, а чистота начинается с сознания и повседневных привычек человека: «Таза орта – Таза әдет – Таза сана».</w:t>
       </w:r>
     </w:p>
     <w:p>
@@ -345,28 +493,8 @@
           <w:sz w:val="24"/>
           <w:szCs w:val="24"/>
         </w:rPr>
-        <w:t>Решен</w:t>
-      </w:r>
-      <w:r>
-        <w:rPr>
-          <w:sz w:val="24"/>
-          <w:szCs w:val="24"/>
-        </w:rPr>
-        <w:t>ие этой задачи требует перехода от отдельных кампаний к системной общенациональной модели на основе трех взаимосвязанных принципов: институционализация – постоянно действующий Проектный офис как единый оперативный и методический центр; расширение направлен</w:t>
-      </w:r>
-      <w:r>
-        <w:rPr>
-          <w:sz w:val="24"/>
-          <w:szCs w:val="24"/>
-        </w:rPr>
-        <w:t>ий и проектов, ориентированных на постоянное гражданское участие и формирование экологических привычек у каждого гражданина; регулярная система оценки (KPI) и Национальный стандарт чистоты. Ключевой принцип – результат вместо мероприятий: оцениваться должн</w:t>
-      </w:r>
-      <w:r>
-        <w:rPr>
-          <w:sz w:val="24"/>
-          <w:szCs w:val="24"/>
-        </w:rPr>
-        <w:t>ы изменения в состоянии среды и в поведении людей, а не количество проведенных акций.</w:t>
+        <w:lastRenderedPageBreak/>
+        <w:t>Решение этой задачи требует перехода от отдельных кампаний к системной общенациональной модели на основе трех взаимосвязанных принципов: институционализация – постоянно действующий Проектный офис как единый оперативный и методический центр; расширение направлений и проектов, ориентированных на постоянное гражданское участие и формирование экологических привычек у каждого гражданина; регулярная система оценки (KPI) и Национальный стандарт чистоты. Ключевой принцип – результат вместо мероприятий: оцениваться должны изменения в состоянии среды и в поведении людей, а не количество проведенных акций.</w:t>
       </w:r>
     </w:p>
     <w:p>
@@ -384,29 +512,7 @@
           <w:sz w:val="24"/>
           <w:szCs w:val="24"/>
         </w:rPr>
-        <w:t>В этой связи Фонд готов сформировать под своим крылом Проектный офис «Таза Қазақстан» (далее – Проектный офис), который вместе с Фондом будет выполнять задачи инициативы.</w:t>
-      </w:r>
-      <w:r>
-        <w:rPr>
-          <w:sz w:val="24"/>
-          <w:szCs w:val="24"/>
-        </w:rPr>
-        <w:t xml:space="preserve"> Размещение Проектного офиса на базе Фонда не требует создания новой государственной структуры и позволяет сразу </w:t>
-      </w:r>
-      <w:r>
-        <w:rPr>
-          <w:sz w:val="24"/>
-          <w:szCs w:val="24"/>
-        </w:rPr>
-        <w:lastRenderedPageBreak/>
-        <w:t>использовать имеющуюся организационную инфраструктуру Фонда, опыт реализации проектов, взаимодействия с государственными органами и международн</w:t>
-      </w:r>
-      <w:r>
-        <w:rPr>
-          <w:sz w:val="24"/>
-          <w:szCs w:val="24"/>
-        </w:rPr>
-        <w:t>ыми партнерами (ЮНИСЕФ, ЮНКТАД), а также опыт проведения Регионального экологического саммита, собравшего более 11 тысяч участников.</w:t>
+        <w:t>В этой связи Фонд готов сформировать под своим крылом Проектный офис «Таза Қазақстан» (далее – Проектный офис), который вместе с Фондом будет выполнять задачи инициативы. Размещение Проектного офиса на базе Фонда не требует создания новой государственной структуры и позволяет сразу использовать имеющуюся организационную инфраструктуру Фонда, опыт реализации проектов, взаимодействия с государственными органами и международными партнерами (ЮНИСЕФ, ЮНКТАД), а также опыт проведения Регионального экологического саммита, собравшего более 11 тысяч участников.</w:t>
       </w:r>
     </w:p>
     <w:p>
@@ -460,14 +566,7 @@
           <w:sz w:val="24"/>
           <w:szCs w:val="24"/>
         </w:rPr>
-        <w:t>– Проектный офис – реализация задач инициативы по четырем направлениям: социология, большие данные и аналитика; прое</w:t>
-      </w:r>
-      <w:r>
-        <w:rPr>
-          <w:sz w:val="24"/>
-          <w:szCs w:val="24"/>
-        </w:rPr>
-        <w:t>ктное управление и региональная координация с акиматами 20 регионов и центральными государственными органами; цифровизация и цифровые решения; коммуникация и креатив;</w:t>
+        <w:t>– Проектный офис – реализация задач инициативы по четырем направлениям: социология, большие данные и аналитика; проектное управление и региональная координация с акиматами 20 регионов и центральными государственными органами; цифровизация и цифровые решения; коммуникация и креатив;</w:t>
       </w:r>
     </w:p>
     <w:p>
@@ -485,14 +584,7 @@
           <w:sz w:val="24"/>
           <w:szCs w:val="24"/>
         </w:rPr>
-        <w:t>– Фонд – организационная, правовая и финансовая платформа, методология и проверка данных,</w:t>
-      </w:r>
-      <w:r>
-        <w:rPr>
-          <w:sz w:val="24"/>
-          <w:szCs w:val="24"/>
-        </w:rPr>
-        <w:t xml:space="preserve"> экологическая аналитика, международные методики и партнерства, привлечение внебюджетных средств.</w:t>
+        <w:t>– Фонд – организационная, правовая и финансовая платформа, методология и проверка данных, экологическая аналитика, международные методики и партнерства, привлечение внебюджетных средств.</w:t>
       </w:r>
     </w:p>
     <w:p>
@@ -528,21 +620,7 @@
           <w:sz w:val="24"/>
           <w:szCs w:val="24"/>
         </w:rPr>
-        <w:t>1) «Таза ел» – Национальный стан</w:t>
-      </w:r>
-      <w:r>
-        <w:rPr>
-          <w:sz w:val="24"/>
-          <w:szCs w:val="24"/>
-        </w:rPr>
-        <w:t>дарт чистоты: единые требования к чистоте территорий и классификация общественных пространств, оценка территорий по шкале 0–100 (чистота, содержание, озеленение, инфраструктура, культура поведения), «Тазалық индексі», интеллектуальный мониторинг с применен</w:t>
-      </w:r>
-      <w:r>
-        <w:rPr>
-          <w:sz w:val="24"/>
-          <w:szCs w:val="24"/>
-        </w:rPr>
-        <w:t>ием AI и GIS, знак «Тазалық белгісі» для бизнеса и организаций, «счетчик чистоты» в парках и скверах;</w:t>
+        <w:t>1) «Таза ел» – Национальный стандарт чистоты: единые требования к чистоте территорий и классификация общественных пространств, оценка территорий по шкале 0–100 (чистота, содержание, озеленение, инфраструктура, культура поведения), «Тазалық индексі», интеллектуальный мониторинг с применением AI и GIS, знак «Тазалық белгісі» для бизнеса и организаций, «счетчик чистоты» в парках и скверах;</w:t>
       </w:r>
     </w:p>
     <w:p>
@@ -560,14 +638,7 @@
           <w:sz w:val="24"/>
           <w:szCs w:val="24"/>
         </w:rPr>
-        <w:t>2) «Жаңа мәдениет» – исследование установок и барьеров, поведенческий проект «Ортақ мекен» по совместному благоустройству общественных пространств жителям</w:t>
-      </w:r>
-      <w:r>
-        <w:rPr>
-          <w:sz w:val="24"/>
-          <w:szCs w:val="24"/>
-        </w:rPr>
-        <w:t>и и семьями, «Қалдықсыз Қазақстан» – культура повторного использования и upcycling-проекты с дизайнерами и креаторами, «Таза алаң» – культура чистоты на спортивных, культурных и фестивальных мероприятиях;</w:t>
+        <w:t>2) «Жаңа мәдениет» – исследование установок и барьеров, поведенческий проект «Ортақ мекен» по совместному благоустройству общественных пространств жителями и семьями, «Қалдықсыз Қазақстан» – культура повторного использования и upcycling-проекты с дизайнерами и креаторами, «Таза алаң» – культура чистоты на спортивных, культурных и фестивальных мероприятиях;</w:t>
       </w:r>
     </w:p>
     <w:p>
@@ -585,21 +656,7 @@
           <w:sz w:val="24"/>
           <w:szCs w:val="24"/>
         </w:rPr>
-        <w:t>3) «Таза сана» – стандарты бережного отношения к ок</w:t>
-      </w:r>
-      <w:r>
-        <w:rPr>
-          <w:sz w:val="24"/>
-          <w:szCs w:val="24"/>
-        </w:rPr>
-        <w:t>ружающей среде в школах «Taza Mektep» (1–11 классы), площадка обмена идеями «Taza Talqy» во всех 20 регионах, симуляционная игра «Taza Oi» для школьников и студентов, молодежный лагерь, YouTube-проект «Құндылық елшісі» о людях, которые своим трудом сохраня</w:t>
-      </w:r>
-      <w:r>
-        <w:rPr>
-          <w:sz w:val="24"/>
-          <w:szCs w:val="24"/>
-        </w:rPr>
-        <w:t>ют природу;</w:t>
+        <w:t>3) «Таза сана» – стандарты бережного отношения к окружающей среде в школах «Taza Mektep» (1–11 классы), площадка обмена идеями «Taza Talqy» во всех 20 регионах, симуляционная игра «Taza Oi» для школьников и студентов, молодежный лагерь, YouTube-проект «Құндылық елшісі» о людях, которые своим трудом сохраняют природу;</w:t>
       </w:r>
     </w:p>
     <w:p>
@@ -617,6 +674,7 @@
           <w:sz w:val="24"/>
           <w:szCs w:val="24"/>
         </w:rPr>
+        <w:lastRenderedPageBreak/>
         <w:t>4) цифровая платформа TAZA.KZ – единый реестр экологических инициатив и проблем, афиша мероприятий, мониторинг результатов, участие граждан и бизнеса, интеграция с TazaQazBot и государственными информационными системами;</w:t>
       </w:r>
     </w:p>
@@ -635,14 +693,7 @@
           <w:sz w:val="24"/>
           <w:szCs w:val="24"/>
         </w:rPr>
-        <w:t>5) единая коммуникацион</w:t>
-      </w:r>
-      <w:r>
-        <w:rPr>
-          <w:sz w:val="24"/>
-          <w:szCs w:val="24"/>
-        </w:rPr>
-        <w:t>ная среда – узнаваемый образ Tazabek, челлендж «Менің таза әдетім» с блогерами и амбассадорами, документальные фильмы о восстановлении Арала, создании Зеленого пояса Астаны и сохранении природных территорий, музыкальные проекты.</w:t>
+        <w:t>5) единая коммуникационная среда – узнаваемый образ Tazabek, челлендж «Менің таза әдетім» с блогерами и амбассадорами, документальные фильмы о восстановлении Арала, создании Зеленого пояса Астаны и сохранении природных территорий, музыкальные проекты.</w:t>
       </w:r>
     </w:p>
     <w:p>
@@ -660,22 +711,16 @@
           <w:sz w:val="24"/>
           <w:szCs w:val="24"/>
         </w:rPr>
-        <w:t>Для запуска Проектного офис</w:t>
-      </w:r>
-      <w:r>
-        <w:rPr>
-          <w:sz w:val="24"/>
-          <w:szCs w:val="24"/>
-        </w:rPr>
-        <w:t xml:space="preserve">а в октябре–декабре 2026 года необходимо </w:t>
-      </w:r>
-      <w:r>
-        <w:rPr>
+        <w:t xml:space="preserve">Для запуска Проектного офиса в октябре–декабре 2026 года необходимо </w:t>
+      </w:r>
+      <w:r>
+        <w:rPr>
+          <w:b/>
           <w:sz w:val="24"/>
           <w:szCs w:val="24"/>
           <w:highlight w:val="yellow"/>
         </w:rPr>
-        <w:t>320 745</w:t>
+        <w:t>319 770</w:t>
       </w:r>
       <w:r>
         <w:rPr>
@@ -688,8 +733,10 @@
     <w:p>
       <w:pPr>
         <w:spacing w:after="40" w:line="240" w:lineRule="auto"/>
+        <w:ind w:left="567"/>
         <w:jc w:val="both"/>
         <w:rPr>
+          <w:i/>
           <w:sz w:val="24"/>
           <w:szCs w:val="24"/>
         </w:rPr>
@@ -698,10 +745,11 @@
         <w:rPr>
           <w:b/>
           <w:bCs/>
-          <w:sz w:val="24"/>
-          <w:szCs w:val="24"/>
-        </w:rPr>
-        <w:t>А. Организационное обеспечение – 177 745 тыс. тенге:</w:t>
+          <w:i/>
+          <w:sz w:val="24"/>
+          <w:szCs w:val="24"/>
+        </w:rPr>
+        <w:t>А. Организационное обеспечение – 176 770 тыс. тенге:</w:t>
       </w:r>
     </w:p>
     <w:p>
@@ -719,7 +767,22 @@
           <w:sz w:val="24"/>
           <w:szCs w:val="24"/>
         </w:rPr>
-        <w:t>– «Команда» – 18 сотрудников Фонда и Проектного офиса с 21 октября 2026 года и привлеченные специалисты;</w:t>
+        <w:t xml:space="preserve">– «Команда» – 18 сотрудников Фонда и Проектного офиса с </w:t>
+      </w:r>
+      <w:r>
+        <w:rPr>
+          <w:sz w:val="24"/>
+          <w:szCs w:val="24"/>
+          <w:lang w:val="ru-RU"/>
+        </w:rPr>
+        <w:t>середины</w:t>
+      </w:r>
+      <w:r>
+        <w:rPr>
+          <w:sz w:val="24"/>
+          <w:szCs w:val="24"/>
+        </w:rPr>
+        <w:t xml:space="preserve"> октября 2026 года и привлеченные специалисты;</w:t>
       </w:r>
     </w:p>
     <w:p>
@@ -737,15 +800,7 @@
           <w:sz w:val="24"/>
           <w:szCs w:val="24"/>
         </w:rPr>
-        <w:lastRenderedPageBreak/>
-        <w:t>– «Рабочая среда» – офис</w:t>
-      </w:r>
-      <w:r>
-        <w:rPr>
-          <w:sz w:val="24"/>
-          <w:szCs w:val="24"/>
-        </w:rPr>
-        <w:t>, оснащение рабочих мест, цифровые инструменты;</w:t>
+        <w:t>– «Рабочая среда» – офис, оснащение рабочих мест, цифровые инструменты;</w:t>
       </w:r>
     </w:p>
     <w:p>
@@ -769,39 +824,25 @@
     <w:p>
       <w:pPr>
         <w:spacing w:after="40" w:line="240" w:lineRule="auto"/>
+        <w:ind w:left="567"/>
         <w:jc w:val="both"/>
-        <w:rPr>
-          <w:sz w:val="24"/>
-          <w:szCs w:val="24"/>
-        </w:rPr>
-      </w:pPr>
-      <w:r>
         <w:rPr>
           <w:b/>
           <w:bCs/>
-          <w:sz w:val="24"/>
-          <w:szCs w:val="24"/>
-        </w:rPr>
-        <w:t xml:space="preserve">Б. Первоочередные проекты в рамках инициативы – 143 000 тыс. тенге </w:t>
-      </w:r>
+          <w:i/>
+          <w:sz w:val="24"/>
+          <w:szCs w:val="24"/>
+        </w:rPr>
+      </w:pPr>
       <w:r>
         <w:rPr>
           <w:b/>
           <w:bCs/>
-          <w:sz w:val="24"/>
-          <w:szCs w:val="24"/>
-          <w:highlight w:val="yellow"/>
-        </w:rPr>
-        <w:t>предварительная оценка</w:t>
-      </w:r>
-      <w:r>
-        <w:rPr>
-          <w:b/>
-          <w:bCs/>
-          <w:sz w:val="24"/>
-          <w:szCs w:val="24"/>
-        </w:rPr>
-        <w:t>:</w:t>
+          <w:i/>
+          <w:sz w:val="24"/>
+          <w:szCs w:val="24"/>
+        </w:rPr>
+        <w:t>Б. Первоочередные проекты в рамках инициативы – 143 000 тыс. тенге предварительная оценка:</w:t>
       </w:r>
     </w:p>
     <w:p>
@@ -819,14 +860,7 @@
           <w:sz w:val="24"/>
           <w:szCs w:val="24"/>
         </w:rPr>
-        <w:t>– «Цифровая платформа» – запуск TAZ</w:t>
-      </w:r>
-      <w:r>
-        <w:rPr>
-          <w:sz w:val="24"/>
-          <w:szCs w:val="24"/>
-        </w:rPr>
-        <w:t>A.KZ;</w:t>
+        <w:t>– «Цифровая платформа» – запуск TAZA.KZ;</w:t>
       </w:r>
     </w:p>
     <w:p>
@@ -862,14 +896,7 @@
           <w:sz w:val="24"/>
           <w:szCs w:val="24"/>
         </w:rPr>
-        <w:t xml:space="preserve">– «Таза сана в действии» – проекты с молодежью и волонтерами, площадка «Taza Talqy» в </w:t>
-      </w:r>
-      <w:r>
-        <w:rPr>
-          <w:sz w:val="24"/>
-          <w:szCs w:val="24"/>
-        </w:rPr>
-        <w:t>регионах, симуляционная игра «Taza Oi».</w:t>
+        <w:t>– «Таза сана в действии» – проекты с молодежью и волонтерами, площадка «Taza Talqy» в регионах, симуляционная игра «Taza Oi».</w:t>
       </w:r>
     </w:p>
     <w:p>
@@ -887,14 +914,7 @@
           <w:sz w:val="24"/>
           <w:szCs w:val="24"/>
         </w:rPr>
-        <w:t>Презентация проекта прилагается. Начиная с 2027 года деятельность Проектного офиса будет расширяться и планируется продолжать обеспечивать работу преимущественно за счет спонсорских и иных внебюджетных средств, привлекаемых Фондом, в том числе международны</w:t>
-      </w:r>
-      <w:r>
-        <w:rPr>
-          <w:sz w:val="24"/>
-          <w:szCs w:val="24"/>
-        </w:rPr>
-        <w:t>х грантов.</w:t>
+        <w:t>Презентация проекта прилагается. Начиная с 2027 года деятельность Проектного офиса будет расширяться и планируется продолжать обеспечивать работу преимущественно за счет спонсорских и иных внебюджетных средств, привлекаемых Фондом, в том числе международных грантов.</w:t>
       </w:r>
     </w:p>
     <w:p>
@@ -912,14 +932,28 @@
           <w:sz w:val="24"/>
           <w:szCs w:val="24"/>
         </w:rPr>
-        <w:t>Дополнительно отмечаем, что в соответствии с пунктом 24 Декларации глав государств Центральной Азии «Экологическая солидарность Центральной Азии», принятой на Региональном экологическом саммите (Астана, 22–24 апреля 2026 года), президенты вырази</w:t>
-      </w:r>
-      <w:r>
-        <w:rPr>
-          <w:sz w:val="24"/>
-          <w:szCs w:val="24"/>
-        </w:rPr>
-        <w:t>ли готовность к сотрудничеству в рамках Проектного офиса по Центральной Азии по изменению климата и зеленой энергетике. Это позволит представить опыт «Таза Қазақстан» как казахстанскую модель для всего региона.</w:t>
+        <w:t>Дополнительно отмечаем, что в соответствии с пунктом 24 Декларации глав государств Центральной Азии «Экологическая солидарность Центральной Азии», принятой на Региональном экологическом саммите (Астана, 22–24 апреля 2026 года), президенты выразили готовность к сотрудничеству в рамках Проектного офиса по Центральной Азии по изменению климата и зеленой энергетике. Это позволит представить опыт «Таза Қазақстан» как казахстанскую модель для всего региона</w:t>
+      </w:r>
+      <w:r>
+        <w:rPr>
+          <w:sz w:val="24"/>
+          <w:szCs w:val="24"/>
+        </w:rPr>
+        <w:t xml:space="preserve"> </w:t>
+      </w:r>
+      <w:r>
+        <w:rPr>
+          <w:sz w:val="24"/>
+          <w:szCs w:val="24"/>
+        </w:rPr>
+        <w:t>Центральной Азии</w:t>
+      </w:r>
+      <w:r>
+        <w:rPr>
+          <w:sz w:val="24"/>
+          <w:szCs w:val="24"/>
+        </w:rPr>
+        <w:t>.</w:t>
       </w:r>
     </w:p>
     <w:p>
@@ -937,17 +971,8 @@
           <w:sz w:val="24"/>
           <w:szCs w:val="24"/>
         </w:rPr>
-        <w:t>С учетом изложенного просим поддержать размещение Проектного офиса «Таза Қазақстан» на базе Центрально-Азиатского климатического фонда и рассмотреть возможность финансирования его запуска в октябре–декабре 2026 года в указанном объеме</w:t>
-      </w:r>
-      <w:r>
-        <w:rPr>
-          <w:sz w:val="24"/>
-          <w:szCs w:val="24"/>
-        </w:rPr>
-        <w:t>.</w:t>
-      </w:r>
-      <w:bookmarkStart w:id="0" w:name="_GoBack"/>
-      <w:bookmarkEnd w:id="0"/>
+        <w:t>С учетом изложенного просим поддержать размещение Проектного офиса «Таза Қазақстан» на базе Центрально-Азиатского климатического фонда и рассмотреть возможность финансирования его запуска в октябре–декабре 2026 года в указанном объеме.</w:t>
+      </w:r>
     </w:p>
     <w:p>
       <w:pPr>
@@ -1021,8 +1046,8 @@
       <w:pPr>
         <w:spacing w:line="240" w:lineRule="auto"/>
         <w:rPr>
-          <w:sz w:val="24"/>
-          <w:szCs w:val="24"/>
+          <w:sz w:val="6"/>
+          <w:szCs w:val="6"/>
         </w:rPr>
       </w:pPr>
     </w:p>
@@ -3809,7 +3834,7 @@
 </file>
 
 <file path=customXml/itemProps1.xml><?xml version="1.0" encoding="utf-8"?>
-<ds:datastoreItem xmlns:ds="http://schemas.openxmlformats.org/officeDocument/2006/customXml" ds:itemID="{8498E4AE-E5BE-4AE1-851F-D83841204690}">
+<ds:datastoreItem xmlns:ds="http://schemas.openxmlformats.org/officeDocument/2006/customXml" ds:itemID="{6F50E613-C65E-406C-9CBB-BDBD2D254189}">
   <ds:schemaRefs>
     <ds:schemaRef ds:uri="http://schemas.openxmlformats.org/officeDocument/2006/bibliography"/>
   </ds:schemaRefs>
